--- a/Database Project Report .docx
+++ b/Database Project Report .docx
@@ -64,7 +64,7 @@
     <w:p>
       <w:r>
         <w:pict w14:anchorId="1860A37E">
-          <v:rect id="_x0000_i1025" style="width:0;height:1.5pt" o:hralign="center" o:hrstd="t" o:hr="t"/>
+          <v:rect id="_x0000_i1036" style="width:0;height:1.5pt" o:hralign="center" o:hrstd="t" o:hr="t"/>
         </w:pict>
       </w:r>
     </w:p>
@@ -128,10 +128,7 @@
         </w:numPr>
       </w:pPr>
       <w:r>
-        <w:t>[</w:t>
-      </w:r>
-      <w:r>
-        <w:t>Huynh</w:t>
+        <w:t>[Huynh</w:t>
       </w:r>
       <w:r>
         <w:rPr>
@@ -167,10 +164,7 @@
         </w:numPr>
       </w:pPr>
       <w:r>
-        <w:t>[</w:t>
-      </w:r>
-      <w:r>
-        <w:t>Pham</w:t>
+        <w:t>[Pham</w:t>
       </w:r>
       <w:r>
         <w:rPr>
@@ -212,14 +206,7 @@
         <w:rPr>
           <w:lang w:val="vi-VN"/>
         </w:rPr>
-        <w:t xml:space="preserve"> Quang </w:t>
-      </w:r>
-      <w:proofErr w:type="gramStart"/>
-      <w:r>
-        <w:rPr>
-          <w:lang w:val="vi-VN"/>
-        </w:rPr>
-        <w:t>Huy</w:t>
+        <w:t xml:space="preserve"> Quang Huy</w:t>
       </w:r>
       <w:r>
         <w:t xml:space="preserve"> </w:t>
@@ -231,11 +218,7 @@
         <w:t xml:space="preserve"> </w:t>
       </w:r>
       <w:r>
-        <w:t>(</w:t>
-      </w:r>
-      <w:proofErr w:type="gramEnd"/>
-      <w:r>
-        <w:t>email</w:t>
+        <w:t>(email</w:t>
       </w:r>
       <w:r>
         <w:rPr>
@@ -269,13 +252,7 @@
         <w:t xml:space="preserve"> Freelance Marketplace Ecosystem (Mini-Upwork)</w:t>
       </w:r>
     </w:p>
-    <w:p>
-      <w:r>
-        <w:pict w14:anchorId="4E6CE8DF">
-          <v:rect id="_x0000_i1026" style="width:0;height:1.5pt" o:hralign="center" o:hrstd="t" o:hr="t"/>
-        </w:pict>
-      </w:r>
-    </w:p>
+    <w:p/>
     <w:p>
       <w:pPr>
         <w:pStyle w:val="Heading1"/>
@@ -444,6 +421,7 @@
         </w:numPr>
       </w:pPr>
       <w:r>
+        <w:lastRenderedPageBreak/>
         <w:t>Support for common business operations.</w:t>
       </w:r>
     </w:p>
@@ -465,13 +443,7 @@
         <w:t xml:space="preserve"> rather than developing a complete web or mobile application.</w:t>
       </w:r>
     </w:p>
-    <w:p>
-      <w:r>
-        <w:pict w14:anchorId="432E9385">
-          <v:rect id="_x0000_i1027" style="width:0;height:1.5pt" o:hralign="center" o:hrstd="t" o:hr="t"/>
-        </w:pict>
-      </w:r>
-    </w:p>
+    <w:p/>
     <w:p>
       <w:pPr>
         <w:pStyle w:val="Heading2"/>
@@ -479,7 +451,6 @@
       <w:bookmarkStart w:id="4" w:name="functional-requirements"/>
       <w:bookmarkEnd w:id="3"/>
       <w:r>
-        <w:lastRenderedPageBreak/>
         <w:t>1.2 Functional Requirements</w:t>
       </w:r>
     </w:p>
@@ -763,6 +734,7 @@
         </w:numPr>
       </w:pPr>
       <w:r>
+        <w:lastRenderedPageBreak/>
         <w:t>Publish or close a project.</w:t>
       </w:r>
     </w:p>
@@ -817,7 +789,6 @@
       <w:bookmarkStart w:id="9" w:name="proposal-management"/>
       <w:bookmarkEnd w:id="8"/>
       <w:r>
-        <w:lastRenderedPageBreak/>
         <w:t>Proposal Management</w:t>
       </w:r>
     </w:p>
@@ -1083,13 +1054,7 @@
         <w:t>Each review contains a rating and optional comment.</w:t>
       </w:r>
     </w:p>
-    <w:p>
-      <w:r>
-        <w:pict w14:anchorId="6CDE2D5B">
-          <v:rect id="_x0000_i1028" style="width:0;height:1.5pt" o:hralign="center" o:hrstd="t" o:hr="t"/>
-        </w:pict>
-      </w:r>
-    </w:p>
+    <w:p/>
     <w:p>
       <w:pPr>
         <w:pStyle w:val="Heading2"/>
@@ -1098,6 +1063,7 @@
       <w:bookmarkEnd w:id="4"/>
       <w:bookmarkEnd w:id="12"/>
       <w:r>
+        <w:lastRenderedPageBreak/>
         <w:t>1.3 Non-Functional Requirements and Constraints</w:t>
       </w:r>
     </w:p>
@@ -1139,7 +1105,6 @@
         </w:numPr>
       </w:pPr>
       <w:r>
-        <w:lastRenderedPageBreak/>
         <w:t>Passwords should be stored as secure password hashes.</w:t>
       </w:r>
     </w:p>
@@ -1310,13 +1275,7 @@
         <w:t>The database structure should be clear, normalized, and easy to maintain. SQL code should follow a consistent style guide.</w:t>
       </w:r>
     </w:p>
-    <w:p>
-      <w:r>
-        <w:pict w14:anchorId="227EE64F">
-          <v:rect id="_x0000_i1029" style="width:0;height:1.5pt" o:hralign="center" o:hrstd="t" o:hr="t"/>
-        </w:pict>
-      </w:r>
-    </w:p>
+    <w:p/>
     <w:bookmarkEnd w:id="2"/>
     <w:bookmarkEnd w:id="13"/>
     <w:bookmarkEnd w:id="17"/>
@@ -2172,6 +2131,7 @@
   <w:style w:type="character" w:default="1" w:styleId="DefaultParagraphFont">
     <w:name w:val="Default Paragraph Font"/>
     <w:uiPriority w:val="1"/>
+    <w:semiHidden/>
     <w:unhideWhenUsed/>
   </w:style>
   <w:style w:type="table" w:default="1" w:styleId="TableNormal">

--- a/Database Project Report .docx
+++ b/Database Project Report .docx
@@ -49,21 +49,12 @@
         <w:t>Due Date:</w:t>
       </w:r>
       <w:r>
-        <w:t xml:space="preserve"> [Insert Date – Week</w:t>
-      </w:r>
-      <w:r>
-        <w:rPr>
-          <w:lang w:val="vi-VN"/>
-        </w:rPr>
-        <w:t xml:space="preserve"> 3</w:t>
-      </w:r>
-      <w:r>
-        <w:t>]</w:t>
-      </w:r>
-    </w:p>
-    <w:p>
-      <w:r>
-        <w:pict w14:anchorId="1860A37E">
+        <w:t xml:space="preserve"> [Insert Date – Week …]</w:t>
+      </w:r>
+    </w:p>
+    <w:p>
+      <w:r>
+        <w:pict w14:anchorId="41C99AD2">
           <v:rect id="_x0000_i1025" style="width:0;height:1.5pt" o:hralign="center" o:hrstd="t" o:hr="t"/>
         </w:pict>
       </w:r>
@@ -94,13 +85,7 @@
         <w:t>Team Name:</w:t>
       </w:r>
       <w:r>
-        <w:t xml:space="preserve"> [</w:t>
-      </w:r>
-      <w:r>
-        <w:t>G3</w:t>
-      </w:r>
-      <w:r>
-        <w:t>]</w:t>
+        <w:t xml:space="preserve"> [G3]</w:t>
       </w:r>
     </w:p>
     <w:p>
@@ -124,14 +109,11 @@
         <w:pStyle w:val="Compact"/>
         <w:numPr>
           <w:ilvl w:val="1"/>
-          <w:numId w:val="3"/>
+          <w:numId w:val="2"/>
         </w:numPr>
       </w:pPr>
       <w:r>
-        <w:t>[</w:t>
-      </w:r>
-      <w:r>
-        <w:t>Huynh</w:t>
+        <w:t>[Huynh</w:t>
       </w:r>
       <w:r>
         <w:rPr>
@@ -163,14 +145,11 @@
         <w:pStyle w:val="Compact"/>
         <w:numPr>
           <w:ilvl w:val="1"/>
-          <w:numId w:val="3"/>
+          <w:numId w:val="2"/>
         </w:numPr>
       </w:pPr>
       <w:r>
-        <w:t>[</w:t>
-      </w:r>
-      <w:r>
-        <w:t>Pham</w:t>
+        <w:t>[Pham</w:t>
       </w:r>
       <w:r>
         <w:rPr>
@@ -199,14 +178,11 @@
         <w:pStyle w:val="Compact"/>
         <w:numPr>
           <w:ilvl w:val="1"/>
-          <w:numId w:val="3"/>
+          <w:numId w:val="2"/>
         </w:numPr>
       </w:pPr>
       <w:r>
-        <w:t>[</w:t>
-      </w:r>
-      <w:r>
-        <w:t>Dang</w:t>
+        <w:t>[Dang</w:t>
       </w:r>
       <w:r>
         <w:rPr>
@@ -271,7 +247,7 @@
     </w:p>
     <w:p>
       <w:r>
-        <w:pict w14:anchorId="4E6CE8DF">
+        <w:pict w14:anchorId="6E454314">
           <v:rect id="_x0000_i1026" style="width:0;height:1.5pt" o:hralign="center" o:hrstd="t" o:hr="t"/>
         </w:pict>
       </w:r>
@@ -444,6 +420,7 @@
         </w:numPr>
       </w:pPr>
       <w:r>
+        <w:lastRenderedPageBreak/>
         <w:t>Support for common business operations.</w:t>
       </w:r>
     </w:p>
@@ -467,7 +444,7 @@
     </w:p>
     <w:p>
       <w:r>
-        <w:pict w14:anchorId="432E9385">
+        <w:pict w14:anchorId="722B3978">
           <v:rect id="_x0000_i1027" style="width:0;height:1.5pt" o:hralign="center" o:hrstd="t" o:hr="t"/>
         </w:pict>
       </w:r>
@@ -479,7 +456,6 @@
       <w:bookmarkStart w:id="4" w:name="functional-requirements"/>
       <w:bookmarkEnd w:id="3"/>
       <w:r>
-        <w:lastRenderedPageBreak/>
         <w:t>1.2 Functional Requirements</w:t>
       </w:r>
     </w:p>
@@ -763,6 +739,7 @@
         </w:numPr>
       </w:pPr>
       <w:r>
+        <w:lastRenderedPageBreak/>
         <w:t>Publish or close a project.</w:t>
       </w:r>
     </w:p>
@@ -817,7 +794,6 @@
       <w:bookmarkStart w:id="9" w:name="proposal-management"/>
       <w:bookmarkEnd w:id="8"/>
       <w:r>
-        <w:lastRenderedPageBreak/>
         <w:t>Proposal Management</w:t>
       </w:r>
     </w:p>
@@ -1085,7 +1061,7 @@
     </w:p>
     <w:p>
       <w:r>
-        <w:pict w14:anchorId="6CDE2D5B">
+        <w:pict w14:anchorId="7F489D50">
           <v:rect id="_x0000_i1028" style="width:0;height:1.5pt" o:hralign="center" o:hrstd="t" o:hr="t"/>
         </w:pict>
       </w:r>
@@ -1098,6 +1074,7 @@
       <w:bookmarkEnd w:id="4"/>
       <w:bookmarkEnd w:id="12"/>
       <w:r>
+        <w:lastRenderedPageBreak/>
         <w:t>1.3 Non-Functional Requirements and Constraints</w:t>
       </w:r>
     </w:p>
@@ -1139,7 +1116,6 @@
         </w:numPr>
       </w:pPr>
       <w:r>
-        <w:lastRenderedPageBreak/>
         <w:t>Passwords should be stored as secure password hashes.</w:t>
       </w:r>
     </w:p>
@@ -1312,18 +1288,8162 @@
     </w:p>
     <w:p>
       <w:r>
-        <w:pict w14:anchorId="227EE64F">
+        <w:pict w14:anchorId="1FC7F57C">
           <v:rect id="_x0000_i1029" style="width:0;height:1.5pt" o:hralign="center" o:hrstd="t" o:hr="t"/>
         </w:pict>
       </w:r>
     </w:p>
-    <w:bookmarkEnd w:id="2"/>
-    <w:bookmarkEnd w:id="13"/>
-    <w:bookmarkEnd w:id="17"/>
+    <w:p>
+      <w:pPr>
+        <w:pStyle w:val="Heading1"/>
+      </w:pPr>
+      <w:bookmarkStart w:id="18" w:name="database-design"/>
+      <w:bookmarkEnd w:id="2"/>
+      <w:bookmarkEnd w:id="13"/>
+      <w:bookmarkEnd w:id="17"/>
+      <w:r>
+        <w:t>2. Database Design</w:t>
+      </w:r>
+    </w:p>
+    <w:p>
+      <w:pPr>
+        <w:pStyle w:val="Heading2"/>
+      </w:pPr>
+      <w:bookmarkStart w:id="19" w:name="conceptual-model"/>
+      <w:r>
+        <w:t>2.1 Conceptual Model</w:t>
+      </w:r>
+    </w:p>
     <w:p>
       <w:pPr>
         <w:pStyle w:val="FirstParagraph"/>
       </w:pPr>
+      <w:r>
+        <w:t>The main entities of the Freelance Marketplace Ecosystem are:</w:t>
+      </w:r>
+    </w:p>
+    <w:p>
+      <w:pPr>
+        <w:pStyle w:val="Compact"/>
+        <w:numPr>
+          <w:ilvl w:val="0"/>
+          <w:numId w:val="19"/>
+        </w:numPr>
+      </w:pPr>
+      <w:r>
+        <w:t>User</w:t>
+      </w:r>
+    </w:p>
+    <w:p>
+      <w:pPr>
+        <w:pStyle w:val="Compact"/>
+        <w:numPr>
+          <w:ilvl w:val="0"/>
+          <w:numId w:val="19"/>
+        </w:numPr>
+      </w:pPr>
+      <w:r>
+        <w:t>Role</w:t>
+      </w:r>
+    </w:p>
+    <w:p>
+      <w:pPr>
+        <w:pStyle w:val="Compact"/>
+        <w:numPr>
+          <w:ilvl w:val="0"/>
+          <w:numId w:val="19"/>
+        </w:numPr>
+      </w:pPr>
+      <w:r>
+        <w:t>Client Profile</w:t>
+      </w:r>
+    </w:p>
+    <w:p>
+      <w:pPr>
+        <w:pStyle w:val="Compact"/>
+        <w:numPr>
+          <w:ilvl w:val="0"/>
+          <w:numId w:val="19"/>
+        </w:numPr>
+      </w:pPr>
+      <w:r>
+        <w:t>Freelancer Profile</w:t>
+      </w:r>
+    </w:p>
+    <w:p>
+      <w:pPr>
+        <w:pStyle w:val="Compact"/>
+        <w:numPr>
+          <w:ilvl w:val="0"/>
+          <w:numId w:val="19"/>
+        </w:numPr>
+      </w:pPr>
+      <w:r>
+        <w:t>Skill</w:t>
+      </w:r>
+    </w:p>
+    <w:p>
+      <w:pPr>
+        <w:pStyle w:val="Compact"/>
+        <w:numPr>
+          <w:ilvl w:val="0"/>
+          <w:numId w:val="19"/>
+        </w:numPr>
+      </w:pPr>
+      <w:r>
+        <w:t>Freelancer Skill</w:t>
+      </w:r>
+    </w:p>
+    <w:p>
+      <w:pPr>
+        <w:pStyle w:val="Compact"/>
+        <w:numPr>
+          <w:ilvl w:val="0"/>
+          <w:numId w:val="19"/>
+        </w:numPr>
+      </w:pPr>
+      <w:r>
+        <w:t>Project</w:t>
+      </w:r>
+    </w:p>
+    <w:p>
+      <w:pPr>
+        <w:pStyle w:val="Compact"/>
+        <w:numPr>
+          <w:ilvl w:val="0"/>
+          <w:numId w:val="19"/>
+        </w:numPr>
+      </w:pPr>
+      <w:r>
+        <w:lastRenderedPageBreak/>
+        <w:t>Proposal</w:t>
+      </w:r>
+    </w:p>
+    <w:p>
+      <w:pPr>
+        <w:pStyle w:val="Compact"/>
+        <w:numPr>
+          <w:ilvl w:val="0"/>
+          <w:numId w:val="19"/>
+        </w:numPr>
+      </w:pPr>
+      <w:r>
+        <w:t>Contract</w:t>
+      </w:r>
+    </w:p>
+    <w:p>
+      <w:pPr>
+        <w:pStyle w:val="Compact"/>
+        <w:numPr>
+          <w:ilvl w:val="0"/>
+          <w:numId w:val="19"/>
+        </w:numPr>
+      </w:pPr>
+      <w:r>
+        <w:t>Payment</w:t>
+      </w:r>
+    </w:p>
+    <w:p>
+      <w:pPr>
+        <w:pStyle w:val="Compact"/>
+        <w:numPr>
+          <w:ilvl w:val="0"/>
+          <w:numId w:val="19"/>
+        </w:numPr>
+      </w:pPr>
+      <w:r>
+        <w:t>Review</w:t>
+      </w:r>
+    </w:p>
+    <w:p>
+      <w:pPr>
+        <w:pStyle w:val="Heading3"/>
+      </w:pPr>
+      <w:bookmarkStart w:id="20" w:name="main-relationships"/>
+      <w:r>
+        <w:t>Main Relationships</w:t>
+      </w:r>
+    </w:p>
+    <w:p>
+      <w:pPr>
+        <w:pStyle w:val="Compact"/>
+        <w:numPr>
+          <w:ilvl w:val="0"/>
+          <w:numId w:val="20"/>
+        </w:numPr>
+      </w:pPr>
+      <w:r>
+        <w:t xml:space="preserve">A </w:t>
+      </w:r>
+      <w:r>
+        <w:rPr>
+          <w:b/>
+          <w:bCs/>
+        </w:rPr>
+        <w:t>User</w:t>
+      </w:r>
+      <w:r>
+        <w:t xml:space="preserve"> can have one or more </w:t>
+      </w:r>
+      <w:r>
+        <w:rPr>
+          <w:b/>
+          <w:bCs/>
+        </w:rPr>
+        <w:t>Roles</w:t>
+      </w:r>
+      <w:r>
+        <w:t>.</w:t>
+      </w:r>
+    </w:p>
+    <w:p>
+      <w:pPr>
+        <w:pStyle w:val="Compact"/>
+        <w:numPr>
+          <w:ilvl w:val="0"/>
+          <w:numId w:val="20"/>
+        </w:numPr>
+      </w:pPr>
+      <w:r>
+        <w:t xml:space="preserve">A </w:t>
+      </w:r>
+      <w:r>
+        <w:rPr>
+          <w:b/>
+          <w:bCs/>
+        </w:rPr>
+        <w:t>User</w:t>
+      </w:r>
+      <w:r>
+        <w:t xml:space="preserve"> may have a </w:t>
+      </w:r>
+      <w:r>
+        <w:rPr>
+          <w:b/>
+          <w:bCs/>
+        </w:rPr>
+        <w:t>Client Profile</w:t>
+      </w:r>
+      <w:r>
+        <w:t>.</w:t>
+      </w:r>
+    </w:p>
+    <w:p>
+      <w:pPr>
+        <w:pStyle w:val="Compact"/>
+        <w:numPr>
+          <w:ilvl w:val="0"/>
+          <w:numId w:val="20"/>
+        </w:numPr>
+      </w:pPr>
+      <w:r>
+        <w:t xml:space="preserve">A </w:t>
+      </w:r>
+      <w:r>
+        <w:rPr>
+          <w:b/>
+          <w:bCs/>
+        </w:rPr>
+        <w:t>User</w:t>
+      </w:r>
+      <w:r>
+        <w:t xml:space="preserve"> may have a </w:t>
+      </w:r>
+      <w:r>
+        <w:rPr>
+          <w:b/>
+          <w:bCs/>
+        </w:rPr>
+        <w:t>Freelancer Profile</w:t>
+      </w:r>
+      <w:r>
+        <w:t>.</w:t>
+      </w:r>
+    </w:p>
+    <w:p>
+      <w:pPr>
+        <w:pStyle w:val="Compact"/>
+        <w:numPr>
+          <w:ilvl w:val="0"/>
+          <w:numId w:val="20"/>
+        </w:numPr>
+      </w:pPr>
+      <w:r>
+        <w:t xml:space="preserve">A </w:t>
+      </w:r>
+      <w:r>
+        <w:rPr>
+          <w:b/>
+          <w:bCs/>
+        </w:rPr>
+        <w:t>Freelancer</w:t>
+      </w:r>
+      <w:r>
+        <w:t xml:space="preserve"> can have multiple </w:t>
+      </w:r>
+      <w:r>
+        <w:rPr>
+          <w:b/>
+          <w:bCs/>
+        </w:rPr>
+        <w:t>Skills</w:t>
+      </w:r>
+      <w:r>
+        <w:t>.</w:t>
+      </w:r>
+    </w:p>
+    <w:p>
+      <w:pPr>
+        <w:pStyle w:val="Compact"/>
+        <w:numPr>
+          <w:ilvl w:val="0"/>
+          <w:numId w:val="20"/>
+        </w:numPr>
+      </w:pPr>
+      <w:r>
+        <w:t xml:space="preserve">A </w:t>
+      </w:r>
+      <w:r>
+        <w:rPr>
+          <w:b/>
+          <w:bCs/>
+        </w:rPr>
+        <w:t>Skill</w:t>
+      </w:r>
+      <w:r>
+        <w:t xml:space="preserve"> can belong to multiple freelancers.</w:t>
+      </w:r>
+    </w:p>
+    <w:p>
+      <w:pPr>
+        <w:pStyle w:val="Compact"/>
+        <w:numPr>
+          <w:ilvl w:val="0"/>
+          <w:numId w:val="20"/>
+        </w:numPr>
+      </w:pPr>
+      <w:r>
+        <w:t xml:space="preserve">A </w:t>
+      </w:r>
+      <w:r>
+        <w:rPr>
+          <w:b/>
+          <w:bCs/>
+        </w:rPr>
+        <w:t>Client</w:t>
+      </w:r>
+      <w:r>
+        <w:t xml:space="preserve"> can create multiple </w:t>
+      </w:r>
+      <w:r>
+        <w:rPr>
+          <w:b/>
+          <w:bCs/>
+        </w:rPr>
+        <w:t>Projects</w:t>
+      </w:r>
+      <w:r>
+        <w:t>.</w:t>
+      </w:r>
+    </w:p>
+    <w:p>
+      <w:pPr>
+        <w:pStyle w:val="Compact"/>
+        <w:numPr>
+          <w:ilvl w:val="0"/>
+          <w:numId w:val="20"/>
+        </w:numPr>
+      </w:pPr>
+      <w:r>
+        <w:t xml:space="preserve">A </w:t>
+      </w:r>
+      <w:r>
+        <w:rPr>
+          <w:b/>
+          <w:bCs/>
+        </w:rPr>
+        <w:t>Project</w:t>
+      </w:r>
+      <w:r>
+        <w:t xml:space="preserve"> can receive multiple </w:t>
+      </w:r>
+      <w:r>
+        <w:rPr>
+          <w:b/>
+          <w:bCs/>
+        </w:rPr>
+        <w:t>Proposals</w:t>
+      </w:r>
+      <w:r>
+        <w:t>.</w:t>
+      </w:r>
+    </w:p>
+    <w:p>
+      <w:pPr>
+        <w:pStyle w:val="Compact"/>
+        <w:numPr>
+          <w:ilvl w:val="0"/>
+          <w:numId w:val="20"/>
+        </w:numPr>
+      </w:pPr>
+      <w:r>
+        <w:t xml:space="preserve">A </w:t>
+      </w:r>
+      <w:r>
+        <w:rPr>
+          <w:b/>
+          <w:bCs/>
+        </w:rPr>
+        <w:t>Freelancer</w:t>
+      </w:r>
+      <w:r>
+        <w:t xml:space="preserve"> can submit multiple proposals.</w:t>
+      </w:r>
+    </w:p>
+    <w:p>
+      <w:pPr>
+        <w:pStyle w:val="Compact"/>
+        <w:numPr>
+          <w:ilvl w:val="0"/>
+          <w:numId w:val="20"/>
+        </w:numPr>
+      </w:pPr>
+      <w:r>
+        <w:t xml:space="preserve">A </w:t>
+      </w:r>
+      <w:r>
+        <w:rPr>
+          <w:b/>
+          <w:bCs/>
+        </w:rPr>
+        <w:t>Proposal</w:t>
+      </w:r>
+      <w:r>
+        <w:t xml:space="preserve"> belongs to one project and one freelancer.</w:t>
+      </w:r>
+    </w:p>
+    <w:p>
+      <w:pPr>
+        <w:pStyle w:val="Compact"/>
+        <w:numPr>
+          <w:ilvl w:val="0"/>
+          <w:numId w:val="20"/>
+        </w:numPr>
+      </w:pPr>
+      <w:r>
+        <w:t>An accepted proposal may create one contract.</w:t>
+      </w:r>
+    </w:p>
+    <w:p>
+      <w:pPr>
+        <w:pStyle w:val="Compact"/>
+        <w:numPr>
+          <w:ilvl w:val="0"/>
+          <w:numId w:val="20"/>
+        </w:numPr>
+      </w:pPr>
+      <w:r>
+        <w:t xml:space="preserve">A </w:t>
+      </w:r>
+      <w:r>
+        <w:rPr>
+          <w:b/>
+          <w:bCs/>
+        </w:rPr>
+        <w:t>Contract</w:t>
+      </w:r>
+      <w:r>
+        <w:t xml:space="preserve"> can have one or more payments.</w:t>
+      </w:r>
+    </w:p>
+    <w:p>
+      <w:pPr>
+        <w:pStyle w:val="Compact"/>
+        <w:numPr>
+          <w:ilvl w:val="0"/>
+          <w:numId w:val="20"/>
+        </w:numPr>
+      </w:pPr>
+      <w:r>
+        <w:t>A completed contract can receive reviews from both the client and freelancer.</w:t>
+      </w:r>
+    </w:p>
+    <w:p>
+      <w:r>
+        <w:pict w14:anchorId="55214D6B">
+          <v:rect id="_x0000_i1030" style="width:0;height:1.5pt" o:hralign="center" o:hrstd="t" o:hr="t"/>
+        </w:pict>
+      </w:r>
+    </w:p>
+    <w:p>
+      <w:pPr>
+        <w:pStyle w:val="Heading2"/>
+      </w:pPr>
+      <w:bookmarkStart w:id="21" w:name="erd-description"/>
+      <w:bookmarkEnd w:id="19"/>
+      <w:bookmarkEnd w:id="20"/>
+      <w:r>
+        <w:t>2.2 ERD Description</w:t>
+      </w:r>
+    </w:p>
+    <w:p>
+      <w:pPr>
+        <w:pStyle w:val="FirstParagraph"/>
+      </w:pPr>
+      <w:r>
+        <w:t>The conceptual relationships can be represented as follows:</w:t>
+      </w:r>
+    </w:p>
+    <w:p>
+      <w:pPr>
+        <w:pStyle w:val="SourceCode"/>
+      </w:pPr>
+      <w:r>
+        <w:rPr>
+          <w:rStyle w:val="VerbatimChar"/>
+        </w:rPr>
+        <w:t>USER</w:t>
+      </w:r>
+      <w:r>
+        <w:br/>
+      </w:r>
+      <w:r>
+        <w:rPr>
+          <w:rStyle w:val="VerbatimChar"/>
+        </w:rPr>
+        <w:t>│</w:t>
+      </w:r>
+      <w:r>
+        <w:br/>
+      </w:r>
+      <w:r>
+        <w:rPr>
+          <w:rStyle w:val="VerbatimChar"/>
+        </w:rPr>
+        <w:t>├── CLIENT_PROFILE</w:t>
+      </w:r>
+      <w:r>
+        <w:br/>
+      </w:r>
+      <w:r>
+        <w:rPr>
+          <w:rStyle w:val="VerbatimChar"/>
+        </w:rPr>
+        <w:t>│       │</w:t>
+      </w:r>
+      <w:r>
+        <w:br/>
+      </w:r>
+      <w:r>
+        <w:rPr>
+          <w:rStyle w:val="VerbatimChar"/>
+        </w:rPr>
+        <w:t>│       └── PROJECT</w:t>
+      </w:r>
+      <w:r>
+        <w:br/>
+      </w:r>
+      <w:r>
+        <w:rPr>
+          <w:rStyle w:val="VerbatimChar"/>
+        </w:rPr>
+        <w:t>│               │</w:t>
+      </w:r>
+      <w:r>
+        <w:br/>
+      </w:r>
+      <w:r>
+        <w:rPr>
+          <w:rStyle w:val="VerbatimChar"/>
+        </w:rPr>
+        <w:t>│               └── PROPOSAL</w:t>
+      </w:r>
+      <w:r>
+        <w:br/>
+      </w:r>
+      <w:r>
+        <w:rPr>
+          <w:rStyle w:val="VerbatimChar"/>
+        </w:rPr>
+        <w:t>│</w:t>
+      </w:r>
+      <w:r>
+        <w:br/>
+      </w:r>
+      <w:r>
+        <w:rPr>
+          <w:rStyle w:val="VerbatimChar"/>
+        </w:rPr>
+        <w:t>└── FREELANCER_PROFILE</w:t>
+      </w:r>
+      <w:r>
+        <w:br/>
+      </w:r>
+      <w:r>
+        <w:rPr>
+          <w:rStyle w:val="VerbatimChar"/>
+        </w:rPr>
+        <w:t xml:space="preserve">        │</w:t>
+      </w:r>
+      <w:r>
+        <w:br/>
+      </w:r>
+      <w:r>
+        <w:rPr>
+          <w:rStyle w:val="VerbatimChar"/>
+        </w:rPr>
+        <w:t xml:space="preserve">        ├── FREELANCER_SKILL ─── SKILL</w:t>
+      </w:r>
+      <w:r>
+        <w:br/>
+      </w:r>
+      <w:r>
+        <w:rPr>
+          <w:rStyle w:val="VerbatimChar"/>
+        </w:rPr>
+        <w:t xml:space="preserve">        │</w:t>
+      </w:r>
+      <w:r>
+        <w:br/>
+      </w:r>
+      <w:r>
+        <w:rPr>
+          <w:rStyle w:val="VerbatimChar"/>
+        </w:rPr>
+        <w:t xml:space="preserve">        └── PROPOSAL</w:t>
+      </w:r>
+      <w:r>
+        <w:br/>
+      </w:r>
+      <w:r>
+        <w:br/>
+      </w:r>
+      <w:r>
+        <w:rPr>
+          <w:rStyle w:val="VerbatimChar"/>
+        </w:rPr>
+        <w:t>PROPOSAL</w:t>
+      </w:r>
+      <w:r>
+        <w:br/>
+      </w:r>
+      <w:r>
+        <w:rPr>
+          <w:rStyle w:val="VerbatimChar"/>
+        </w:rPr>
+        <w:t xml:space="preserve">   │</w:t>
+      </w:r>
+      <w:r>
+        <w:br/>
+      </w:r>
+      <w:r>
+        <w:rPr>
+          <w:rStyle w:val="VerbatimChar"/>
+        </w:rPr>
+        <w:t xml:space="preserve">   └── CONTRACT</w:t>
+      </w:r>
+      <w:r>
+        <w:br/>
+      </w:r>
+      <w:r>
+        <w:rPr>
+          <w:rStyle w:val="VerbatimChar"/>
+        </w:rPr>
+        <w:t xml:space="preserve">          │</w:t>
+      </w:r>
+      <w:r>
+        <w:br/>
+      </w:r>
+      <w:r>
+        <w:rPr>
+          <w:rStyle w:val="VerbatimChar"/>
+        </w:rPr>
+        <w:t xml:space="preserve">          ├── PAYMENT</w:t>
+      </w:r>
+      <w:r>
+        <w:br/>
+      </w:r>
+      <w:r>
+        <w:rPr>
+          <w:rStyle w:val="VerbatimChar"/>
+        </w:rPr>
+        <w:lastRenderedPageBreak/>
+        <w:t xml:space="preserve">          │</w:t>
+      </w:r>
+      <w:r>
+        <w:br/>
+      </w:r>
+      <w:r>
+        <w:rPr>
+          <w:rStyle w:val="VerbatimChar"/>
+        </w:rPr>
+        <w:t xml:space="preserve">          └── REVIEW</w:t>
+      </w:r>
+    </w:p>
+    <w:p>
+      <w:pPr>
+        <w:pStyle w:val="Heading3"/>
+      </w:pPr>
+      <w:bookmarkStart w:id="22" w:name="important-cardinalities"/>
+      <w:r>
+        <w:t>Important Cardinalities</w:t>
+      </w:r>
+    </w:p>
+    <w:p>
+      <w:pPr>
+        <w:pStyle w:val="Compact"/>
+        <w:numPr>
+          <w:ilvl w:val="0"/>
+          <w:numId w:val="21"/>
+        </w:numPr>
+      </w:pPr>
+      <w:r>
+        <w:t>One Client → Many Projects.</w:t>
+      </w:r>
+    </w:p>
+    <w:p>
+      <w:pPr>
+        <w:pStyle w:val="Compact"/>
+        <w:numPr>
+          <w:ilvl w:val="0"/>
+          <w:numId w:val="21"/>
+        </w:numPr>
+      </w:pPr>
+      <w:r>
+        <w:t>One Project → Many Proposals.</w:t>
+      </w:r>
+    </w:p>
+    <w:p>
+      <w:pPr>
+        <w:pStyle w:val="Compact"/>
+        <w:numPr>
+          <w:ilvl w:val="0"/>
+          <w:numId w:val="21"/>
+        </w:numPr>
+      </w:pPr>
+      <w:r>
+        <w:t>One Freelancer → Many Proposals.</w:t>
+      </w:r>
+    </w:p>
+    <w:p>
+      <w:pPr>
+        <w:pStyle w:val="Compact"/>
+        <w:numPr>
+          <w:ilvl w:val="0"/>
+          <w:numId w:val="21"/>
+        </w:numPr>
+      </w:pPr>
+      <w:r>
+        <w:t>One Freelancer ↔ Many Skills.</w:t>
+      </w:r>
+    </w:p>
+    <w:p>
+      <w:pPr>
+        <w:pStyle w:val="Compact"/>
+        <w:numPr>
+          <w:ilvl w:val="0"/>
+          <w:numId w:val="21"/>
+        </w:numPr>
+      </w:pPr>
+      <w:r>
+        <w:t>One Skill ↔ Many Freelancers.</w:t>
+      </w:r>
+    </w:p>
+    <w:p>
+      <w:pPr>
+        <w:pStyle w:val="Compact"/>
+        <w:numPr>
+          <w:ilvl w:val="0"/>
+          <w:numId w:val="21"/>
+        </w:numPr>
+      </w:pPr>
+      <w:r>
+        <w:t>One Proposal → Zero or One Contract.</w:t>
+      </w:r>
+    </w:p>
+    <w:p>
+      <w:pPr>
+        <w:pStyle w:val="Compact"/>
+        <w:numPr>
+          <w:ilvl w:val="0"/>
+          <w:numId w:val="21"/>
+        </w:numPr>
+      </w:pPr>
+      <w:r>
+        <w:t>One Contract → Many Payments.</w:t>
+      </w:r>
+    </w:p>
+    <w:p>
+      <w:pPr>
+        <w:pStyle w:val="Compact"/>
+        <w:numPr>
+          <w:ilvl w:val="0"/>
+          <w:numId w:val="21"/>
+        </w:numPr>
+      </w:pPr>
+      <w:r>
+        <w:t>One Contract → Zero, One, or Two Reviews.</w:t>
+      </w:r>
+    </w:p>
+    <w:p>
+      <w:r>
+        <w:pict w14:anchorId="79A3E4A0">
+          <v:rect id="_x0000_i1031" style="width:0;height:1.5pt" o:hralign="center" o:hrstd="t" o:hr="t"/>
+        </w:pict>
+      </w:r>
+    </w:p>
+    <w:p>
+      <w:pPr>
+        <w:pStyle w:val="Heading2"/>
+      </w:pPr>
+      <w:bookmarkStart w:id="23" w:name="logical-schema"/>
+      <w:bookmarkEnd w:id="21"/>
+      <w:bookmarkEnd w:id="22"/>
+      <w:r>
+        <w:t>2.3 Logical Schema</w:t>
+      </w:r>
+    </w:p>
+    <w:p>
+      <w:pPr>
+        <w:pStyle w:val="FirstParagraph"/>
+      </w:pPr>
+      <w:r>
+        <w:t>The relational schema is defined as follows.</w:t>
+      </w:r>
+    </w:p>
+    <w:p>
+      <w:pPr>
+        <w:pStyle w:val="Heading3"/>
+      </w:pPr>
+      <w:bookmarkStart w:id="24" w:name="user"/>
+      <w:r>
+        <w:t>USER</w:t>
+      </w:r>
+    </w:p>
+    <w:p>
+      <w:pPr>
+        <w:pStyle w:val="SourceCode"/>
+      </w:pPr>
+      <w:r>
+        <w:rPr>
+          <w:rStyle w:val="VerbatimChar"/>
+        </w:rPr>
+        <w:t>users(</w:t>
+      </w:r>
+      <w:r>
+        <w:br/>
+      </w:r>
+      <w:r>
+        <w:rPr>
+          <w:rStyle w:val="VerbatimChar"/>
+        </w:rPr>
+        <w:t xml:space="preserve">    user_id PK,</w:t>
+      </w:r>
+      <w:r>
+        <w:br/>
+      </w:r>
+      <w:r>
+        <w:rPr>
+          <w:rStyle w:val="VerbatimChar"/>
+        </w:rPr>
+        <w:t xml:space="preserve">    full_name,</w:t>
+      </w:r>
+      <w:r>
+        <w:br/>
+      </w:r>
+      <w:r>
+        <w:rPr>
+          <w:rStyle w:val="VerbatimChar"/>
+        </w:rPr>
+        <w:t xml:space="preserve">    email,</w:t>
+      </w:r>
+      <w:r>
+        <w:br/>
+      </w:r>
+      <w:r>
+        <w:rPr>
+          <w:rStyle w:val="VerbatimChar"/>
+        </w:rPr>
+        <w:t xml:space="preserve">    password_hash,</w:t>
+      </w:r>
+      <w:r>
+        <w:br/>
+      </w:r>
+      <w:r>
+        <w:rPr>
+          <w:rStyle w:val="VerbatimChar"/>
+        </w:rPr>
+        <w:t xml:space="preserve">    phone,</w:t>
+      </w:r>
+      <w:r>
+        <w:br/>
+      </w:r>
+      <w:r>
+        <w:rPr>
+          <w:rStyle w:val="VerbatimChar"/>
+        </w:rPr>
+        <w:t xml:space="preserve">    created_at,</w:t>
+      </w:r>
+      <w:r>
+        <w:br/>
+      </w:r>
+      <w:r>
+        <w:rPr>
+          <w:rStyle w:val="VerbatimChar"/>
+        </w:rPr>
+        <w:t xml:space="preserve">    account_status</w:t>
+      </w:r>
+      <w:r>
+        <w:br/>
+      </w:r>
+      <w:r>
+        <w:rPr>
+          <w:rStyle w:val="VerbatimChar"/>
+        </w:rPr>
+        <w:t>)</w:t>
+      </w:r>
+    </w:p>
+    <w:p>
+      <w:pPr>
+        <w:pStyle w:val="Heading3"/>
+      </w:pPr>
+      <w:bookmarkStart w:id="25" w:name="role"/>
+      <w:bookmarkEnd w:id="24"/>
+      <w:r>
+        <w:t>ROLE</w:t>
+      </w:r>
+    </w:p>
+    <w:p>
+      <w:pPr>
+        <w:pStyle w:val="SourceCode"/>
+      </w:pPr>
+      <w:r>
+        <w:rPr>
+          <w:rStyle w:val="VerbatimChar"/>
+        </w:rPr>
+        <w:t>roles(</w:t>
+      </w:r>
+      <w:r>
+        <w:br/>
+      </w:r>
+      <w:r>
+        <w:rPr>
+          <w:rStyle w:val="VerbatimChar"/>
+        </w:rPr>
+        <w:t xml:space="preserve">    role_id PK,</w:t>
+      </w:r>
+      <w:r>
+        <w:br/>
+      </w:r>
+      <w:r>
+        <w:rPr>
+          <w:rStyle w:val="VerbatimChar"/>
+        </w:rPr>
+        <w:t xml:space="preserve">    role_name</w:t>
+      </w:r>
+      <w:r>
+        <w:br/>
+      </w:r>
+      <w:r>
+        <w:rPr>
+          <w:rStyle w:val="VerbatimChar"/>
+        </w:rPr>
+        <w:t>)</w:t>
+      </w:r>
+    </w:p>
+    <w:p>
+      <w:pPr>
+        <w:pStyle w:val="Heading3"/>
+      </w:pPr>
+      <w:bookmarkStart w:id="26" w:name="user_role"/>
+      <w:bookmarkEnd w:id="25"/>
+      <w:r>
+        <w:t>USER_ROLE</w:t>
+      </w:r>
+    </w:p>
+    <w:p>
+      <w:pPr>
+        <w:pStyle w:val="SourceCode"/>
+      </w:pPr>
+      <w:r>
+        <w:rPr>
+          <w:rStyle w:val="VerbatimChar"/>
+        </w:rPr>
+        <w:t>user_roles(</w:t>
+      </w:r>
+      <w:r>
+        <w:br/>
+      </w:r>
+      <w:r>
+        <w:rPr>
+          <w:rStyle w:val="VerbatimChar"/>
+        </w:rPr>
+        <w:t xml:space="preserve">    user_id PK, FK,</w:t>
+      </w:r>
+      <w:r>
+        <w:br/>
+      </w:r>
+      <w:r>
+        <w:rPr>
+          <w:rStyle w:val="VerbatimChar"/>
+        </w:rPr>
+        <w:t xml:space="preserve">    role_id PK, FK</w:t>
+      </w:r>
+      <w:r>
+        <w:br/>
+      </w:r>
+      <w:r>
+        <w:rPr>
+          <w:rStyle w:val="VerbatimChar"/>
+        </w:rPr>
+        <w:t>)</w:t>
+      </w:r>
+    </w:p>
+    <w:p>
+      <w:pPr>
+        <w:pStyle w:val="Heading3"/>
+      </w:pPr>
+      <w:bookmarkStart w:id="27" w:name="client_profile"/>
+      <w:bookmarkEnd w:id="26"/>
+      <w:r>
+        <w:t>CLIENT_PROFILE</w:t>
+      </w:r>
+    </w:p>
+    <w:p>
+      <w:pPr>
+        <w:pStyle w:val="SourceCode"/>
+      </w:pPr>
+      <w:r>
+        <w:rPr>
+          <w:rStyle w:val="VerbatimChar"/>
+        </w:rPr>
+        <w:t>client_profiles(</w:t>
+      </w:r>
+      <w:r>
+        <w:br/>
+      </w:r>
+      <w:r>
+        <w:rPr>
+          <w:rStyle w:val="VerbatimChar"/>
+        </w:rPr>
+        <w:t xml:space="preserve">    client_id PK,</w:t>
+      </w:r>
+      <w:r>
+        <w:br/>
+      </w:r>
+      <w:r>
+        <w:rPr>
+          <w:rStyle w:val="VerbatimChar"/>
+        </w:rPr>
+        <w:t xml:space="preserve">    user_id FK,</w:t>
+      </w:r>
+      <w:r>
+        <w:br/>
+      </w:r>
+      <w:r>
+        <w:rPr>
+          <w:rStyle w:val="VerbatimChar"/>
+        </w:rPr>
+        <w:lastRenderedPageBreak/>
+        <w:t xml:space="preserve">    company_name,</w:t>
+      </w:r>
+      <w:r>
+        <w:br/>
+      </w:r>
+      <w:r>
+        <w:rPr>
+          <w:rStyle w:val="VerbatimChar"/>
+        </w:rPr>
+        <w:t xml:space="preserve">    company_description</w:t>
+      </w:r>
+      <w:r>
+        <w:br/>
+      </w:r>
+      <w:r>
+        <w:rPr>
+          <w:rStyle w:val="VerbatimChar"/>
+        </w:rPr>
+        <w:t>)</w:t>
+      </w:r>
+    </w:p>
+    <w:p>
+      <w:pPr>
+        <w:pStyle w:val="Heading3"/>
+      </w:pPr>
+      <w:bookmarkStart w:id="28" w:name="freelancer_profile"/>
+      <w:bookmarkEnd w:id="27"/>
+      <w:r>
+        <w:t>FREELANCER_PROFILE</w:t>
+      </w:r>
+    </w:p>
+    <w:p>
+      <w:pPr>
+        <w:pStyle w:val="SourceCode"/>
+      </w:pPr>
+      <w:r>
+        <w:rPr>
+          <w:rStyle w:val="VerbatimChar"/>
+        </w:rPr>
+        <w:t>freelancer_profiles(</w:t>
+      </w:r>
+      <w:r>
+        <w:br/>
+      </w:r>
+      <w:r>
+        <w:rPr>
+          <w:rStyle w:val="VerbatimChar"/>
+        </w:rPr>
+        <w:t xml:space="preserve">    freelancer_id PK,</w:t>
+      </w:r>
+      <w:r>
+        <w:br/>
+      </w:r>
+      <w:r>
+        <w:rPr>
+          <w:rStyle w:val="VerbatimChar"/>
+        </w:rPr>
+        <w:t xml:space="preserve">    user_id FK,</w:t>
+      </w:r>
+      <w:r>
+        <w:br/>
+      </w:r>
+      <w:r>
+        <w:rPr>
+          <w:rStyle w:val="VerbatimChar"/>
+        </w:rPr>
+        <w:t xml:space="preserve">    professional_title,</w:t>
+      </w:r>
+      <w:r>
+        <w:br/>
+      </w:r>
+      <w:r>
+        <w:rPr>
+          <w:rStyle w:val="VerbatimChar"/>
+        </w:rPr>
+        <w:t xml:space="preserve">    profile_description,</w:t>
+      </w:r>
+      <w:r>
+        <w:br/>
+      </w:r>
+      <w:r>
+        <w:rPr>
+          <w:rStyle w:val="VerbatimChar"/>
+        </w:rPr>
+        <w:t xml:space="preserve">    hourly_rate,</w:t>
+      </w:r>
+      <w:r>
+        <w:br/>
+      </w:r>
+      <w:r>
+        <w:rPr>
+          <w:rStyle w:val="VerbatimChar"/>
+        </w:rPr>
+        <w:t xml:space="preserve">    total_earnings</w:t>
+      </w:r>
+      <w:r>
+        <w:br/>
+      </w:r>
+      <w:r>
+        <w:rPr>
+          <w:rStyle w:val="VerbatimChar"/>
+        </w:rPr>
+        <w:t>)</w:t>
+      </w:r>
+    </w:p>
+    <w:p>
+      <w:pPr>
+        <w:pStyle w:val="Heading3"/>
+      </w:pPr>
+      <w:bookmarkStart w:id="29" w:name="skill"/>
+      <w:bookmarkEnd w:id="28"/>
+      <w:r>
+        <w:t>SKILL</w:t>
+      </w:r>
+    </w:p>
+    <w:p>
+      <w:pPr>
+        <w:pStyle w:val="SourceCode"/>
+      </w:pPr>
+      <w:r>
+        <w:rPr>
+          <w:rStyle w:val="VerbatimChar"/>
+        </w:rPr>
+        <w:t>skills(</w:t>
+      </w:r>
+      <w:r>
+        <w:br/>
+      </w:r>
+      <w:r>
+        <w:rPr>
+          <w:rStyle w:val="VerbatimChar"/>
+        </w:rPr>
+        <w:t xml:space="preserve">    skill_id PK,</w:t>
+      </w:r>
+      <w:r>
+        <w:br/>
+      </w:r>
+      <w:r>
+        <w:rPr>
+          <w:rStyle w:val="VerbatimChar"/>
+        </w:rPr>
+        <w:t xml:space="preserve">    skill_name</w:t>
+      </w:r>
+      <w:r>
+        <w:br/>
+      </w:r>
+      <w:r>
+        <w:rPr>
+          <w:rStyle w:val="VerbatimChar"/>
+        </w:rPr>
+        <w:t>)</w:t>
+      </w:r>
+    </w:p>
+    <w:p>
+      <w:pPr>
+        <w:pStyle w:val="Heading3"/>
+      </w:pPr>
+      <w:bookmarkStart w:id="30" w:name="freelancer_skill"/>
+      <w:bookmarkEnd w:id="29"/>
+      <w:r>
+        <w:t>FREELANCER_SKILL</w:t>
+      </w:r>
+    </w:p>
+    <w:p>
+      <w:pPr>
+        <w:pStyle w:val="SourceCode"/>
+      </w:pPr>
+      <w:r>
+        <w:rPr>
+          <w:rStyle w:val="VerbatimChar"/>
+        </w:rPr>
+        <w:t>freelancer_skills(</w:t>
+      </w:r>
+      <w:r>
+        <w:br/>
+      </w:r>
+      <w:r>
+        <w:rPr>
+          <w:rStyle w:val="VerbatimChar"/>
+        </w:rPr>
+        <w:t xml:space="preserve">    freelancer_id PK, FK,</w:t>
+      </w:r>
+      <w:r>
+        <w:br/>
+      </w:r>
+      <w:r>
+        <w:rPr>
+          <w:rStyle w:val="VerbatimChar"/>
+        </w:rPr>
+        <w:t xml:space="preserve">    skill_id PK, FK,</w:t>
+      </w:r>
+      <w:r>
+        <w:br/>
+      </w:r>
+      <w:r>
+        <w:rPr>
+          <w:rStyle w:val="VerbatimChar"/>
+        </w:rPr>
+        <w:t xml:space="preserve">    proficiency_level</w:t>
+      </w:r>
+      <w:r>
+        <w:br/>
+      </w:r>
+      <w:r>
+        <w:rPr>
+          <w:rStyle w:val="VerbatimChar"/>
+        </w:rPr>
+        <w:t>)</w:t>
+      </w:r>
+    </w:p>
+    <w:p>
+      <w:pPr>
+        <w:pStyle w:val="Heading3"/>
+      </w:pPr>
+      <w:bookmarkStart w:id="31" w:name="project"/>
+      <w:bookmarkEnd w:id="30"/>
+      <w:r>
+        <w:t>PROJECT</w:t>
+      </w:r>
+    </w:p>
+    <w:p>
+      <w:pPr>
+        <w:pStyle w:val="SourceCode"/>
+      </w:pPr>
+      <w:r>
+        <w:rPr>
+          <w:rStyle w:val="VerbatimChar"/>
+        </w:rPr>
+        <w:t>projects(</w:t>
+      </w:r>
+      <w:r>
+        <w:br/>
+      </w:r>
+      <w:r>
+        <w:rPr>
+          <w:rStyle w:val="VerbatimChar"/>
+        </w:rPr>
+        <w:t xml:space="preserve">    project_id PK,</w:t>
+      </w:r>
+      <w:r>
+        <w:br/>
+      </w:r>
+      <w:r>
+        <w:rPr>
+          <w:rStyle w:val="VerbatimChar"/>
+        </w:rPr>
+        <w:t xml:space="preserve">    client_id FK,</w:t>
+      </w:r>
+      <w:r>
+        <w:br/>
+      </w:r>
+      <w:r>
+        <w:rPr>
+          <w:rStyle w:val="VerbatimChar"/>
+        </w:rPr>
+        <w:t xml:space="preserve">    title,</w:t>
+      </w:r>
+      <w:r>
+        <w:br/>
+      </w:r>
+      <w:r>
+        <w:rPr>
+          <w:rStyle w:val="VerbatimChar"/>
+        </w:rPr>
+        <w:t xml:space="preserve">    description,</w:t>
+      </w:r>
+      <w:r>
+        <w:br/>
+      </w:r>
+      <w:r>
+        <w:rPr>
+          <w:rStyle w:val="VerbatimChar"/>
+        </w:rPr>
+        <w:t xml:space="preserve">    budget,</w:t>
+      </w:r>
+      <w:r>
+        <w:br/>
+      </w:r>
+      <w:r>
+        <w:rPr>
+          <w:rStyle w:val="VerbatimChar"/>
+        </w:rPr>
+        <w:t xml:space="preserve">    project_status,</w:t>
+      </w:r>
+      <w:r>
+        <w:br/>
+      </w:r>
+      <w:r>
+        <w:rPr>
+          <w:rStyle w:val="VerbatimChar"/>
+        </w:rPr>
+        <w:t xml:space="preserve">    created_at,</w:t>
+      </w:r>
+      <w:r>
+        <w:br/>
+      </w:r>
+      <w:r>
+        <w:rPr>
+          <w:rStyle w:val="VerbatimChar"/>
+        </w:rPr>
+        <w:t xml:space="preserve">    deadline</w:t>
+      </w:r>
+      <w:r>
+        <w:br/>
+      </w:r>
+      <w:r>
+        <w:rPr>
+          <w:rStyle w:val="VerbatimChar"/>
+        </w:rPr>
+        <w:t>)</w:t>
+      </w:r>
+    </w:p>
+    <w:p>
+      <w:pPr>
+        <w:pStyle w:val="Heading3"/>
+      </w:pPr>
+      <w:bookmarkStart w:id="32" w:name="proposal"/>
+      <w:bookmarkEnd w:id="31"/>
+      <w:r>
+        <w:t>PROPOSAL</w:t>
+      </w:r>
+    </w:p>
+    <w:p>
+      <w:pPr>
+        <w:pStyle w:val="SourceCode"/>
+      </w:pPr>
+      <w:r>
+        <w:rPr>
+          <w:rStyle w:val="VerbatimChar"/>
+        </w:rPr>
+        <w:t>proposals(</w:t>
+      </w:r>
+      <w:r>
+        <w:br/>
+      </w:r>
+      <w:r>
+        <w:rPr>
+          <w:rStyle w:val="VerbatimChar"/>
+        </w:rPr>
+        <w:t xml:space="preserve">    proposal_id PK,</w:t>
+      </w:r>
+      <w:r>
+        <w:br/>
+      </w:r>
+      <w:r>
+        <w:rPr>
+          <w:rStyle w:val="VerbatimChar"/>
+        </w:rPr>
+        <w:t xml:space="preserve">    project_id FK,</w:t>
+      </w:r>
+      <w:r>
+        <w:br/>
+      </w:r>
+      <w:r>
+        <w:rPr>
+          <w:rStyle w:val="VerbatimChar"/>
+        </w:rPr>
+        <w:t xml:space="preserve">    freelancer_id FK,</w:t>
+      </w:r>
+      <w:r>
+        <w:br/>
+      </w:r>
+      <w:r>
+        <w:rPr>
+          <w:rStyle w:val="VerbatimChar"/>
+        </w:rPr>
+        <w:t xml:space="preserve">    cover_letter,</w:t>
+      </w:r>
+      <w:r>
+        <w:br/>
+      </w:r>
+      <w:r>
+        <w:rPr>
+          <w:rStyle w:val="VerbatimChar"/>
+        </w:rPr>
+        <w:t xml:space="preserve">    bid_amount,</w:t>
+      </w:r>
+      <w:r>
+        <w:br/>
+      </w:r>
+      <w:r>
+        <w:rPr>
+          <w:rStyle w:val="VerbatimChar"/>
+        </w:rPr>
+        <w:t xml:space="preserve">    estimated_days,</w:t>
+      </w:r>
+      <w:r>
+        <w:br/>
+      </w:r>
+      <w:r>
+        <w:rPr>
+          <w:rStyle w:val="VerbatimChar"/>
+        </w:rPr>
+        <w:t xml:space="preserve">    proposal_status,</w:t>
+      </w:r>
+      <w:r>
+        <w:br/>
+      </w:r>
+      <w:r>
+        <w:rPr>
+          <w:rStyle w:val="VerbatimChar"/>
+        </w:rPr>
+        <w:lastRenderedPageBreak/>
+        <w:t xml:space="preserve">    submitted_at</w:t>
+      </w:r>
+      <w:r>
+        <w:br/>
+      </w:r>
+      <w:r>
+        <w:rPr>
+          <w:rStyle w:val="VerbatimChar"/>
+        </w:rPr>
+        <w:t>)</w:t>
+      </w:r>
+    </w:p>
+    <w:p>
+      <w:pPr>
+        <w:pStyle w:val="Heading3"/>
+      </w:pPr>
+      <w:bookmarkStart w:id="33" w:name="contract"/>
+      <w:bookmarkEnd w:id="32"/>
+      <w:r>
+        <w:t>CONTRACT</w:t>
+      </w:r>
+    </w:p>
+    <w:p>
+      <w:pPr>
+        <w:pStyle w:val="SourceCode"/>
+      </w:pPr>
+      <w:r>
+        <w:rPr>
+          <w:rStyle w:val="VerbatimChar"/>
+        </w:rPr>
+        <w:t>contracts(</w:t>
+      </w:r>
+      <w:r>
+        <w:br/>
+      </w:r>
+      <w:r>
+        <w:rPr>
+          <w:rStyle w:val="VerbatimChar"/>
+        </w:rPr>
+        <w:t xml:space="preserve">    contract_id PK,</w:t>
+      </w:r>
+      <w:r>
+        <w:br/>
+      </w:r>
+      <w:r>
+        <w:rPr>
+          <w:rStyle w:val="VerbatimChar"/>
+        </w:rPr>
+        <w:t xml:space="preserve">    proposal_id FK,</w:t>
+      </w:r>
+      <w:r>
+        <w:br/>
+      </w:r>
+      <w:r>
+        <w:rPr>
+          <w:rStyle w:val="VerbatimChar"/>
+        </w:rPr>
+        <w:t xml:space="preserve">    agreed_amount,</w:t>
+      </w:r>
+      <w:r>
+        <w:br/>
+      </w:r>
+      <w:r>
+        <w:rPr>
+          <w:rStyle w:val="VerbatimChar"/>
+        </w:rPr>
+        <w:t xml:space="preserve">    start_date,</w:t>
+      </w:r>
+      <w:r>
+        <w:br/>
+      </w:r>
+      <w:r>
+        <w:rPr>
+          <w:rStyle w:val="VerbatimChar"/>
+        </w:rPr>
+        <w:t xml:space="preserve">    end_date,</w:t>
+      </w:r>
+      <w:r>
+        <w:br/>
+      </w:r>
+      <w:r>
+        <w:rPr>
+          <w:rStyle w:val="VerbatimChar"/>
+        </w:rPr>
+        <w:t xml:space="preserve">    contract_status</w:t>
+      </w:r>
+      <w:r>
+        <w:br/>
+      </w:r>
+      <w:r>
+        <w:rPr>
+          <w:rStyle w:val="VerbatimChar"/>
+        </w:rPr>
+        <w:t>)</w:t>
+      </w:r>
+    </w:p>
+    <w:p>
+      <w:pPr>
+        <w:pStyle w:val="Heading3"/>
+      </w:pPr>
+      <w:bookmarkStart w:id="34" w:name="payment"/>
+      <w:bookmarkEnd w:id="33"/>
+      <w:r>
+        <w:t>PAYMENT</w:t>
+      </w:r>
+    </w:p>
+    <w:p>
+      <w:pPr>
+        <w:pStyle w:val="SourceCode"/>
+      </w:pPr>
+      <w:r>
+        <w:rPr>
+          <w:rStyle w:val="VerbatimChar"/>
+        </w:rPr>
+        <w:t>payments(</w:t>
+      </w:r>
+      <w:r>
+        <w:br/>
+      </w:r>
+      <w:r>
+        <w:rPr>
+          <w:rStyle w:val="VerbatimChar"/>
+        </w:rPr>
+        <w:t xml:space="preserve">    payment_id PK,</w:t>
+      </w:r>
+      <w:r>
+        <w:br/>
+      </w:r>
+      <w:r>
+        <w:rPr>
+          <w:rStyle w:val="VerbatimChar"/>
+        </w:rPr>
+        <w:t xml:space="preserve">    contract_id FK,</w:t>
+      </w:r>
+      <w:r>
+        <w:br/>
+      </w:r>
+      <w:r>
+        <w:rPr>
+          <w:rStyle w:val="VerbatimChar"/>
+        </w:rPr>
+        <w:t xml:space="preserve">    amount,</w:t>
+      </w:r>
+      <w:r>
+        <w:br/>
+      </w:r>
+      <w:r>
+        <w:rPr>
+          <w:rStyle w:val="VerbatimChar"/>
+        </w:rPr>
+        <w:t xml:space="preserve">    payment_date,</w:t>
+      </w:r>
+      <w:r>
+        <w:br/>
+      </w:r>
+      <w:r>
+        <w:rPr>
+          <w:rStyle w:val="VerbatimChar"/>
+        </w:rPr>
+        <w:t xml:space="preserve">    payment_status,</w:t>
+      </w:r>
+      <w:r>
+        <w:br/>
+      </w:r>
+      <w:r>
+        <w:rPr>
+          <w:rStyle w:val="VerbatimChar"/>
+        </w:rPr>
+        <w:t xml:space="preserve">    payment_method</w:t>
+      </w:r>
+      <w:r>
+        <w:br/>
+      </w:r>
+      <w:r>
+        <w:rPr>
+          <w:rStyle w:val="VerbatimChar"/>
+        </w:rPr>
+        <w:t>)</w:t>
+      </w:r>
+    </w:p>
+    <w:p>
+      <w:pPr>
+        <w:pStyle w:val="Heading3"/>
+      </w:pPr>
+      <w:bookmarkStart w:id="35" w:name="review"/>
+      <w:bookmarkEnd w:id="34"/>
+      <w:r>
+        <w:t>REVIEW</w:t>
+      </w:r>
+    </w:p>
+    <w:p>
+      <w:pPr>
+        <w:pStyle w:val="SourceCode"/>
+      </w:pPr>
+      <w:r>
+        <w:rPr>
+          <w:rStyle w:val="VerbatimChar"/>
+        </w:rPr>
+        <w:t>reviews(</w:t>
+      </w:r>
+      <w:r>
+        <w:br/>
+      </w:r>
+      <w:r>
+        <w:rPr>
+          <w:rStyle w:val="VerbatimChar"/>
+        </w:rPr>
+        <w:t xml:space="preserve">    review_id PK,</w:t>
+      </w:r>
+      <w:r>
+        <w:br/>
+      </w:r>
+      <w:r>
+        <w:rPr>
+          <w:rStyle w:val="VerbatimChar"/>
+        </w:rPr>
+        <w:t xml:space="preserve">    contract_id FK,</w:t>
+      </w:r>
+      <w:r>
+        <w:br/>
+      </w:r>
+      <w:r>
+        <w:rPr>
+          <w:rStyle w:val="VerbatimChar"/>
+        </w:rPr>
+        <w:t xml:space="preserve">    reviewer_id FK,</w:t>
+      </w:r>
+      <w:r>
+        <w:br/>
+      </w:r>
+      <w:r>
+        <w:rPr>
+          <w:rStyle w:val="VerbatimChar"/>
+        </w:rPr>
+        <w:t xml:space="preserve">    reviewee_id FK,</w:t>
+      </w:r>
+      <w:r>
+        <w:br/>
+      </w:r>
+      <w:r>
+        <w:rPr>
+          <w:rStyle w:val="VerbatimChar"/>
+        </w:rPr>
+        <w:t xml:space="preserve">    rating,</w:t>
+      </w:r>
+      <w:r>
+        <w:br/>
+      </w:r>
+      <w:r>
+        <w:rPr>
+          <w:rStyle w:val="VerbatimChar"/>
+        </w:rPr>
+        <w:t xml:space="preserve">    comment,</w:t>
+      </w:r>
+      <w:r>
+        <w:br/>
+      </w:r>
+      <w:r>
+        <w:rPr>
+          <w:rStyle w:val="VerbatimChar"/>
+        </w:rPr>
+        <w:t xml:space="preserve">    created_at</w:t>
+      </w:r>
+      <w:r>
+        <w:br/>
+      </w:r>
+      <w:r>
+        <w:rPr>
+          <w:rStyle w:val="VerbatimChar"/>
+        </w:rPr>
+        <w:t>)</w:t>
+      </w:r>
+    </w:p>
+    <w:p>
+      <w:r>
+        <w:pict w14:anchorId="1F86B767">
+          <v:rect id="_x0000_i1032" style="width:0;height:1.5pt" o:hralign="center" o:hrstd="t" o:hr="t"/>
+        </w:pict>
+      </w:r>
+    </w:p>
+    <w:p>
+      <w:pPr>
+        <w:pStyle w:val="Heading2"/>
+      </w:pPr>
+      <w:bookmarkStart w:id="36" w:name="normalization-verification"/>
+      <w:bookmarkEnd w:id="23"/>
+      <w:bookmarkEnd w:id="35"/>
+      <w:r>
+        <w:t>2.4 Normalization Verification</w:t>
+      </w:r>
+    </w:p>
+    <w:p>
+      <w:pPr>
+        <w:pStyle w:val="FirstParagraph"/>
+      </w:pPr>
+      <w:r>
+        <w:t xml:space="preserve">The database is designed to satisfy </w:t>
+      </w:r>
+      <w:r>
+        <w:rPr>
+          <w:b/>
+          <w:bCs/>
+        </w:rPr>
+        <w:t>Third Normal Form (3NF)</w:t>
+      </w:r>
+      <w:r>
+        <w:t>.</w:t>
+      </w:r>
+    </w:p>
+    <w:p>
+      <w:pPr>
+        <w:pStyle w:val="Heading3"/>
+      </w:pPr>
+      <w:bookmarkStart w:id="37" w:name="first-normal-form-1nf"/>
+      <w:r>
+        <w:t>First Normal Form (1NF)</w:t>
+      </w:r>
+    </w:p>
+    <w:p>
+      <w:pPr>
+        <w:pStyle w:val="FirstParagraph"/>
+      </w:pPr>
+      <w:r>
+        <w:t>Each table:</w:t>
+      </w:r>
+    </w:p>
+    <w:p>
+      <w:pPr>
+        <w:pStyle w:val="Compact"/>
+        <w:numPr>
+          <w:ilvl w:val="0"/>
+          <w:numId w:val="22"/>
+        </w:numPr>
+      </w:pPr>
+      <w:r>
+        <w:t>Has a primary key.</w:t>
+      </w:r>
+    </w:p>
+    <w:p>
+      <w:pPr>
+        <w:pStyle w:val="Compact"/>
+        <w:numPr>
+          <w:ilvl w:val="0"/>
+          <w:numId w:val="22"/>
+        </w:numPr>
+      </w:pPr>
+      <w:r>
+        <w:t>Contains atomic values.</w:t>
+      </w:r>
+    </w:p>
+    <w:p>
+      <w:pPr>
+        <w:pStyle w:val="Compact"/>
+        <w:numPr>
+          <w:ilvl w:val="0"/>
+          <w:numId w:val="22"/>
+        </w:numPr>
+      </w:pPr>
+      <w:r>
+        <w:t>Does not contain repeating groups.</w:t>
+      </w:r>
+    </w:p>
+    <w:p>
+      <w:pPr>
+        <w:pStyle w:val="FirstParagraph"/>
+      </w:pPr>
+      <w:r>
+        <w:lastRenderedPageBreak/>
+        <w:t>For example, freelancer skills are not stored as:</w:t>
+      </w:r>
+    </w:p>
+    <w:p>
+      <w:pPr>
+        <w:pStyle w:val="SourceCode"/>
+      </w:pPr>
+      <w:r>
+        <w:rPr>
+          <w:rStyle w:val="VerbatimChar"/>
+        </w:rPr>
+        <w:t>Skills = "Java, Python, SQL"</w:t>
+      </w:r>
+    </w:p>
+    <w:p>
+      <w:pPr>
+        <w:pStyle w:val="FirstParagraph"/>
+      </w:pPr>
+      <w:r>
+        <w:t xml:space="preserve">Instead, skills are separated into the </w:t>
+      </w:r>
+      <w:r>
+        <w:rPr>
+          <w:rStyle w:val="VerbatimChar"/>
+        </w:rPr>
+        <w:t>skills</w:t>
+      </w:r>
+      <w:r>
+        <w:t xml:space="preserve"> table and connected through the </w:t>
+      </w:r>
+      <w:r>
+        <w:rPr>
+          <w:rStyle w:val="VerbatimChar"/>
+        </w:rPr>
+        <w:t>freelancer_skills</w:t>
+      </w:r>
+      <w:r>
+        <w:t xml:space="preserve"> junction table.</w:t>
+      </w:r>
+    </w:p>
+    <w:p>
+      <w:pPr>
+        <w:pStyle w:val="BodyText"/>
+      </w:pPr>
+      <w:r>
+        <w:t xml:space="preserve">Therefore, the database satisfies </w:t>
+      </w:r>
+      <w:r>
+        <w:rPr>
+          <w:b/>
+          <w:bCs/>
+        </w:rPr>
+        <w:t>1NF</w:t>
+      </w:r>
+      <w:r>
+        <w:t>.</w:t>
+      </w:r>
+    </w:p>
+    <w:p>
+      <w:r>
+        <w:pict w14:anchorId="0E36A5D7">
+          <v:rect id="_x0000_i1033" style="width:0;height:1.5pt" o:hralign="center" o:hrstd="t" o:hr="t"/>
+        </w:pict>
+      </w:r>
+    </w:p>
+    <w:p>
+      <w:pPr>
+        <w:pStyle w:val="Heading3"/>
+      </w:pPr>
+      <w:bookmarkStart w:id="38" w:name="second-normal-form-2nf"/>
+      <w:bookmarkEnd w:id="37"/>
+      <w:r>
+        <w:t>Second Normal Form (2NF)</w:t>
+      </w:r>
+    </w:p>
+    <w:p>
+      <w:pPr>
+        <w:pStyle w:val="FirstParagraph"/>
+      </w:pPr>
+      <w:r>
+        <w:t>All non-key attributes are fully dependent on the entire primary key.</w:t>
+      </w:r>
+    </w:p>
+    <w:p>
+      <w:pPr>
+        <w:pStyle w:val="BodyText"/>
+      </w:pPr>
+      <w:r>
+        <w:t>For example:</w:t>
+      </w:r>
+    </w:p>
+    <w:p>
+      <w:pPr>
+        <w:pStyle w:val="SourceCode"/>
+      </w:pPr>
+      <w:r>
+        <w:rPr>
+          <w:rStyle w:val="VerbatimChar"/>
+        </w:rPr>
+        <w:t>freelancer_skills(</w:t>
+      </w:r>
+      <w:r>
+        <w:br/>
+      </w:r>
+      <w:r>
+        <w:rPr>
+          <w:rStyle w:val="VerbatimChar"/>
+        </w:rPr>
+        <w:t xml:space="preserve">    freelancer_id,</w:t>
+      </w:r>
+      <w:r>
+        <w:br/>
+      </w:r>
+      <w:r>
+        <w:rPr>
+          <w:rStyle w:val="VerbatimChar"/>
+        </w:rPr>
+        <w:t xml:space="preserve">    skill_id,</w:t>
+      </w:r>
+      <w:r>
+        <w:br/>
+      </w:r>
+      <w:r>
+        <w:rPr>
+          <w:rStyle w:val="VerbatimChar"/>
+        </w:rPr>
+        <w:t xml:space="preserve">    proficiency_level</w:t>
+      </w:r>
+      <w:r>
+        <w:br/>
+      </w:r>
+      <w:r>
+        <w:rPr>
+          <w:rStyle w:val="VerbatimChar"/>
+        </w:rPr>
+        <w:t>)</w:t>
+      </w:r>
+    </w:p>
+    <w:p>
+      <w:pPr>
+        <w:pStyle w:val="FirstParagraph"/>
+      </w:pPr>
+      <w:r>
+        <w:t xml:space="preserve">The </w:t>
+      </w:r>
+      <w:r>
+        <w:rPr>
+          <w:rStyle w:val="VerbatimChar"/>
+        </w:rPr>
+        <w:t>proficiency_level</w:t>
+      </w:r>
+      <w:r>
+        <w:t xml:space="preserve"> depends on the combination of </w:t>
+      </w:r>
+      <w:r>
+        <w:rPr>
+          <w:rStyle w:val="VerbatimChar"/>
+        </w:rPr>
+        <w:t>freelancer_id</w:t>
+      </w:r>
+      <w:r>
+        <w:t xml:space="preserve"> and </w:t>
+      </w:r>
+      <w:r>
+        <w:rPr>
+          <w:rStyle w:val="VerbatimChar"/>
+        </w:rPr>
+        <w:t>skill_id</w:t>
+      </w:r>
+      <w:r>
+        <w:t>.</w:t>
+      </w:r>
+    </w:p>
+    <w:p>
+      <w:pPr>
+        <w:pStyle w:val="BodyText"/>
+      </w:pPr>
+      <w:r>
+        <w:t>There are no partial dependencies.</w:t>
+      </w:r>
+    </w:p>
+    <w:p>
+      <w:pPr>
+        <w:pStyle w:val="BodyText"/>
+      </w:pPr>
+      <w:r>
+        <w:t xml:space="preserve">Therefore, the database satisfies </w:t>
+      </w:r>
+      <w:r>
+        <w:rPr>
+          <w:b/>
+          <w:bCs/>
+        </w:rPr>
+        <w:t>2NF</w:t>
+      </w:r>
+      <w:r>
+        <w:t>.</w:t>
+      </w:r>
+    </w:p>
+    <w:p>
+      <w:r>
+        <w:pict w14:anchorId="6184DE27">
+          <v:rect id="_x0000_i1034" style="width:0;height:1.5pt" o:hralign="center" o:hrstd="t" o:hr="t"/>
+        </w:pict>
+      </w:r>
+    </w:p>
+    <w:p>
+      <w:pPr>
+        <w:pStyle w:val="Heading3"/>
+      </w:pPr>
+      <w:bookmarkStart w:id="39" w:name="third-normal-form-3nf"/>
+      <w:bookmarkEnd w:id="38"/>
+      <w:r>
+        <w:t>Third Normal Form (3NF)</w:t>
+      </w:r>
+    </w:p>
+    <w:p>
+      <w:pPr>
+        <w:pStyle w:val="FirstParagraph"/>
+      </w:pPr>
+      <w:r>
+        <w:t>Non-key attributes do not depend transitively on other non-key attributes.</w:t>
+      </w:r>
+    </w:p>
+    <w:p>
+      <w:pPr>
+        <w:pStyle w:val="BodyText"/>
+      </w:pPr>
+      <w:r>
+        <w:t>For example, user information is stored separately from client and freelancer profile information:</w:t>
+      </w:r>
+    </w:p>
+    <w:p>
+      <w:pPr>
+        <w:pStyle w:val="SourceCode"/>
+      </w:pPr>
+      <w:r>
+        <w:rPr>
+          <w:rStyle w:val="VerbatimChar"/>
+        </w:rPr>
+        <w:t>users</w:t>
+      </w:r>
+      <w:r>
+        <w:br/>
+      </w:r>
+      <w:r>
+        <w:rPr>
+          <w:rStyle w:val="VerbatimChar"/>
+        </w:rPr>
+        <w:t>client_profiles</w:t>
+      </w:r>
+      <w:r>
+        <w:br/>
+      </w:r>
+      <w:r>
+        <w:rPr>
+          <w:rStyle w:val="VerbatimChar"/>
+        </w:rPr>
+        <w:t>freelancer_profiles</w:t>
+      </w:r>
+    </w:p>
+    <w:p>
+      <w:pPr>
+        <w:pStyle w:val="FirstParagraph"/>
+      </w:pPr>
+      <w:r>
+        <w:t>Project information does not store duplicated client information such as client name or email. Instead, the project references the client using a foreign key.</w:t>
+      </w:r>
+    </w:p>
+    <w:p>
+      <w:pPr>
+        <w:pStyle w:val="BodyText"/>
+      </w:pPr>
+      <w:r>
+        <w:t>Therefore, unnecessary transitive dependencies are minimized.</w:t>
+      </w:r>
+    </w:p>
+    <w:p>
+      <w:pPr>
+        <w:pStyle w:val="BodyText"/>
+      </w:pPr>
+      <w:r>
+        <w:t xml:space="preserve">The database satisfies </w:t>
+      </w:r>
+      <w:r>
+        <w:rPr>
+          <w:b/>
+          <w:bCs/>
+        </w:rPr>
+        <w:t>3NF</w:t>
+      </w:r>
+      <w:r>
+        <w:t>.</w:t>
+      </w:r>
+    </w:p>
+    <w:p>
+      <w:r>
+        <w:pict w14:anchorId="414B6F16">
+          <v:rect id="_x0000_i1035" style="width:0;height:1.5pt" o:hralign="center" o:hrstd="t" o:hr="t"/>
+        </w:pict>
+      </w:r>
+    </w:p>
+    <w:p>
+      <w:pPr>
+        <w:pStyle w:val="Heading1"/>
+      </w:pPr>
+      <w:bookmarkStart w:id="40" w:name="data-dictionary"/>
+      <w:bookmarkEnd w:id="18"/>
+      <w:bookmarkEnd w:id="36"/>
+      <w:bookmarkEnd w:id="39"/>
+      <w:r>
+        <w:lastRenderedPageBreak/>
+        <w:t>3. Data Dictionary</w:t>
+      </w:r>
+    </w:p>
+    <w:p>
+      <w:pPr>
+        <w:pStyle w:val="Heading2"/>
+      </w:pPr>
+      <w:bookmarkStart w:id="41" w:name="users"/>
+      <w:r>
+        <w:t>3.1 Users</w:t>
+      </w:r>
+    </w:p>
+    <w:tbl>
+      <w:tblPr>
+        <w:tblStyle w:val="Table"/>
+        <w:tblW w:w="5000" w:type="pct"/>
+        <w:tblLayout w:type="fixed"/>
+        <w:tblLook w:val="0020" w:firstRow="1" w:lastRow="0" w:firstColumn="0" w:lastColumn="0" w:noHBand="0" w:noVBand="0"/>
+      </w:tblPr>
+      <w:tblGrid>
+        <w:gridCol w:w="1560"/>
+        <w:gridCol w:w="1560"/>
+        <w:gridCol w:w="1560"/>
+        <w:gridCol w:w="1560"/>
+        <w:gridCol w:w="1560"/>
+        <w:gridCol w:w="1560"/>
+      </w:tblGrid>
+      <w:tr>
+        <w:trPr>
+          <w:cnfStyle w:val="100000000000" w:firstRow="1" w:lastRow="0" w:firstColumn="0" w:lastColumn="0" w:oddVBand="0" w:evenVBand="0" w:oddHBand="0" w:evenHBand="0" w:firstRowFirstColumn="0" w:firstRowLastColumn="0" w:lastRowFirstColumn="0" w:lastRowLastColumn="0"/>
+          <w:tblHeader/>
+        </w:trPr>
+        <w:tc>
+          <w:tcPr>
+            <w:tcW w:w="1320" w:type="dxa"/>
+          </w:tcPr>
+          <w:p>
+            <w:pPr>
+              <w:pStyle w:val="Compact"/>
+            </w:pPr>
+            <w:r>
+              <w:t>Attribute</w:t>
+            </w:r>
+          </w:p>
+        </w:tc>
+        <w:tc>
+          <w:tcPr>
+            <w:tcW w:w="1320" w:type="dxa"/>
+          </w:tcPr>
+          <w:p>
+            <w:pPr>
+              <w:pStyle w:val="Compact"/>
+            </w:pPr>
+            <w:r>
+              <w:t>Data Type</w:t>
+            </w:r>
+          </w:p>
+        </w:tc>
+        <w:tc>
+          <w:tcPr>
+            <w:tcW w:w="1320" w:type="dxa"/>
+          </w:tcPr>
+          <w:p>
+            <w:pPr>
+              <w:pStyle w:val="Compact"/>
+            </w:pPr>
+            <w:r>
+              <w:t>Key Type</w:t>
+            </w:r>
+          </w:p>
+        </w:tc>
+        <w:tc>
+          <w:tcPr>
+            <w:tcW w:w="1320" w:type="dxa"/>
+          </w:tcPr>
+          <w:p>
+            <w:pPr>
+              <w:pStyle w:val="Compact"/>
+            </w:pPr>
+            <w:r>
+              <w:t>Nullable?</w:t>
+            </w:r>
+          </w:p>
+        </w:tc>
+        <w:tc>
+          <w:tcPr>
+            <w:tcW w:w="1320" w:type="dxa"/>
+          </w:tcPr>
+          <w:p>
+            <w:pPr>
+              <w:pStyle w:val="Compact"/>
+            </w:pPr>
+            <w:r>
+              <w:t>Default Value</w:t>
+            </w:r>
+          </w:p>
+        </w:tc>
+        <w:tc>
+          <w:tcPr>
+            <w:tcW w:w="1320" w:type="dxa"/>
+          </w:tcPr>
+          <w:p>
+            <w:pPr>
+              <w:pStyle w:val="Compact"/>
+            </w:pPr>
+            <w:r>
+              <w:t>Business Rules</w:t>
+            </w:r>
+          </w:p>
+        </w:tc>
+      </w:tr>
+      <w:tr>
+        <w:tc>
+          <w:tcPr>
+            <w:tcW w:w="1320" w:type="dxa"/>
+          </w:tcPr>
+          <w:p>
+            <w:pPr>
+              <w:pStyle w:val="Compact"/>
+            </w:pPr>
+            <w:r>
+              <w:t>user_id</w:t>
+            </w:r>
+          </w:p>
+        </w:tc>
+        <w:tc>
+          <w:tcPr>
+            <w:tcW w:w="1320" w:type="dxa"/>
+          </w:tcPr>
+          <w:p>
+            <w:pPr>
+              <w:pStyle w:val="Compact"/>
+            </w:pPr>
+            <w:r>
+              <w:t>INT</w:t>
+            </w:r>
+          </w:p>
+        </w:tc>
+        <w:tc>
+          <w:tcPr>
+            <w:tcW w:w="1320" w:type="dxa"/>
+          </w:tcPr>
+          <w:p>
+            <w:pPr>
+              <w:pStyle w:val="Compact"/>
+            </w:pPr>
+            <w:r>
+              <w:t>PK</w:t>
+            </w:r>
+          </w:p>
+        </w:tc>
+        <w:tc>
+          <w:tcPr>
+            <w:tcW w:w="1320" w:type="dxa"/>
+          </w:tcPr>
+          <w:p>
+            <w:pPr>
+              <w:pStyle w:val="Compact"/>
+            </w:pPr>
+            <w:r>
+              <w:t>No</w:t>
+            </w:r>
+          </w:p>
+        </w:tc>
+        <w:tc>
+          <w:tcPr>
+            <w:tcW w:w="1320" w:type="dxa"/>
+          </w:tcPr>
+          <w:p>
+            <w:pPr>
+              <w:pStyle w:val="Compact"/>
+            </w:pPr>
+            <w:r>
+              <w:t>AUTO_INCREMENT</w:t>
+            </w:r>
+          </w:p>
+        </w:tc>
+        <w:tc>
+          <w:tcPr>
+            <w:tcW w:w="1320" w:type="dxa"/>
+          </w:tcPr>
+          <w:p>
+            <w:pPr>
+              <w:pStyle w:val="Compact"/>
+            </w:pPr>
+            <w:r>
+              <w:t>Unique user identifier</w:t>
+            </w:r>
+          </w:p>
+        </w:tc>
+      </w:tr>
+      <w:tr>
+        <w:tc>
+          <w:tcPr>
+            <w:tcW w:w="1320" w:type="dxa"/>
+          </w:tcPr>
+          <w:p>
+            <w:pPr>
+              <w:pStyle w:val="Compact"/>
+            </w:pPr>
+            <w:r>
+              <w:t>full_name</w:t>
+            </w:r>
+          </w:p>
+        </w:tc>
+        <w:tc>
+          <w:tcPr>
+            <w:tcW w:w="1320" w:type="dxa"/>
+          </w:tcPr>
+          <w:p>
+            <w:pPr>
+              <w:pStyle w:val="Compact"/>
+            </w:pPr>
+            <w:r>
+              <w:t>VARCHAR(100)</w:t>
+            </w:r>
+          </w:p>
+        </w:tc>
+        <w:tc>
+          <w:tcPr>
+            <w:tcW w:w="1320" w:type="dxa"/>
+          </w:tcPr>
+          <w:p>
+            <w:pPr>
+              <w:pStyle w:val="Compact"/>
+            </w:pPr>
+            <w:r>
+              <w:t>None</w:t>
+            </w:r>
+          </w:p>
+        </w:tc>
+        <w:tc>
+          <w:tcPr>
+            <w:tcW w:w="1320" w:type="dxa"/>
+          </w:tcPr>
+          <w:p>
+            <w:pPr>
+              <w:pStyle w:val="Compact"/>
+            </w:pPr>
+            <w:r>
+              <w:t>No</w:t>
+            </w:r>
+          </w:p>
+        </w:tc>
+        <w:tc>
+          <w:tcPr>
+            <w:tcW w:w="1320" w:type="dxa"/>
+          </w:tcPr>
+          <w:p>
+            <w:pPr>
+              <w:pStyle w:val="Compact"/>
+            </w:pPr>
+            <w:r>
+              <w:t>None</w:t>
+            </w:r>
+          </w:p>
+        </w:tc>
+        <w:tc>
+          <w:tcPr>
+            <w:tcW w:w="1320" w:type="dxa"/>
+          </w:tcPr>
+          <w:p>
+            <w:pPr>
+              <w:pStyle w:val="Compact"/>
+            </w:pPr>
+            <w:r>
+              <w:t>User’s full name</w:t>
+            </w:r>
+          </w:p>
+        </w:tc>
+      </w:tr>
+      <w:tr>
+        <w:tc>
+          <w:tcPr>
+            <w:tcW w:w="1320" w:type="dxa"/>
+          </w:tcPr>
+          <w:p>
+            <w:pPr>
+              <w:pStyle w:val="Compact"/>
+            </w:pPr>
+            <w:r>
+              <w:t>email</w:t>
+            </w:r>
+          </w:p>
+        </w:tc>
+        <w:tc>
+          <w:tcPr>
+            <w:tcW w:w="1320" w:type="dxa"/>
+          </w:tcPr>
+          <w:p>
+            <w:pPr>
+              <w:pStyle w:val="Compact"/>
+            </w:pPr>
+            <w:r>
+              <w:t>VARCHAR(150)</w:t>
+            </w:r>
+          </w:p>
+        </w:tc>
+        <w:tc>
+          <w:tcPr>
+            <w:tcW w:w="1320" w:type="dxa"/>
+          </w:tcPr>
+          <w:p>
+            <w:pPr>
+              <w:pStyle w:val="Compact"/>
+            </w:pPr>
+            <w:r>
+              <w:t>UNIQUE</w:t>
+            </w:r>
+          </w:p>
+        </w:tc>
+        <w:tc>
+          <w:tcPr>
+            <w:tcW w:w="1320" w:type="dxa"/>
+          </w:tcPr>
+          <w:p>
+            <w:pPr>
+              <w:pStyle w:val="Compact"/>
+            </w:pPr>
+            <w:r>
+              <w:t>No</w:t>
+            </w:r>
+          </w:p>
+        </w:tc>
+        <w:tc>
+          <w:tcPr>
+            <w:tcW w:w="1320" w:type="dxa"/>
+          </w:tcPr>
+          <w:p>
+            <w:pPr>
+              <w:pStyle w:val="Compact"/>
+            </w:pPr>
+            <w:r>
+              <w:t>None</w:t>
+            </w:r>
+          </w:p>
+        </w:tc>
+        <w:tc>
+          <w:tcPr>
+            <w:tcW w:w="1320" w:type="dxa"/>
+          </w:tcPr>
+          <w:p>
+            <w:pPr>
+              <w:pStyle w:val="Compact"/>
+            </w:pPr>
+            <w:r>
+              <w:t>Must be unique</w:t>
+            </w:r>
+          </w:p>
+        </w:tc>
+      </w:tr>
+      <w:tr>
+        <w:tc>
+          <w:tcPr>
+            <w:tcW w:w="1320" w:type="dxa"/>
+          </w:tcPr>
+          <w:p>
+            <w:pPr>
+              <w:pStyle w:val="Compact"/>
+            </w:pPr>
+            <w:r>
+              <w:t>password_hash</w:t>
+            </w:r>
+          </w:p>
+        </w:tc>
+        <w:tc>
+          <w:tcPr>
+            <w:tcW w:w="1320" w:type="dxa"/>
+          </w:tcPr>
+          <w:p>
+            <w:pPr>
+              <w:pStyle w:val="Compact"/>
+            </w:pPr>
+            <w:r>
+              <w:t>VARCHAR(255)</w:t>
+            </w:r>
+          </w:p>
+        </w:tc>
+        <w:tc>
+          <w:tcPr>
+            <w:tcW w:w="1320" w:type="dxa"/>
+          </w:tcPr>
+          <w:p>
+            <w:pPr>
+              <w:pStyle w:val="Compact"/>
+            </w:pPr>
+            <w:r>
+              <w:t>None</w:t>
+            </w:r>
+          </w:p>
+        </w:tc>
+        <w:tc>
+          <w:tcPr>
+            <w:tcW w:w="1320" w:type="dxa"/>
+          </w:tcPr>
+          <w:p>
+            <w:pPr>
+              <w:pStyle w:val="Compact"/>
+            </w:pPr>
+            <w:r>
+              <w:t>No</w:t>
+            </w:r>
+          </w:p>
+        </w:tc>
+        <w:tc>
+          <w:tcPr>
+            <w:tcW w:w="1320" w:type="dxa"/>
+          </w:tcPr>
+          <w:p>
+            <w:pPr>
+              <w:pStyle w:val="Compact"/>
+            </w:pPr>
+            <w:r>
+              <w:t>None</w:t>
+            </w:r>
+          </w:p>
+        </w:tc>
+        <w:tc>
+          <w:tcPr>
+            <w:tcW w:w="1320" w:type="dxa"/>
+          </w:tcPr>
+          <w:p>
+            <w:pPr>
+              <w:pStyle w:val="Compact"/>
+            </w:pPr>
+            <w:r>
+              <w:t>Password must be stored as a hash</w:t>
+            </w:r>
+          </w:p>
+        </w:tc>
+      </w:tr>
+      <w:tr>
+        <w:tc>
+          <w:tcPr>
+            <w:tcW w:w="1320" w:type="dxa"/>
+          </w:tcPr>
+          <w:p>
+            <w:pPr>
+              <w:pStyle w:val="Compact"/>
+            </w:pPr>
+            <w:r>
+              <w:t>phone</w:t>
+            </w:r>
+          </w:p>
+        </w:tc>
+        <w:tc>
+          <w:tcPr>
+            <w:tcW w:w="1320" w:type="dxa"/>
+          </w:tcPr>
+          <w:p>
+            <w:pPr>
+              <w:pStyle w:val="Compact"/>
+            </w:pPr>
+            <w:r>
+              <w:t>VARCHAR(20)</w:t>
+            </w:r>
+          </w:p>
+        </w:tc>
+        <w:tc>
+          <w:tcPr>
+            <w:tcW w:w="1320" w:type="dxa"/>
+          </w:tcPr>
+          <w:p>
+            <w:pPr>
+              <w:pStyle w:val="Compact"/>
+            </w:pPr>
+            <w:r>
+              <w:t>None</w:t>
+            </w:r>
+          </w:p>
+        </w:tc>
+        <w:tc>
+          <w:tcPr>
+            <w:tcW w:w="1320" w:type="dxa"/>
+          </w:tcPr>
+          <w:p>
+            <w:pPr>
+              <w:pStyle w:val="Compact"/>
+            </w:pPr>
+            <w:r>
+              <w:t>Yes</w:t>
+            </w:r>
+          </w:p>
+        </w:tc>
+        <w:tc>
+          <w:tcPr>
+            <w:tcW w:w="1320" w:type="dxa"/>
+          </w:tcPr>
+          <w:p>
+            <w:pPr>
+              <w:pStyle w:val="Compact"/>
+            </w:pPr>
+            <w:r>
+              <w:t>NULL</w:t>
+            </w:r>
+          </w:p>
+        </w:tc>
+        <w:tc>
+          <w:tcPr>
+            <w:tcW w:w="1320" w:type="dxa"/>
+          </w:tcPr>
+          <w:p>
+            <w:pPr>
+              <w:pStyle w:val="Compact"/>
+            </w:pPr>
+            <w:r>
+              <w:t>Optional phone number</w:t>
+            </w:r>
+          </w:p>
+        </w:tc>
+      </w:tr>
+      <w:tr>
+        <w:tc>
+          <w:tcPr>
+            <w:tcW w:w="1320" w:type="dxa"/>
+          </w:tcPr>
+          <w:p>
+            <w:pPr>
+              <w:pStyle w:val="Compact"/>
+            </w:pPr>
+            <w:r>
+              <w:t>created_at</w:t>
+            </w:r>
+          </w:p>
+        </w:tc>
+        <w:tc>
+          <w:tcPr>
+            <w:tcW w:w="1320" w:type="dxa"/>
+          </w:tcPr>
+          <w:p>
+            <w:pPr>
+              <w:pStyle w:val="Compact"/>
+            </w:pPr>
+            <w:r>
+              <w:t>DATETIME</w:t>
+            </w:r>
+          </w:p>
+        </w:tc>
+        <w:tc>
+          <w:tcPr>
+            <w:tcW w:w="1320" w:type="dxa"/>
+          </w:tcPr>
+          <w:p>
+            <w:pPr>
+              <w:pStyle w:val="Compact"/>
+            </w:pPr>
+            <w:r>
+              <w:t>None</w:t>
+            </w:r>
+          </w:p>
+        </w:tc>
+        <w:tc>
+          <w:tcPr>
+            <w:tcW w:w="1320" w:type="dxa"/>
+          </w:tcPr>
+          <w:p>
+            <w:pPr>
+              <w:pStyle w:val="Compact"/>
+            </w:pPr>
+            <w:r>
+              <w:t>No</w:t>
+            </w:r>
+          </w:p>
+        </w:tc>
+        <w:tc>
+          <w:tcPr>
+            <w:tcW w:w="1320" w:type="dxa"/>
+          </w:tcPr>
+          <w:p>
+            <w:pPr>
+              <w:pStyle w:val="Compact"/>
+            </w:pPr>
+            <w:r>
+              <w:t>CURRENT_TIMESTAMP</w:t>
+            </w:r>
+          </w:p>
+        </w:tc>
+        <w:tc>
+          <w:tcPr>
+            <w:tcW w:w="1320" w:type="dxa"/>
+          </w:tcPr>
+          <w:p>
+            <w:pPr>
+              <w:pStyle w:val="Compact"/>
+            </w:pPr>
+            <w:r>
+              <w:t>Account creation time</w:t>
+            </w:r>
+          </w:p>
+        </w:tc>
+      </w:tr>
+      <w:tr>
+        <w:tc>
+          <w:tcPr>
+            <w:tcW w:w="1320" w:type="dxa"/>
+          </w:tcPr>
+          <w:p>
+            <w:pPr>
+              <w:pStyle w:val="Compact"/>
+            </w:pPr>
+            <w:r>
+              <w:t>account_status</w:t>
+            </w:r>
+          </w:p>
+        </w:tc>
+        <w:tc>
+          <w:tcPr>
+            <w:tcW w:w="1320" w:type="dxa"/>
+          </w:tcPr>
+          <w:p>
+            <w:pPr>
+              <w:pStyle w:val="Compact"/>
+            </w:pPr>
+            <w:r>
+              <w:t>VARCHAR(20)</w:t>
+            </w:r>
+          </w:p>
+        </w:tc>
+        <w:tc>
+          <w:tcPr>
+            <w:tcW w:w="1320" w:type="dxa"/>
+          </w:tcPr>
+          <w:p>
+            <w:pPr>
+              <w:pStyle w:val="Compact"/>
+            </w:pPr>
+            <w:r>
+              <w:t>None</w:t>
+            </w:r>
+          </w:p>
+        </w:tc>
+        <w:tc>
+          <w:tcPr>
+            <w:tcW w:w="1320" w:type="dxa"/>
+          </w:tcPr>
+          <w:p>
+            <w:pPr>
+              <w:pStyle w:val="Compact"/>
+            </w:pPr>
+            <w:r>
+              <w:t>No</w:t>
+            </w:r>
+          </w:p>
+        </w:tc>
+        <w:tc>
+          <w:tcPr>
+            <w:tcW w:w="1320" w:type="dxa"/>
+          </w:tcPr>
+          <w:p>
+            <w:pPr>
+              <w:pStyle w:val="Compact"/>
+            </w:pPr>
+            <w:r>
+              <w:t>ACTIVE</w:t>
+            </w:r>
+          </w:p>
+        </w:tc>
+        <w:tc>
+          <w:tcPr>
+            <w:tcW w:w="1320" w:type="dxa"/>
+          </w:tcPr>
+          <w:p>
+            <w:pPr>
+              <w:pStyle w:val="Compact"/>
+            </w:pPr>
+            <w:r>
+              <w:t>Must be ACTIVE, SUSPENDED, or INACTIVE</w:t>
+            </w:r>
+          </w:p>
+        </w:tc>
+      </w:tr>
+    </w:tbl>
+    <w:p>
+      <w:r>
+        <w:pict w14:anchorId="05F16E92">
+          <v:rect id="_x0000_i1036" style="width:0;height:1.5pt" o:hralign="center" o:hrstd="t" o:hr="t"/>
+        </w:pict>
+      </w:r>
+    </w:p>
+    <w:p>
+      <w:pPr>
+        <w:pStyle w:val="Heading2"/>
+      </w:pPr>
+      <w:bookmarkStart w:id="42" w:name="roles"/>
+      <w:bookmarkEnd w:id="41"/>
+      <w:r>
+        <w:t>3.2 Roles</w:t>
+      </w:r>
+    </w:p>
+    <w:tbl>
+      <w:tblPr>
+        <w:tblStyle w:val="Table"/>
+        <w:tblW w:w="5000" w:type="pct"/>
+        <w:tblLayout w:type="fixed"/>
+        <w:tblLook w:val="0020" w:firstRow="1" w:lastRow="0" w:firstColumn="0" w:lastColumn="0" w:noHBand="0" w:noVBand="0"/>
+      </w:tblPr>
+      <w:tblGrid>
+        <w:gridCol w:w="1560"/>
+        <w:gridCol w:w="1560"/>
+        <w:gridCol w:w="1560"/>
+        <w:gridCol w:w="1560"/>
+        <w:gridCol w:w="1560"/>
+        <w:gridCol w:w="1560"/>
+      </w:tblGrid>
+      <w:tr>
+        <w:trPr>
+          <w:cnfStyle w:val="100000000000" w:firstRow="1" w:lastRow="0" w:firstColumn="0" w:lastColumn="0" w:oddVBand="0" w:evenVBand="0" w:oddHBand="0" w:evenHBand="0" w:firstRowFirstColumn="0" w:firstRowLastColumn="0" w:lastRowFirstColumn="0" w:lastRowLastColumn="0"/>
+          <w:tblHeader/>
+        </w:trPr>
+        <w:tc>
+          <w:tcPr>
+            <w:tcW w:w="1320" w:type="dxa"/>
+          </w:tcPr>
+          <w:p>
+            <w:pPr>
+              <w:pStyle w:val="Compact"/>
+            </w:pPr>
+            <w:r>
+              <w:t>Attribute</w:t>
+            </w:r>
+          </w:p>
+        </w:tc>
+        <w:tc>
+          <w:tcPr>
+            <w:tcW w:w="1320" w:type="dxa"/>
+          </w:tcPr>
+          <w:p>
+            <w:pPr>
+              <w:pStyle w:val="Compact"/>
+            </w:pPr>
+            <w:r>
+              <w:t>Data Type</w:t>
+            </w:r>
+          </w:p>
+        </w:tc>
+        <w:tc>
+          <w:tcPr>
+            <w:tcW w:w="1320" w:type="dxa"/>
+          </w:tcPr>
+          <w:p>
+            <w:pPr>
+              <w:pStyle w:val="Compact"/>
+            </w:pPr>
+            <w:r>
+              <w:t>Key Type</w:t>
+            </w:r>
+          </w:p>
+        </w:tc>
+        <w:tc>
+          <w:tcPr>
+            <w:tcW w:w="1320" w:type="dxa"/>
+          </w:tcPr>
+          <w:p>
+            <w:pPr>
+              <w:pStyle w:val="Compact"/>
+            </w:pPr>
+            <w:r>
+              <w:t>Nullable?</w:t>
+            </w:r>
+          </w:p>
+        </w:tc>
+        <w:tc>
+          <w:tcPr>
+            <w:tcW w:w="1320" w:type="dxa"/>
+          </w:tcPr>
+          <w:p>
+            <w:pPr>
+              <w:pStyle w:val="Compact"/>
+            </w:pPr>
+            <w:r>
+              <w:t>Default Value</w:t>
+            </w:r>
+          </w:p>
+        </w:tc>
+        <w:tc>
+          <w:tcPr>
+            <w:tcW w:w="1320" w:type="dxa"/>
+          </w:tcPr>
+          <w:p>
+            <w:pPr>
+              <w:pStyle w:val="Compact"/>
+            </w:pPr>
+            <w:r>
+              <w:t>Business Rules</w:t>
+            </w:r>
+          </w:p>
+        </w:tc>
+      </w:tr>
+      <w:tr>
+        <w:tc>
+          <w:tcPr>
+            <w:tcW w:w="1320" w:type="dxa"/>
+          </w:tcPr>
+          <w:p>
+            <w:pPr>
+              <w:pStyle w:val="Compact"/>
+            </w:pPr>
+            <w:r>
+              <w:t>role_id</w:t>
+            </w:r>
+          </w:p>
+        </w:tc>
+        <w:tc>
+          <w:tcPr>
+            <w:tcW w:w="1320" w:type="dxa"/>
+          </w:tcPr>
+          <w:p>
+            <w:pPr>
+              <w:pStyle w:val="Compact"/>
+            </w:pPr>
+            <w:r>
+              <w:t>INT</w:t>
+            </w:r>
+          </w:p>
+        </w:tc>
+        <w:tc>
+          <w:tcPr>
+            <w:tcW w:w="1320" w:type="dxa"/>
+          </w:tcPr>
+          <w:p>
+            <w:pPr>
+              <w:pStyle w:val="Compact"/>
+            </w:pPr>
+            <w:r>
+              <w:t>PK</w:t>
+            </w:r>
+          </w:p>
+        </w:tc>
+        <w:tc>
+          <w:tcPr>
+            <w:tcW w:w="1320" w:type="dxa"/>
+          </w:tcPr>
+          <w:p>
+            <w:pPr>
+              <w:pStyle w:val="Compact"/>
+            </w:pPr>
+            <w:r>
+              <w:t>No</w:t>
+            </w:r>
+          </w:p>
+        </w:tc>
+        <w:tc>
+          <w:tcPr>
+            <w:tcW w:w="1320" w:type="dxa"/>
+          </w:tcPr>
+          <w:p>
+            <w:pPr>
+              <w:pStyle w:val="Compact"/>
+            </w:pPr>
+            <w:r>
+              <w:t>AUTO_INCREMENT</w:t>
+            </w:r>
+          </w:p>
+        </w:tc>
+        <w:tc>
+          <w:tcPr>
+            <w:tcW w:w="1320" w:type="dxa"/>
+          </w:tcPr>
+          <w:p>
+            <w:pPr>
+              <w:pStyle w:val="Compact"/>
+            </w:pPr>
+            <w:r>
+              <w:t>Unique role identifier</w:t>
+            </w:r>
+          </w:p>
+        </w:tc>
+      </w:tr>
+      <w:tr>
+        <w:tc>
+          <w:tcPr>
+            <w:tcW w:w="1320" w:type="dxa"/>
+          </w:tcPr>
+          <w:p>
+            <w:pPr>
+              <w:pStyle w:val="Compact"/>
+            </w:pPr>
+            <w:r>
+              <w:t>role_name</w:t>
+            </w:r>
+          </w:p>
+        </w:tc>
+        <w:tc>
+          <w:tcPr>
+            <w:tcW w:w="1320" w:type="dxa"/>
+          </w:tcPr>
+          <w:p>
+            <w:pPr>
+              <w:pStyle w:val="Compact"/>
+            </w:pPr>
+            <w:r>
+              <w:t>VARCHAR(30)</w:t>
+            </w:r>
+          </w:p>
+        </w:tc>
+        <w:tc>
+          <w:tcPr>
+            <w:tcW w:w="1320" w:type="dxa"/>
+          </w:tcPr>
+          <w:p>
+            <w:pPr>
+              <w:pStyle w:val="Compact"/>
+            </w:pPr>
+            <w:r>
+              <w:t>UNIQUE</w:t>
+            </w:r>
+          </w:p>
+        </w:tc>
+        <w:tc>
+          <w:tcPr>
+            <w:tcW w:w="1320" w:type="dxa"/>
+          </w:tcPr>
+          <w:p>
+            <w:pPr>
+              <w:pStyle w:val="Compact"/>
+            </w:pPr>
+            <w:r>
+              <w:t>No</w:t>
+            </w:r>
+          </w:p>
+        </w:tc>
+        <w:tc>
+          <w:tcPr>
+            <w:tcW w:w="1320" w:type="dxa"/>
+          </w:tcPr>
+          <w:p>
+            <w:pPr>
+              <w:pStyle w:val="Compact"/>
+            </w:pPr>
+            <w:r>
+              <w:t>None</w:t>
+            </w:r>
+          </w:p>
+        </w:tc>
+        <w:tc>
+          <w:tcPr>
+            <w:tcW w:w="1320" w:type="dxa"/>
+          </w:tcPr>
+          <w:p>
+            <w:pPr>
+              <w:pStyle w:val="Compact"/>
+            </w:pPr>
+            <w:r>
+              <w:t>Example: CLIENT, FREELANCER, ADMIN</w:t>
+            </w:r>
+          </w:p>
+        </w:tc>
+      </w:tr>
+    </w:tbl>
+    <w:p>
+      <w:r>
+        <w:pict w14:anchorId="1A2B86C5">
+          <v:rect id="_x0000_i1037" style="width:0;height:1.5pt" o:hralign="center" o:hrstd="t" o:hr="t"/>
+        </w:pict>
+      </w:r>
+    </w:p>
+    <w:p>
+      <w:pPr>
+        <w:pStyle w:val="Heading2"/>
+      </w:pPr>
+      <w:bookmarkStart w:id="43" w:name="client-profiles"/>
+      <w:bookmarkEnd w:id="42"/>
+      <w:r>
+        <w:lastRenderedPageBreak/>
+        <w:t>3.3 Client Profiles</w:t>
+      </w:r>
+    </w:p>
+    <w:tbl>
+      <w:tblPr>
+        <w:tblStyle w:val="Table"/>
+        <w:tblW w:w="5000" w:type="pct"/>
+        <w:tblLayout w:type="fixed"/>
+        <w:tblLook w:val="0020" w:firstRow="1" w:lastRow="0" w:firstColumn="0" w:lastColumn="0" w:noHBand="0" w:noVBand="0"/>
+      </w:tblPr>
+      <w:tblGrid>
+        <w:gridCol w:w="1560"/>
+        <w:gridCol w:w="1560"/>
+        <w:gridCol w:w="1560"/>
+        <w:gridCol w:w="1560"/>
+        <w:gridCol w:w="1560"/>
+        <w:gridCol w:w="1560"/>
+      </w:tblGrid>
+      <w:tr>
+        <w:trPr>
+          <w:cnfStyle w:val="100000000000" w:firstRow="1" w:lastRow="0" w:firstColumn="0" w:lastColumn="0" w:oddVBand="0" w:evenVBand="0" w:oddHBand="0" w:evenHBand="0" w:firstRowFirstColumn="0" w:firstRowLastColumn="0" w:lastRowFirstColumn="0" w:lastRowLastColumn="0"/>
+          <w:tblHeader/>
+        </w:trPr>
+        <w:tc>
+          <w:tcPr>
+            <w:tcW w:w="1320" w:type="dxa"/>
+          </w:tcPr>
+          <w:p>
+            <w:pPr>
+              <w:pStyle w:val="Compact"/>
+            </w:pPr>
+            <w:r>
+              <w:t>Attribute</w:t>
+            </w:r>
+          </w:p>
+        </w:tc>
+        <w:tc>
+          <w:tcPr>
+            <w:tcW w:w="1320" w:type="dxa"/>
+          </w:tcPr>
+          <w:p>
+            <w:pPr>
+              <w:pStyle w:val="Compact"/>
+            </w:pPr>
+            <w:r>
+              <w:t>Data Type</w:t>
+            </w:r>
+          </w:p>
+        </w:tc>
+        <w:tc>
+          <w:tcPr>
+            <w:tcW w:w="1320" w:type="dxa"/>
+          </w:tcPr>
+          <w:p>
+            <w:pPr>
+              <w:pStyle w:val="Compact"/>
+            </w:pPr>
+            <w:r>
+              <w:t>Key Type</w:t>
+            </w:r>
+          </w:p>
+        </w:tc>
+        <w:tc>
+          <w:tcPr>
+            <w:tcW w:w="1320" w:type="dxa"/>
+          </w:tcPr>
+          <w:p>
+            <w:pPr>
+              <w:pStyle w:val="Compact"/>
+            </w:pPr>
+            <w:r>
+              <w:t>Nullable?</w:t>
+            </w:r>
+          </w:p>
+        </w:tc>
+        <w:tc>
+          <w:tcPr>
+            <w:tcW w:w="1320" w:type="dxa"/>
+          </w:tcPr>
+          <w:p>
+            <w:pPr>
+              <w:pStyle w:val="Compact"/>
+            </w:pPr>
+            <w:r>
+              <w:t>Default Value</w:t>
+            </w:r>
+          </w:p>
+        </w:tc>
+        <w:tc>
+          <w:tcPr>
+            <w:tcW w:w="1320" w:type="dxa"/>
+          </w:tcPr>
+          <w:p>
+            <w:pPr>
+              <w:pStyle w:val="Compact"/>
+            </w:pPr>
+            <w:r>
+              <w:t>Business Rules</w:t>
+            </w:r>
+          </w:p>
+        </w:tc>
+      </w:tr>
+      <w:tr>
+        <w:tc>
+          <w:tcPr>
+            <w:tcW w:w="1320" w:type="dxa"/>
+          </w:tcPr>
+          <w:p>
+            <w:pPr>
+              <w:pStyle w:val="Compact"/>
+            </w:pPr>
+            <w:r>
+              <w:t>client_id</w:t>
+            </w:r>
+          </w:p>
+        </w:tc>
+        <w:tc>
+          <w:tcPr>
+            <w:tcW w:w="1320" w:type="dxa"/>
+          </w:tcPr>
+          <w:p>
+            <w:pPr>
+              <w:pStyle w:val="Compact"/>
+            </w:pPr>
+            <w:r>
+              <w:t>INT</w:t>
+            </w:r>
+          </w:p>
+        </w:tc>
+        <w:tc>
+          <w:tcPr>
+            <w:tcW w:w="1320" w:type="dxa"/>
+          </w:tcPr>
+          <w:p>
+            <w:pPr>
+              <w:pStyle w:val="Compact"/>
+            </w:pPr>
+            <w:r>
+              <w:t>PK</w:t>
+            </w:r>
+          </w:p>
+        </w:tc>
+        <w:tc>
+          <w:tcPr>
+            <w:tcW w:w="1320" w:type="dxa"/>
+          </w:tcPr>
+          <w:p>
+            <w:pPr>
+              <w:pStyle w:val="Compact"/>
+            </w:pPr>
+            <w:r>
+              <w:t>No</w:t>
+            </w:r>
+          </w:p>
+        </w:tc>
+        <w:tc>
+          <w:tcPr>
+            <w:tcW w:w="1320" w:type="dxa"/>
+          </w:tcPr>
+          <w:p>
+            <w:pPr>
+              <w:pStyle w:val="Compact"/>
+            </w:pPr>
+            <w:r>
+              <w:t>AUTO_INCREMENT</w:t>
+            </w:r>
+          </w:p>
+        </w:tc>
+        <w:tc>
+          <w:tcPr>
+            <w:tcW w:w="1320" w:type="dxa"/>
+          </w:tcPr>
+          <w:p>
+            <w:pPr>
+              <w:pStyle w:val="Compact"/>
+            </w:pPr>
+            <w:r>
+              <w:t>Unique client identifier</w:t>
+            </w:r>
+          </w:p>
+        </w:tc>
+      </w:tr>
+      <w:tr>
+        <w:tc>
+          <w:tcPr>
+            <w:tcW w:w="1320" w:type="dxa"/>
+          </w:tcPr>
+          <w:p>
+            <w:pPr>
+              <w:pStyle w:val="Compact"/>
+            </w:pPr>
+            <w:r>
+              <w:t>user_id</w:t>
+            </w:r>
+          </w:p>
+        </w:tc>
+        <w:tc>
+          <w:tcPr>
+            <w:tcW w:w="1320" w:type="dxa"/>
+          </w:tcPr>
+          <w:p>
+            <w:pPr>
+              <w:pStyle w:val="Compact"/>
+            </w:pPr>
+            <w:r>
+              <w:t>INT</w:t>
+            </w:r>
+          </w:p>
+        </w:tc>
+        <w:tc>
+          <w:tcPr>
+            <w:tcW w:w="1320" w:type="dxa"/>
+          </w:tcPr>
+          <w:p>
+            <w:pPr>
+              <w:pStyle w:val="Compact"/>
+            </w:pPr>
+            <w:r>
+              <w:t>FK, UNIQUE</w:t>
+            </w:r>
+          </w:p>
+        </w:tc>
+        <w:tc>
+          <w:tcPr>
+            <w:tcW w:w="1320" w:type="dxa"/>
+          </w:tcPr>
+          <w:p>
+            <w:pPr>
+              <w:pStyle w:val="Compact"/>
+            </w:pPr>
+            <w:r>
+              <w:t>No</w:t>
+            </w:r>
+          </w:p>
+        </w:tc>
+        <w:tc>
+          <w:tcPr>
+            <w:tcW w:w="1320" w:type="dxa"/>
+          </w:tcPr>
+          <w:p>
+            <w:pPr>
+              <w:pStyle w:val="Compact"/>
+            </w:pPr>
+            <w:r>
+              <w:t>None</w:t>
+            </w:r>
+          </w:p>
+        </w:tc>
+        <w:tc>
+          <w:tcPr>
+            <w:tcW w:w="1320" w:type="dxa"/>
+          </w:tcPr>
+          <w:p>
+            <w:pPr>
+              <w:pStyle w:val="Compact"/>
+            </w:pPr>
+            <w:r>
+              <w:t>References users(user_id)</w:t>
+            </w:r>
+          </w:p>
+        </w:tc>
+      </w:tr>
+      <w:tr>
+        <w:tc>
+          <w:tcPr>
+            <w:tcW w:w="1320" w:type="dxa"/>
+          </w:tcPr>
+          <w:p>
+            <w:pPr>
+              <w:pStyle w:val="Compact"/>
+            </w:pPr>
+            <w:r>
+              <w:t>company_name</w:t>
+            </w:r>
+          </w:p>
+        </w:tc>
+        <w:tc>
+          <w:tcPr>
+            <w:tcW w:w="1320" w:type="dxa"/>
+          </w:tcPr>
+          <w:p>
+            <w:pPr>
+              <w:pStyle w:val="Compact"/>
+            </w:pPr>
+            <w:r>
+              <w:t>VARCHAR(150)</w:t>
+            </w:r>
+          </w:p>
+        </w:tc>
+        <w:tc>
+          <w:tcPr>
+            <w:tcW w:w="1320" w:type="dxa"/>
+          </w:tcPr>
+          <w:p>
+            <w:pPr>
+              <w:pStyle w:val="Compact"/>
+            </w:pPr>
+            <w:r>
+              <w:t>None</w:t>
+            </w:r>
+          </w:p>
+        </w:tc>
+        <w:tc>
+          <w:tcPr>
+            <w:tcW w:w="1320" w:type="dxa"/>
+          </w:tcPr>
+          <w:p>
+            <w:pPr>
+              <w:pStyle w:val="Compact"/>
+            </w:pPr>
+            <w:r>
+              <w:t>Yes</w:t>
+            </w:r>
+          </w:p>
+        </w:tc>
+        <w:tc>
+          <w:tcPr>
+            <w:tcW w:w="1320" w:type="dxa"/>
+          </w:tcPr>
+          <w:p>
+            <w:pPr>
+              <w:pStyle w:val="Compact"/>
+            </w:pPr>
+            <w:r>
+              <w:t>NULL</w:t>
+            </w:r>
+          </w:p>
+        </w:tc>
+        <w:tc>
+          <w:tcPr>
+            <w:tcW w:w="1320" w:type="dxa"/>
+          </w:tcPr>
+          <w:p>
+            <w:pPr>
+              <w:pStyle w:val="Compact"/>
+            </w:pPr>
+            <w:r>
+              <w:t>Client company name</w:t>
+            </w:r>
+          </w:p>
+        </w:tc>
+      </w:tr>
+      <w:tr>
+        <w:tc>
+          <w:tcPr>
+            <w:tcW w:w="1320" w:type="dxa"/>
+          </w:tcPr>
+          <w:p>
+            <w:pPr>
+              <w:pStyle w:val="Compact"/>
+            </w:pPr>
+            <w:r>
+              <w:t>company_description</w:t>
+            </w:r>
+          </w:p>
+        </w:tc>
+        <w:tc>
+          <w:tcPr>
+            <w:tcW w:w="1320" w:type="dxa"/>
+          </w:tcPr>
+          <w:p>
+            <w:pPr>
+              <w:pStyle w:val="Compact"/>
+            </w:pPr>
+            <w:r>
+              <w:t>TEXT</w:t>
+            </w:r>
+          </w:p>
+        </w:tc>
+        <w:tc>
+          <w:tcPr>
+            <w:tcW w:w="1320" w:type="dxa"/>
+          </w:tcPr>
+          <w:p>
+            <w:pPr>
+              <w:pStyle w:val="Compact"/>
+            </w:pPr>
+            <w:r>
+              <w:t>None</w:t>
+            </w:r>
+          </w:p>
+        </w:tc>
+        <w:tc>
+          <w:tcPr>
+            <w:tcW w:w="1320" w:type="dxa"/>
+          </w:tcPr>
+          <w:p>
+            <w:pPr>
+              <w:pStyle w:val="Compact"/>
+            </w:pPr>
+            <w:r>
+              <w:t>Yes</w:t>
+            </w:r>
+          </w:p>
+        </w:tc>
+        <w:tc>
+          <w:tcPr>
+            <w:tcW w:w="1320" w:type="dxa"/>
+          </w:tcPr>
+          <w:p>
+            <w:pPr>
+              <w:pStyle w:val="Compact"/>
+            </w:pPr>
+            <w:r>
+              <w:t>NULL</w:t>
+            </w:r>
+          </w:p>
+        </w:tc>
+        <w:tc>
+          <w:tcPr>
+            <w:tcW w:w="1320" w:type="dxa"/>
+          </w:tcPr>
+          <w:p>
+            <w:pPr>
+              <w:pStyle w:val="Compact"/>
+            </w:pPr>
+            <w:r>
+              <w:t>Optional company description</w:t>
+            </w:r>
+          </w:p>
+        </w:tc>
+      </w:tr>
+    </w:tbl>
+    <w:p>
+      <w:r>
+        <w:pict w14:anchorId="12DE0218">
+          <v:rect id="_x0000_i1038" style="width:0;height:1.5pt" o:hralign="center" o:hrstd="t" o:hr="t"/>
+        </w:pict>
+      </w:r>
+    </w:p>
+    <w:p>
+      <w:pPr>
+        <w:pStyle w:val="Heading2"/>
+      </w:pPr>
+      <w:bookmarkStart w:id="44" w:name="freelancer-profiles"/>
+      <w:bookmarkEnd w:id="43"/>
+      <w:r>
+        <w:t>3.4 Freelancer Profiles</w:t>
+      </w:r>
+    </w:p>
+    <w:tbl>
+      <w:tblPr>
+        <w:tblStyle w:val="Table"/>
+        <w:tblW w:w="5000" w:type="pct"/>
+        <w:tblLayout w:type="fixed"/>
+        <w:tblLook w:val="0020" w:firstRow="1" w:lastRow="0" w:firstColumn="0" w:lastColumn="0" w:noHBand="0" w:noVBand="0"/>
+      </w:tblPr>
+      <w:tblGrid>
+        <w:gridCol w:w="1560"/>
+        <w:gridCol w:w="1560"/>
+        <w:gridCol w:w="1560"/>
+        <w:gridCol w:w="1560"/>
+        <w:gridCol w:w="1560"/>
+        <w:gridCol w:w="1560"/>
+      </w:tblGrid>
+      <w:tr>
+        <w:trPr>
+          <w:cnfStyle w:val="100000000000" w:firstRow="1" w:lastRow="0" w:firstColumn="0" w:lastColumn="0" w:oddVBand="0" w:evenVBand="0" w:oddHBand="0" w:evenHBand="0" w:firstRowFirstColumn="0" w:firstRowLastColumn="0" w:lastRowFirstColumn="0" w:lastRowLastColumn="0"/>
+          <w:tblHeader/>
+        </w:trPr>
+        <w:tc>
+          <w:tcPr>
+            <w:tcW w:w="1320" w:type="dxa"/>
+          </w:tcPr>
+          <w:p>
+            <w:pPr>
+              <w:pStyle w:val="Compact"/>
+            </w:pPr>
+            <w:r>
+              <w:t>Attribute</w:t>
+            </w:r>
+          </w:p>
+        </w:tc>
+        <w:tc>
+          <w:tcPr>
+            <w:tcW w:w="1320" w:type="dxa"/>
+          </w:tcPr>
+          <w:p>
+            <w:pPr>
+              <w:pStyle w:val="Compact"/>
+            </w:pPr>
+            <w:r>
+              <w:t>Data Type</w:t>
+            </w:r>
+          </w:p>
+        </w:tc>
+        <w:tc>
+          <w:tcPr>
+            <w:tcW w:w="1320" w:type="dxa"/>
+          </w:tcPr>
+          <w:p>
+            <w:pPr>
+              <w:pStyle w:val="Compact"/>
+            </w:pPr>
+            <w:r>
+              <w:t>Key Type</w:t>
+            </w:r>
+          </w:p>
+        </w:tc>
+        <w:tc>
+          <w:tcPr>
+            <w:tcW w:w="1320" w:type="dxa"/>
+          </w:tcPr>
+          <w:p>
+            <w:pPr>
+              <w:pStyle w:val="Compact"/>
+            </w:pPr>
+            <w:r>
+              <w:t>Nullable?</w:t>
+            </w:r>
+          </w:p>
+        </w:tc>
+        <w:tc>
+          <w:tcPr>
+            <w:tcW w:w="1320" w:type="dxa"/>
+          </w:tcPr>
+          <w:p>
+            <w:pPr>
+              <w:pStyle w:val="Compact"/>
+            </w:pPr>
+            <w:r>
+              <w:t>Default Value</w:t>
+            </w:r>
+          </w:p>
+        </w:tc>
+        <w:tc>
+          <w:tcPr>
+            <w:tcW w:w="1320" w:type="dxa"/>
+          </w:tcPr>
+          <w:p>
+            <w:pPr>
+              <w:pStyle w:val="Compact"/>
+            </w:pPr>
+            <w:r>
+              <w:t>Business Rules</w:t>
+            </w:r>
+          </w:p>
+        </w:tc>
+      </w:tr>
+      <w:tr>
+        <w:tc>
+          <w:tcPr>
+            <w:tcW w:w="1320" w:type="dxa"/>
+          </w:tcPr>
+          <w:p>
+            <w:pPr>
+              <w:pStyle w:val="Compact"/>
+            </w:pPr>
+            <w:r>
+              <w:t>freelancer_id</w:t>
+            </w:r>
+          </w:p>
+        </w:tc>
+        <w:tc>
+          <w:tcPr>
+            <w:tcW w:w="1320" w:type="dxa"/>
+          </w:tcPr>
+          <w:p>
+            <w:pPr>
+              <w:pStyle w:val="Compact"/>
+            </w:pPr>
+            <w:r>
+              <w:t>INT</w:t>
+            </w:r>
+          </w:p>
+        </w:tc>
+        <w:tc>
+          <w:tcPr>
+            <w:tcW w:w="1320" w:type="dxa"/>
+          </w:tcPr>
+          <w:p>
+            <w:pPr>
+              <w:pStyle w:val="Compact"/>
+            </w:pPr>
+            <w:r>
+              <w:t>PK</w:t>
+            </w:r>
+          </w:p>
+        </w:tc>
+        <w:tc>
+          <w:tcPr>
+            <w:tcW w:w="1320" w:type="dxa"/>
+          </w:tcPr>
+          <w:p>
+            <w:pPr>
+              <w:pStyle w:val="Compact"/>
+            </w:pPr>
+            <w:r>
+              <w:t>No</w:t>
+            </w:r>
+          </w:p>
+        </w:tc>
+        <w:tc>
+          <w:tcPr>
+            <w:tcW w:w="1320" w:type="dxa"/>
+          </w:tcPr>
+          <w:p>
+            <w:pPr>
+              <w:pStyle w:val="Compact"/>
+            </w:pPr>
+            <w:r>
+              <w:t>AUTO_INCREMENT</w:t>
+            </w:r>
+          </w:p>
+        </w:tc>
+        <w:tc>
+          <w:tcPr>
+            <w:tcW w:w="1320" w:type="dxa"/>
+          </w:tcPr>
+          <w:p>
+            <w:pPr>
+              <w:pStyle w:val="Compact"/>
+            </w:pPr>
+            <w:r>
+              <w:t>Unique freelancer identifier</w:t>
+            </w:r>
+          </w:p>
+        </w:tc>
+      </w:tr>
+      <w:tr>
+        <w:tc>
+          <w:tcPr>
+            <w:tcW w:w="1320" w:type="dxa"/>
+          </w:tcPr>
+          <w:p>
+            <w:pPr>
+              <w:pStyle w:val="Compact"/>
+            </w:pPr>
+            <w:r>
+              <w:t>user_id</w:t>
+            </w:r>
+          </w:p>
+        </w:tc>
+        <w:tc>
+          <w:tcPr>
+            <w:tcW w:w="1320" w:type="dxa"/>
+          </w:tcPr>
+          <w:p>
+            <w:pPr>
+              <w:pStyle w:val="Compact"/>
+            </w:pPr>
+            <w:r>
+              <w:t>INT</w:t>
+            </w:r>
+          </w:p>
+        </w:tc>
+        <w:tc>
+          <w:tcPr>
+            <w:tcW w:w="1320" w:type="dxa"/>
+          </w:tcPr>
+          <w:p>
+            <w:pPr>
+              <w:pStyle w:val="Compact"/>
+            </w:pPr>
+            <w:r>
+              <w:t>FK, UNIQUE</w:t>
+            </w:r>
+          </w:p>
+        </w:tc>
+        <w:tc>
+          <w:tcPr>
+            <w:tcW w:w="1320" w:type="dxa"/>
+          </w:tcPr>
+          <w:p>
+            <w:pPr>
+              <w:pStyle w:val="Compact"/>
+            </w:pPr>
+            <w:r>
+              <w:t>No</w:t>
+            </w:r>
+          </w:p>
+        </w:tc>
+        <w:tc>
+          <w:tcPr>
+            <w:tcW w:w="1320" w:type="dxa"/>
+          </w:tcPr>
+          <w:p>
+            <w:pPr>
+              <w:pStyle w:val="Compact"/>
+            </w:pPr>
+            <w:r>
+              <w:t>None</w:t>
+            </w:r>
+          </w:p>
+        </w:tc>
+        <w:tc>
+          <w:tcPr>
+            <w:tcW w:w="1320" w:type="dxa"/>
+          </w:tcPr>
+          <w:p>
+            <w:pPr>
+              <w:pStyle w:val="Compact"/>
+            </w:pPr>
+            <w:r>
+              <w:t>References users(user_id)</w:t>
+            </w:r>
+          </w:p>
+        </w:tc>
+      </w:tr>
+      <w:tr>
+        <w:tc>
+          <w:tcPr>
+            <w:tcW w:w="1320" w:type="dxa"/>
+          </w:tcPr>
+          <w:p>
+            <w:pPr>
+              <w:pStyle w:val="Compact"/>
+            </w:pPr>
+            <w:r>
+              <w:t>professional_title</w:t>
+            </w:r>
+          </w:p>
+        </w:tc>
+        <w:tc>
+          <w:tcPr>
+            <w:tcW w:w="1320" w:type="dxa"/>
+          </w:tcPr>
+          <w:p>
+            <w:pPr>
+              <w:pStyle w:val="Compact"/>
+            </w:pPr>
+            <w:r>
+              <w:t>VARCHAR(150)</w:t>
+            </w:r>
+          </w:p>
+        </w:tc>
+        <w:tc>
+          <w:tcPr>
+            <w:tcW w:w="1320" w:type="dxa"/>
+          </w:tcPr>
+          <w:p>
+            <w:pPr>
+              <w:pStyle w:val="Compact"/>
+            </w:pPr>
+            <w:r>
+              <w:t>None</w:t>
+            </w:r>
+          </w:p>
+        </w:tc>
+        <w:tc>
+          <w:tcPr>
+            <w:tcW w:w="1320" w:type="dxa"/>
+          </w:tcPr>
+          <w:p>
+            <w:pPr>
+              <w:pStyle w:val="Compact"/>
+            </w:pPr>
+            <w:r>
+              <w:t>No</w:t>
+            </w:r>
+          </w:p>
+        </w:tc>
+        <w:tc>
+          <w:tcPr>
+            <w:tcW w:w="1320" w:type="dxa"/>
+          </w:tcPr>
+          <w:p>
+            <w:pPr>
+              <w:pStyle w:val="Compact"/>
+            </w:pPr>
+            <w:r>
+              <w:t>None</w:t>
+            </w:r>
+          </w:p>
+        </w:tc>
+        <w:tc>
+          <w:tcPr>
+            <w:tcW w:w="1320" w:type="dxa"/>
+          </w:tcPr>
+          <w:p>
+            <w:pPr>
+              <w:pStyle w:val="Compact"/>
+            </w:pPr>
+            <w:r>
+              <w:t>Freelancer job title</w:t>
+            </w:r>
+          </w:p>
+        </w:tc>
+      </w:tr>
+      <w:tr>
+        <w:tc>
+          <w:tcPr>
+            <w:tcW w:w="1320" w:type="dxa"/>
+          </w:tcPr>
+          <w:p>
+            <w:pPr>
+              <w:pStyle w:val="Compact"/>
+            </w:pPr>
+            <w:r>
+              <w:t>profile_description</w:t>
+            </w:r>
+          </w:p>
+        </w:tc>
+        <w:tc>
+          <w:tcPr>
+            <w:tcW w:w="1320" w:type="dxa"/>
+          </w:tcPr>
+          <w:p>
+            <w:pPr>
+              <w:pStyle w:val="Compact"/>
+            </w:pPr>
+            <w:r>
+              <w:t>TEXT</w:t>
+            </w:r>
+          </w:p>
+        </w:tc>
+        <w:tc>
+          <w:tcPr>
+            <w:tcW w:w="1320" w:type="dxa"/>
+          </w:tcPr>
+          <w:p>
+            <w:pPr>
+              <w:pStyle w:val="Compact"/>
+            </w:pPr>
+            <w:r>
+              <w:t>None</w:t>
+            </w:r>
+          </w:p>
+        </w:tc>
+        <w:tc>
+          <w:tcPr>
+            <w:tcW w:w="1320" w:type="dxa"/>
+          </w:tcPr>
+          <w:p>
+            <w:pPr>
+              <w:pStyle w:val="Compact"/>
+            </w:pPr>
+            <w:r>
+              <w:t>Yes</w:t>
+            </w:r>
+          </w:p>
+        </w:tc>
+        <w:tc>
+          <w:tcPr>
+            <w:tcW w:w="1320" w:type="dxa"/>
+          </w:tcPr>
+          <w:p>
+            <w:pPr>
+              <w:pStyle w:val="Compact"/>
+            </w:pPr>
+            <w:r>
+              <w:t>NULL</w:t>
+            </w:r>
+          </w:p>
+        </w:tc>
+        <w:tc>
+          <w:tcPr>
+            <w:tcW w:w="1320" w:type="dxa"/>
+          </w:tcPr>
+          <w:p>
+            <w:pPr>
+              <w:pStyle w:val="Compact"/>
+            </w:pPr>
+            <w:r>
+              <w:t>Freelancer introduction</w:t>
+            </w:r>
+          </w:p>
+        </w:tc>
+      </w:tr>
+      <w:tr>
+        <w:tc>
+          <w:tcPr>
+            <w:tcW w:w="1320" w:type="dxa"/>
+          </w:tcPr>
+          <w:p>
+            <w:pPr>
+              <w:pStyle w:val="Compact"/>
+            </w:pPr>
+            <w:r>
+              <w:t>hourly_rate</w:t>
+            </w:r>
+          </w:p>
+        </w:tc>
+        <w:tc>
+          <w:tcPr>
+            <w:tcW w:w="1320" w:type="dxa"/>
+          </w:tcPr>
+          <w:p>
+            <w:pPr>
+              <w:pStyle w:val="Compact"/>
+            </w:pPr>
+            <w:r>
+              <w:t>DECIMAL(10,2)</w:t>
+            </w:r>
+          </w:p>
+        </w:tc>
+        <w:tc>
+          <w:tcPr>
+            <w:tcW w:w="1320" w:type="dxa"/>
+          </w:tcPr>
+          <w:p>
+            <w:pPr>
+              <w:pStyle w:val="Compact"/>
+            </w:pPr>
+            <w:r>
+              <w:t>None</w:t>
+            </w:r>
+          </w:p>
+        </w:tc>
+        <w:tc>
+          <w:tcPr>
+            <w:tcW w:w="1320" w:type="dxa"/>
+          </w:tcPr>
+          <w:p>
+            <w:pPr>
+              <w:pStyle w:val="Compact"/>
+            </w:pPr>
+            <w:r>
+              <w:t>No</w:t>
+            </w:r>
+          </w:p>
+        </w:tc>
+        <w:tc>
+          <w:tcPr>
+            <w:tcW w:w="1320" w:type="dxa"/>
+          </w:tcPr>
+          <w:p>
+            <w:pPr>
+              <w:pStyle w:val="Compact"/>
+            </w:pPr>
+            <w:r>
+              <w:t>0.00</w:t>
+            </w:r>
+          </w:p>
+        </w:tc>
+        <w:tc>
+          <w:tcPr>
+            <w:tcW w:w="1320" w:type="dxa"/>
+          </w:tcPr>
+          <w:p>
+            <w:pPr>
+              <w:pStyle w:val="Compact"/>
+            </w:pPr>
+            <w:r>
+              <w:t>Must be greater than or equal to 0</w:t>
+            </w:r>
+          </w:p>
+        </w:tc>
+      </w:tr>
+      <w:tr>
+        <w:tc>
+          <w:tcPr>
+            <w:tcW w:w="1320" w:type="dxa"/>
+          </w:tcPr>
+          <w:p>
+            <w:pPr>
+              <w:pStyle w:val="Compact"/>
+            </w:pPr>
+            <w:r>
+              <w:t>total_earnings</w:t>
+            </w:r>
+          </w:p>
+        </w:tc>
+        <w:tc>
+          <w:tcPr>
+            <w:tcW w:w="1320" w:type="dxa"/>
+          </w:tcPr>
+          <w:p>
+            <w:pPr>
+              <w:pStyle w:val="Compact"/>
+            </w:pPr>
+            <w:r>
+              <w:t>DECIMAL(15,2)</w:t>
+            </w:r>
+          </w:p>
+        </w:tc>
+        <w:tc>
+          <w:tcPr>
+            <w:tcW w:w="1320" w:type="dxa"/>
+          </w:tcPr>
+          <w:p>
+            <w:pPr>
+              <w:pStyle w:val="Compact"/>
+            </w:pPr>
+            <w:r>
+              <w:t>None</w:t>
+            </w:r>
+          </w:p>
+        </w:tc>
+        <w:tc>
+          <w:tcPr>
+            <w:tcW w:w="1320" w:type="dxa"/>
+          </w:tcPr>
+          <w:p>
+            <w:pPr>
+              <w:pStyle w:val="Compact"/>
+            </w:pPr>
+            <w:r>
+              <w:t>No</w:t>
+            </w:r>
+          </w:p>
+        </w:tc>
+        <w:tc>
+          <w:tcPr>
+            <w:tcW w:w="1320" w:type="dxa"/>
+          </w:tcPr>
+          <w:p>
+            <w:pPr>
+              <w:pStyle w:val="Compact"/>
+            </w:pPr>
+            <w:r>
+              <w:t>0.00</w:t>
+            </w:r>
+          </w:p>
+        </w:tc>
+        <w:tc>
+          <w:tcPr>
+            <w:tcW w:w="1320" w:type="dxa"/>
+          </w:tcPr>
+          <w:p>
+            <w:pPr>
+              <w:pStyle w:val="Compact"/>
+            </w:pPr>
+            <w:r>
+              <w:t>Total earnings cannot be negative</w:t>
+            </w:r>
+          </w:p>
+        </w:tc>
+      </w:tr>
+    </w:tbl>
+    <w:p>
+      <w:r>
+        <w:pict w14:anchorId="6A0313FB">
+          <v:rect id="_x0000_i1039" style="width:0;height:1.5pt" o:hralign="center" o:hrstd="t" o:hr="t"/>
+        </w:pict>
+      </w:r>
+    </w:p>
+    <w:p>
+      <w:pPr>
+        <w:pStyle w:val="Heading2"/>
+      </w:pPr>
+      <w:bookmarkStart w:id="45" w:name="skills"/>
+      <w:bookmarkEnd w:id="44"/>
+      <w:r>
+        <w:lastRenderedPageBreak/>
+        <w:t>3.5 Skills</w:t>
+      </w:r>
+    </w:p>
+    <w:tbl>
+      <w:tblPr>
+        <w:tblStyle w:val="Table"/>
+        <w:tblW w:w="5000" w:type="pct"/>
+        <w:tblLayout w:type="fixed"/>
+        <w:tblLook w:val="0020" w:firstRow="1" w:lastRow="0" w:firstColumn="0" w:lastColumn="0" w:noHBand="0" w:noVBand="0"/>
+      </w:tblPr>
+      <w:tblGrid>
+        <w:gridCol w:w="1560"/>
+        <w:gridCol w:w="1560"/>
+        <w:gridCol w:w="1560"/>
+        <w:gridCol w:w="1560"/>
+        <w:gridCol w:w="1560"/>
+        <w:gridCol w:w="1560"/>
+      </w:tblGrid>
+      <w:tr>
+        <w:trPr>
+          <w:cnfStyle w:val="100000000000" w:firstRow="1" w:lastRow="0" w:firstColumn="0" w:lastColumn="0" w:oddVBand="0" w:evenVBand="0" w:oddHBand="0" w:evenHBand="0" w:firstRowFirstColumn="0" w:firstRowLastColumn="0" w:lastRowFirstColumn="0" w:lastRowLastColumn="0"/>
+          <w:tblHeader/>
+        </w:trPr>
+        <w:tc>
+          <w:tcPr>
+            <w:tcW w:w="1320" w:type="dxa"/>
+          </w:tcPr>
+          <w:p>
+            <w:pPr>
+              <w:pStyle w:val="Compact"/>
+            </w:pPr>
+            <w:r>
+              <w:t>Attribute</w:t>
+            </w:r>
+          </w:p>
+        </w:tc>
+        <w:tc>
+          <w:tcPr>
+            <w:tcW w:w="1320" w:type="dxa"/>
+          </w:tcPr>
+          <w:p>
+            <w:pPr>
+              <w:pStyle w:val="Compact"/>
+            </w:pPr>
+            <w:r>
+              <w:t>Data Type</w:t>
+            </w:r>
+          </w:p>
+        </w:tc>
+        <w:tc>
+          <w:tcPr>
+            <w:tcW w:w="1320" w:type="dxa"/>
+          </w:tcPr>
+          <w:p>
+            <w:pPr>
+              <w:pStyle w:val="Compact"/>
+            </w:pPr>
+            <w:r>
+              <w:t>Key Type</w:t>
+            </w:r>
+          </w:p>
+        </w:tc>
+        <w:tc>
+          <w:tcPr>
+            <w:tcW w:w="1320" w:type="dxa"/>
+          </w:tcPr>
+          <w:p>
+            <w:pPr>
+              <w:pStyle w:val="Compact"/>
+            </w:pPr>
+            <w:r>
+              <w:t>Nullable?</w:t>
+            </w:r>
+          </w:p>
+        </w:tc>
+        <w:tc>
+          <w:tcPr>
+            <w:tcW w:w="1320" w:type="dxa"/>
+          </w:tcPr>
+          <w:p>
+            <w:pPr>
+              <w:pStyle w:val="Compact"/>
+            </w:pPr>
+            <w:r>
+              <w:t>Default Value</w:t>
+            </w:r>
+          </w:p>
+        </w:tc>
+        <w:tc>
+          <w:tcPr>
+            <w:tcW w:w="1320" w:type="dxa"/>
+          </w:tcPr>
+          <w:p>
+            <w:pPr>
+              <w:pStyle w:val="Compact"/>
+            </w:pPr>
+            <w:r>
+              <w:t>Business Rules</w:t>
+            </w:r>
+          </w:p>
+        </w:tc>
+      </w:tr>
+      <w:tr>
+        <w:tc>
+          <w:tcPr>
+            <w:tcW w:w="1320" w:type="dxa"/>
+          </w:tcPr>
+          <w:p>
+            <w:pPr>
+              <w:pStyle w:val="Compact"/>
+            </w:pPr>
+            <w:r>
+              <w:t>skill_id</w:t>
+            </w:r>
+          </w:p>
+        </w:tc>
+        <w:tc>
+          <w:tcPr>
+            <w:tcW w:w="1320" w:type="dxa"/>
+          </w:tcPr>
+          <w:p>
+            <w:pPr>
+              <w:pStyle w:val="Compact"/>
+            </w:pPr>
+            <w:r>
+              <w:t>INT</w:t>
+            </w:r>
+          </w:p>
+        </w:tc>
+        <w:tc>
+          <w:tcPr>
+            <w:tcW w:w="1320" w:type="dxa"/>
+          </w:tcPr>
+          <w:p>
+            <w:pPr>
+              <w:pStyle w:val="Compact"/>
+            </w:pPr>
+            <w:r>
+              <w:t>PK</w:t>
+            </w:r>
+          </w:p>
+        </w:tc>
+        <w:tc>
+          <w:tcPr>
+            <w:tcW w:w="1320" w:type="dxa"/>
+          </w:tcPr>
+          <w:p>
+            <w:pPr>
+              <w:pStyle w:val="Compact"/>
+            </w:pPr>
+            <w:r>
+              <w:t>No</w:t>
+            </w:r>
+          </w:p>
+        </w:tc>
+        <w:tc>
+          <w:tcPr>
+            <w:tcW w:w="1320" w:type="dxa"/>
+          </w:tcPr>
+          <w:p>
+            <w:pPr>
+              <w:pStyle w:val="Compact"/>
+            </w:pPr>
+            <w:r>
+              <w:t>AUTO_INCREMENT</w:t>
+            </w:r>
+          </w:p>
+        </w:tc>
+        <w:tc>
+          <w:tcPr>
+            <w:tcW w:w="1320" w:type="dxa"/>
+          </w:tcPr>
+          <w:p>
+            <w:pPr>
+              <w:pStyle w:val="Compact"/>
+            </w:pPr>
+            <w:r>
+              <w:t>Unique skill identifier</w:t>
+            </w:r>
+          </w:p>
+        </w:tc>
+      </w:tr>
+      <w:tr>
+        <w:tc>
+          <w:tcPr>
+            <w:tcW w:w="1320" w:type="dxa"/>
+          </w:tcPr>
+          <w:p>
+            <w:pPr>
+              <w:pStyle w:val="Compact"/>
+            </w:pPr>
+            <w:r>
+              <w:t>skill_name</w:t>
+            </w:r>
+          </w:p>
+        </w:tc>
+        <w:tc>
+          <w:tcPr>
+            <w:tcW w:w="1320" w:type="dxa"/>
+          </w:tcPr>
+          <w:p>
+            <w:pPr>
+              <w:pStyle w:val="Compact"/>
+            </w:pPr>
+            <w:r>
+              <w:t>VARCHAR(100)</w:t>
+            </w:r>
+          </w:p>
+        </w:tc>
+        <w:tc>
+          <w:tcPr>
+            <w:tcW w:w="1320" w:type="dxa"/>
+          </w:tcPr>
+          <w:p>
+            <w:pPr>
+              <w:pStyle w:val="Compact"/>
+            </w:pPr>
+            <w:r>
+              <w:t>UNIQUE</w:t>
+            </w:r>
+          </w:p>
+        </w:tc>
+        <w:tc>
+          <w:tcPr>
+            <w:tcW w:w="1320" w:type="dxa"/>
+          </w:tcPr>
+          <w:p>
+            <w:pPr>
+              <w:pStyle w:val="Compact"/>
+            </w:pPr>
+            <w:r>
+              <w:t>No</w:t>
+            </w:r>
+          </w:p>
+        </w:tc>
+        <w:tc>
+          <w:tcPr>
+            <w:tcW w:w="1320" w:type="dxa"/>
+          </w:tcPr>
+          <w:p>
+            <w:pPr>
+              <w:pStyle w:val="Compact"/>
+            </w:pPr>
+            <w:r>
+              <w:t>None</w:t>
+            </w:r>
+          </w:p>
+        </w:tc>
+        <w:tc>
+          <w:tcPr>
+            <w:tcW w:w="1320" w:type="dxa"/>
+          </w:tcPr>
+          <w:p>
+            <w:pPr>
+              <w:pStyle w:val="Compact"/>
+            </w:pPr>
+            <w:r>
+              <w:t>Skill name must be unique</w:t>
+            </w:r>
+          </w:p>
+        </w:tc>
+      </w:tr>
+    </w:tbl>
+    <w:p>
+      <w:r>
+        <w:pict w14:anchorId="1322660B">
+          <v:rect id="_x0000_i1040" style="width:0;height:1.5pt" o:hralign="center" o:hrstd="t" o:hr="t"/>
+        </w:pict>
+      </w:r>
+    </w:p>
+    <w:p>
+      <w:pPr>
+        <w:pStyle w:val="Heading2"/>
+      </w:pPr>
+      <w:bookmarkStart w:id="46" w:name="freelancer-skills"/>
+      <w:bookmarkEnd w:id="45"/>
+      <w:r>
+        <w:t>3.6 Freelancer Skills</w:t>
+      </w:r>
+    </w:p>
+    <w:tbl>
+      <w:tblPr>
+        <w:tblStyle w:val="Table"/>
+        <w:tblW w:w="5000" w:type="pct"/>
+        <w:tblLayout w:type="fixed"/>
+        <w:tblLook w:val="0020" w:firstRow="1" w:lastRow="0" w:firstColumn="0" w:lastColumn="0" w:noHBand="0" w:noVBand="0"/>
+      </w:tblPr>
+      <w:tblGrid>
+        <w:gridCol w:w="1560"/>
+        <w:gridCol w:w="1560"/>
+        <w:gridCol w:w="1560"/>
+        <w:gridCol w:w="1560"/>
+        <w:gridCol w:w="1560"/>
+        <w:gridCol w:w="1560"/>
+      </w:tblGrid>
+      <w:tr>
+        <w:trPr>
+          <w:cnfStyle w:val="100000000000" w:firstRow="1" w:lastRow="0" w:firstColumn="0" w:lastColumn="0" w:oddVBand="0" w:evenVBand="0" w:oddHBand="0" w:evenHBand="0" w:firstRowFirstColumn="0" w:firstRowLastColumn="0" w:lastRowFirstColumn="0" w:lastRowLastColumn="0"/>
+          <w:tblHeader/>
+        </w:trPr>
+        <w:tc>
+          <w:tcPr>
+            <w:tcW w:w="1320" w:type="dxa"/>
+          </w:tcPr>
+          <w:p>
+            <w:pPr>
+              <w:pStyle w:val="Compact"/>
+            </w:pPr>
+            <w:r>
+              <w:t>Attribute</w:t>
+            </w:r>
+          </w:p>
+        </w:tc>
+        <w:tc>
+          <w:tcPr>
+            <w:tcW w:w="1320" w:type="dxa"/>
+          </w:tcPr>
+          <w:p>
+            <w:pPr>
+              <w:pStyle w:val="Compact"/>
+            </w:pPr>
+            <w:r>
+              <w:t>Data Type</w:t>
+            </w:r>
+          </w:p>
+        </w:tc>
+        <w:tc>
+          <w:tcPr>
+            <w:tcW w:w="1320" w:type="dxa"/>
+          </w:tcPr>
+          <w:p>
+            <w:pPr>
+              <w:pStyle w:val="Compact"/>
+            </w:pPr>
+            <w:r>
+              <w:t>Key Type</w:t>
+            </w:r>
+          </w:p>
+        </w:tc>
+        <w:tc>
+          <w:tcPr>
+            <w:tcW w:w="1320" w:type="dxa"/>
+          </w:tcPr>
+          <w:p>
+            <w:pPr>
+              <w:pStyle w:val="Compact"/>
+            </w:pPr>
+            <w:r>
+              <w:t>Nullable?</w:t>
+            </w:r>
+          </w:p>
+        </w:tc>
+        <w:tc>
+          <w:tcPr>
+            <w:tcW w:w="1320" w:type="dxa"/>
+          </w:tcPr>
+          <w:p>
+            <w:pPr>
+              <w:pStyle w:val="Compact"/>
+            </w:pPr>
+            <w:r>
+              <w:t>Default Value</w:t>
+            </w:r>
+          </w:p>
+        </w:tc>
+        <w:tc>
+          <w:tcPr>
+            <w:tcW w:w="1320" w:type="dxa"/>
+          </w:tcPr>
+          <w:p>
+            <w:pPr>
+              <w:pStyle w:val="Compact"/>
+            </w:pPr>
+            <w:r>
+              <w:t>Business Rules</w:t>
+            </w:r>
+          </w:p>
+        </w:tc>
+      </w:tr>
+      <w:tr>
+        <w:tc>
+          <w:tcPr>
+            <w:tcW w:w="1320" w:type="dxa"/>
+          </w:tcPr>
+          <w:p>
+            <w:pPr>
+              <w:pStyle w:val="Compact"/>
+            </w:pPr>
+            <w:r>
+              <w:t>freelancer_id</w:t>
+            </w:r>
+          </w:p>
+        </w:tc>
+        <w:tc>
+          <w:tcPr>
+            <w:tcW w:w="1320" w:type="dxa"/>
+          </w:tcPr>
+          <w:p>
+            <w:pPr>
+              <w:pStyle w:val="Compact"/>
+            </w:pPr>
+            <w:r>
+              <w:t>INT</w:t>
+            </w:r>
+          </w:p>
+        </w:tc>
+        <w:tc>
+          <w:tcPr>
+            <w:tcW w:w="1320" w:type="dxa"/>
+          </w:tcPr>
+          <w:p>
+            <w:pPr>
+              <w:pStyle w:val="Compact"/>
+            </w:pPr>
+            <w:r>
+              <w:t>PK, FK</w:t>
+            </w:r>
+          </w:p>
+        </w:tc>
+        <w:tc>
+          <w:tcPr>
+            <w:tcW w:w="1320" w:type="dxa"/>
+          </w:tcPr>
+          <w:p>
+            <w:pPr>
+              <w:pStyle w:val="Compact"/>
+            </w:pPr>
+            <w:r>
+              <w:t>No</w:t>
+            </w:r>
+          </w:p>
+        </w:tc>
+        <w:tc>
+          <w:tcPr>
+            <w:tcW w:w="1320" w:type="dxa"/>
+          </w:tcPr>
+          <w:p>
+            <w:pPr>
+              <w:pStyle w:val="Compact"/>
+            </w:pPr>
+            <w:r>
+              <w:t>None</w:t>
+            </w:r>
+          </w:p>
+        </w:tc>
+        <w:tc>
+          <w:tcPr>
+            <w:tcW w:w="1320" w:type="dxa"/>
+          </w:tcPr>
+          <w:p>
+            <w:pPr>
+              <w:pStyle w:val="Compact"/>
+            </w:pPr>
+            <w:r>
+              <w:t>References freelancer_profiles</w:t>
+            </w:r>
+          </w:p>
+        </w:tc>
+      </w:tr>
+      <w:tr>
+        <w:tc>
+          <w:tcPr>
+            <w:tcW w:w="1320" w:type="dxa"/>
+          </w:tcPr>
+          <w:p>
+            <w:pPr>
+              <w:pStyle w:val="Compact"/>
+            </w:pPr>
+            <w:r>
+              <w:t>skill_id</w:t>
+            </w:r>
+          </w:p>
+        </w:tc>
+        <w:tc>
+          <w:tcPr>
+            <w:tcW w:w="1320" w:type="dxa"/>
+          </w:tcPr>
+          <w:p>
+            <w:pPr>
+              <w:pStyle w:val="Compact"/>
+            </w:pPr>
+            <w:r>
+              <w:t>INT</w:t>
+            </w:r>
+          </w:p>
+        </w:tc>
+        <w:tc>
+          <w:tcPr>
+            <w:tcW w:w="1320" w:type="dxa"/>
+          </w:tcPr>
+          <w:p>
+            <w:pPr>
+              <w:pStyle w:val="Compact"/>
+            </w:pPr>
+            <w:r>
+              <w:t>PK, FK</w:t>
+            </w:r>
+          </w:p>
+        </w:tc>
+        <w:tc>
+          <w:tcPr>
+            <w:tcW w:w="1320" w:type="dxa"/>
+          </w:tcPr>
+          <w:p>
+            <w:pPr>
+              <w:pStyle w:val="Compact"/>
+            </w:pPr>
+            <w:r>
+              <w:t>No</w:t>
+            </w:r>
+          </w:p>
+        </w:tc>
+        <w:tc>
+          <w:tcPr>
+            <w:tcW w:w="1320" w:type="dxa"/>
+          </w:tcPr>
+          <w:p>
+            <w:pPr>
+              <w:pStyle w:val="Compact"/>
+            </w:pPr>
+            <w:r>
+              <w:t>None</w:t>
+            </w:r>
+          </w:p>
+        </w:tc>
+        <w:tc>
+          <w:tcPr>
+            <w:tcW w:w="1320" w:type="dxa"/>
+          </w:tcPr>
+          <w:p>
+            <w:pPr>
+              <w:pStyle w:val="Compact"/>
+            </w:pPr>
+            <w:r>
+              <w:t>References skills</w:t>
+            </w:r>
+          </w:p>
+        </w:tc>
+      </w:tr>
+      <w:tr>
+        <w:tc>
+          <w:tcPr>
+            <w:tcW w:w="1320" w:type="dxa"/>
+          </w:tcPr>
+          <w:p>
+            <w:pPr>
+              <w:pStyle w:val="Compact"/>
+            </w:pPr>
+            <w:r>
+              <w:t>proficiency_level</w:t>
+            </w:r>
+          </w:p>
+        </w:tc>
+        <w:tc>
+          <w:tcPr>
+            <w:tcW w:w="1320" w:type="dxa"/>
+          </w:tcPr>
+          <w:p>
+            <w:pPr>
+              <w:pStyle w:val="Compact"/>
+            </w:pPr>
+            <w:r>
+              <w:t>VARCHAR(20)</w:t>
+            </w:r>
+          </w:p>
+        </w:tc>
+        <w:tc>
+          <w:tcPr>
+            <w:tcW w:w="1320" w:type="dxa"/>
+          </w:tcPr>
+          <w:p>
+            <w:pPr>
+              <w:pStyle w:val="Compact"/>
+            </w:pPr>
+            <w:r>
+              <w:t>None</w:t>
+            </w:r>
+          </w:p>
+        </w:tc>
+        <w:tc>
+          <w:tcPr>
+            <w:tcW w:w="1320" w:type="dxa"/>
+          </w:tcPr>
+          <w:p>
+            <w:pPr>
+              <w:pStyle w:val="Compact"/>
+            </w:pPr>
+            <w:r>
+              <w:t>No</w:t>
+            </w:r>
+          </w:p>
+        </w:tc>
+        <w:tc>
+          <w:tcPr>
+            <w:tcW w:w="1320" w:type="dxa"/>
+          </w:tcPr>
+          <w:p>
+            <w:pPr>
+              <w:pStyle w:val="Compact"/>
+            </w:pPr>
+            <w:r>
+              <w:t>INTERMEDIATE</w:t>
+            </w:r>
+          </w:p>
+        </w:tc>
+        <w:tc>
+          <w:tcPr>
+            <w:tcW w:w="1320" w:type="dxa"/>
+          </w:tcPr>
+          <w:p>
+            <w:pPr>
+              <w:pStyle w:val="Compact"/>
+            </w:pPr>
+            <w:r>
+              <w:t>BEGINNER, INTERMEDIATE, ADVANCED, or EXPERT</w:t>
+            </w:r>
+          </w:p>
+        </w:tc>
+      </w:tr>
+    </w:tbl>
+    <w:p>
+      <w:r>
+        <w:pict w14:anchorId="29B17004">
+          <v:rect id="_x0000_i1041" style="width:0;height:1.5pt" o:hralign="center" o:hrstd="t" o:hr="t"/>
+        </w:pict>
+      </w:r>
+    </w:p>
+    <w:p>
+      <w:pPr>
+        <w:pStyle w:val="Heading2"/>
+      </w:pPr>
+      <w:bookmarkStart w:id="47" w:name="projects"/>
+      <w:bookmarkEnd w:id="46"/>
+      <w:r>
+        <w:t>3.7 Projects</w:t>
+      </w:r>
+    </w:p>
+    <w:tbl>
+      <w:tblPr>
+        <w:tblStyle w:val="Table"/>
+        <w:tblW w:w="5000" w:type="pct"/>
+        <w:tblLayout w:type="fixed"/>
+        <w:tblLook w:val="0020" w:firstRow="1" w:lastRow="0" w:firstColumn="0" w:lastColumn="0" w:noHBand="0" w:noVBand="0"/>
+      </w:tblPr>
+      <w:tblGrid>
+        <w:gridCol w:w="1560"/>
+        <w:gridCol w:w="1560"/>
+        <w:gridCol w:w="1560"/>
+        <w:gridCol w:w="1560"/>
+        <w:gridCol w:w="1560"/>
+        <w:gridCol w:w="1560"/>
+      </w:tblGrid>
+      <w:tr>
+        <w:trPr>
+          <w:cnfStyle w:val="100000000000" w:firstRow="1" w:lastRow="0" w:firstColumn="0" w:lastColumn="0" w:oddVBand="0" w:evenVBand="0" w:oddHBand="0" w:evenHBand="0" w:firstRowFirstColumn="0" w:firstRowLastColumn="0" w:lastRowFirstColumn="0" w:lastRowLastColumn="0"/>
+          <w:tblHeader/>
+        </w:trPr>
+        <w:tc>
+          <w:tcPr>
+            <w:tcW w:w="1320" w:type="dxa"/>
+          </w:tcPr>
+          <w:p>
+            <w:pPr>
+              <w:pStyle w:val="Compact"/>
+            </w:pPr>
+            <w:r>
+              <w:t>Attribute</w:t>
+            </w:r>
+          </w:p>
+        </w:tc>
+        <w:tc>
+          <w:tcPr>
+            <w:tcW w:w="1320" w:type="dxa"/>
+          </w:tcPr>
+          <w:p>
+            <w:pPr>
+              <w:pStyle w:val="Compact"/>
+            </w:pPr>
+            <w:r>
+              <w:t>Data Type</w:t>
+            </w:r>
+          </w:p>
+        </w:tc>
+        <w:tc>
+          <w:tcPr>
+            <w:tcW w:w="1320" w:type="dxa"/>
+          </w:tcPr>
+          <w:p>
+            <w:pPr>
+              <w:pStyle w:val="Compact"/>
+            </w:pPr>
+            <w:r>
+              <w:t>Key Type</w:t>
+            </w:r>
+          </w:p>
+        </w:tc>
+        <w:tc>
+          <w:tcPr>
+            <w:tcW w:w="1320" w:type="dxa"/>
+          </w:tcPr>
+          <w:p>
+            <w:pPr>
+              <w:pStyle w:val="Compact"/>
+            </w:pPr>
+            <w:r>
+              <w:t>Nullable?</w:t>
+            </w:r>
+          </w:p>
+        </w:tc>
+        <w:tc>
+          <w:tcPr>
+            <w:tcW w:w="1320" w:type="dxa"/>
+          </w:tcPr>
+          <w:p>
+            <w:pPr>
+              <w:pStyle w:val="Compact"/>
+            </w:pPr>
+            <w:r>
+              <w:t>Default Value</w:t>
+            </w:r>
+          </w:p>
+        </w:tc>
+        <w:tc>
+          <w:tcPr>
+            <w:tcW w:w="1320" w:type="dxa"/>
+          </w:tcPr>
+          <w:p>
+            <w:pPr>
+              <w:pStyle w:val="Compact"/>
+            </w:pPr>
+            <w:r>
+              <w:t>Business Rules</w:t>
+            </w:r>
+          </w:p>
+        </w:tc>
+      </w:tr>
+      <w:tr>
+        <w:tc>
+          <w:tcPr>
+            <w:tcW w:w="1320" w:type="dxa"/>
+          </w:tcPr>
+          <w:p>
+            <w:pPr>
+              <w:pStyle w:val="Compact"/>
+            </w:pPr>
+            <w:r>
+              <w:t>project_id</w:t>
+            </w:r>
+          </w:p>
+        </w:tc>
+        <w:tc>
+          <w:tcPr>
+            <w:tcW w:w="1320" w:type="dxa"/>
+          </w:tcPr>
+          <w:p>
+            <w:pPr>
+              <w:pStyle w:val="Compact"/>
+            </w:pPr>
+            <w:r>
+              <w:t>INT</w:t>
+            </w:r>
+          </w:p>
+        </w:tc>
+        <w:tc>
+          <w:tcPr>
+            <w:tcW w:w="1320" w:type="dxa"/>
+          </w:tcPr>
+          <w:p>
+            <w:pPr>
+              <w:pStyle w:val="Compact"/>
+            </w:pPr>
+            <w:r>
+              <w:t>PK</w:t>
+            </w:r>
+          </w:p>
+        </w:tc>
+        <w:tc>
+          <w:tcPr>
+            <w:tcW w:w="1320" w:type="dxa"/>
+          </w:tcPr>
+          <w:p>
+            <w:pPr>
+              <w:pStyle w:val="Compact"/>
+            </w:pPr>
+            <w:r>
+              <w:t>No</w:t>
+            </w:r>
+          </w:p>
+        </w:tc>
+        <w:tc>
+          <w:tcPr>
+            <w:tcW w:w="1320" w:type="dxa"/>
+          </w:tcPr>
+          <w:p>
+            <w:pPr>
+              <w:pStyle w:val="Compact"/>
+            </w:pPr>
+            <w:r>
+              <w:t>AUTO_INCREMENT</w:t>
+            </w:r>
+          </w:p>
+        </w:tc>
+        <w:tc>
+          <w:tcPr>
+            <w:tcW w:w="1320" w:type="dxa"/>
+          </w:tcPr>
+          <w:p>
+            <w:pPr>
+              <w:pStyle w:val="Compact"/>
+            </w:pPr>
+            <w:r>
+              <w:t>Unique project identifier</w:t>
+            </w:r>
+          </w:p>
+        </w:tc>
+      </w:tr>
+      <w:tr>
+        <w:tc>
+          <w:tcPr>
+            <w:tcW w:w="1320" w:type="dxa"/>
+          </w:tcPr>
+          <w:p>
+            <w:pPr>
+              <w:pStyle w:val="Compact"/>
+            </w:pPr>
+            <w:r>
+              <w:t>client_id</w:t>
+            </w:r>
+          </w:p>
+        </w:tc>
+        <w:tc>
+          <w:tcPr>
+            <w:tcW w:w="1320" w:type="dxa"/>
+          </w:tcPr>
+          <w:p>
+            <w:pPr>
+              <w:pStyle w:val="Compact"/>
+            </w:pPr>
+            <w:r>
+              <w:t>INT</w:t>
+            </w:r>
+          </w:p>
+        </w:tc>
+        <w:tc>
+          <w:tcPr>
+            <w:tcW w:w="1320" w:type="dxa"/>
+          </w:tcPr>
+          <w:p>
+            <w:pPr>
+              <w:pStyle w:val="Compact"/>
+            </w:pPr>
+            <w:r>
+              <w:t>FK</w:t>
+            </w:r>
+          </w:p>
+        </w:tc>
+        <w:tc>
+          <w:tcPr>
+            <w:tcW w:w="1320" w:type="dxa"/>
+          </w:tcPr>
+          <w:p>
+            <w:pPr>
+              <w:pStyle w:val="Compact"/>
+            </w:pPr>
+            <w:r>
+              <w:t>No</w:t>
+            </w:r>
+          </w:p>
+        </w:tc>
+        <w:tc>
+          <w:tcPr>
+            <w:tcW w:w="1320" w:type="dxa"/>
+          </w:tcPr>
+          <w:p>
+            <w:pPr>
+              <w:pStyle w:val="Compact"/>
+            </w:pPr>
+            <w:r>
+              <w:t>None</w:t>
+            </w:r>
+          </w:p>
+        </w:tc>
+        <w:tc>
+          <w:tcPr>
+            <w:tcW w:w="1320" w:type="dxa"/>
+          </w:tcPr>
+          <w:p>
+            <w:pPr>
+              <w:pStyle w:val="Compact"/>
+            </w:pPr>
+            <w:r>
+              <w:t>References client_profiles</w:t>
+            </w:r>
+          </w:p>
+        </w:tc>
+      </w:tr>
+      <w:tr>
+        <w:tc>
+          <w:tcPr>
+            <w:tcW w:w="1320" w:type="dxa"/>
+          </w:tcPr>
+          <w:p>
+            <w:pPr>
+              <w:pStyle w:val="Compact"/>
+            </w:pPr>
+            <w:r>
+              <w:t>title</w:t>
+            </w:r>
+          </w:p>
+        </w:tc>
+        <w:tc>
+          <w:tcPr>
+            <w:tcW w:w="1320" w:type="dxa"/>
+          </w:tcPr>
+          <w:p>
+            <w:pPr>
+              <w:pStyle w:val="Compact"/>
+            </w:pPr>
+            <w:r>
+              <w:t>VARCHAR(200)</w:t>
+            </w:r>
+          </w:p>
+        </w:tc>
+        <w:tc>
+          <w:tcPr>
+            <w:tcW w:w="1320" w:type="dxa"/>
+          </w:tcPr>
+          <w:p>
+            <w:pPr>
+              <w:pStyle w:val="Compact"/>
+            </w:pPr>
+            <w:r>
+              <w:t>None</w:t>
+            </w:r>
+          </w:p>
+        </w:tc>
+        <w:tc>
+          <w:tcPr>
+            <w:tcW w:w="1320" w:type="dxa"/>
+          </w:tcPr>
+          <w:p>
+            <w:pPr>
+              <w:pStyle w:val="Compact"/>
+            </w:pPr>
+            <w:r>
+              <w:t>No</w:t>
+            </w:r>
+          </w:p>
+        </w:tc>
+        <w:tc>
+          <w:tcPr>
+            <w:tcW w:w="1320" w:type="dxa"/>
+          </w:tcPr>
+          <w:p>
+            <w:pPr>
+              <w:pStyle w:val="Compact"/>
+            </w:pPr>
+            <w:r>
+              <w:t>None</w:t>
+            </w:r>
+          </w:p>
+        </w:tc>
+        <w:tc>
+          <w:tcPr>
+            <w:tcW w:w="1320" w:type="dxa"/>
+          </w:tcPr>
+          <w:p>
+            <w:pPr>
+              <w:pStyle w:val="Compact"/>
+            </w:pPr>
+            <w:r>
+              <w:t>Project title</w:t>
+            </w:r>
+          </w:p>
+        </w:tc>
+      </w:tr>
+      <w:tr>
+        <w:tc>
+          <w:tcPr>
+            <w:tcW w:w="1320" w:type="dxa"/>
+          </w:tcPr>
+          <w:p>
+            <w:pPr>
+              <w:pStyle w:val="Compact"/>
+            </w:pPr>
+            <w:r>
+              <w:t>description</w:t>
+            </w:r>
+          </w:p>
+        </w:tc>
+        <w:tc>
+          <w:tcPr>
+            <w:tcW w:w="1320" w:type="dxa"/>
+          </w:tcPr>
+          <w:p>
+            <w:pPr>
+              <w:pStyle w:val="Compact"/>
+            </w:pPr>
+            <w:r>
+              <w:t>TEXT</w:t>
+            </w:r>
+          </w:p>
+        </w:tc>
+        <w:tc>
+          <w:tcPr>
+            <w:tcW w:w="1320" w:type="dxa"/>
+          </w:tcPr>
+          <w:p>
+            <w:pPr>
+              <w:pStyle w:val="Compact"/>
+            </w:pPr>
+            <w:r>
+              <w:t>None</w:t>
+            </w:r>
+          </w:p>
+        </w:tc>
+        <w:tc>
+          <w:tcPr>
+            <w:tcW w:w="1320" w:type="dxa"/>
+          </w:tcPr>
+          <w:p>
+            <w:pPr>
+              <w:pStyle w:val="Compact"/>
+            </w:pPr>
+            <w:r>
+              <w:t>No</w:t>
+            </w:r>
+          </w:p>
+        </w:tc>
+        <w:tc>
+          <w:tcPr>
+            <w:tcW w:w="1320" w:type="dxa"/>
+          </w:tcPr>
+          <w:p>
+            <w:pPr>
+              <w:pStyle w:val="Compact"/>
+            </w:pPr>
+            <w:r>
+              <w:t>None</w:t>
+            </w:r>
+          </w:p>
+        </w:tc>
+        <w:tc>
+          <w:tcPr>
+            <w:tcW w:w="1320" w:type="dxa"/>
+          </w:tcPr>
+          <w:p>
+            <w:pPr>
+              <w:pStyle w:val="Compact"/>
+            </w:pPr>
+            <w:r>
+              <w:t>Project details</w:t>
+            </w:r>
+          </w:p>
+        </w:tc>
+      </w:tr>
+      <w:tr>
+        <w:tc>
+          <w:tcPr>
+            <w:tcW w:w="1320" w:type="dxa"/>
+          </w:tcPr>
+          <w:p>
+            <w:pPr>
+              <w:pStyle w:val="Compact"/>
+            </w:pPr>
+            <w:r>
+              <w:lastRenderedPageBreak/>
+              <w:t>budget</w:t>
+            </w:r>
+          </w:p>
+        </w:tc>
+        <w:tc>
+          <w:tcPr>
+            <w:tcW w:w="1320" w:type="dxa"/>
+          </w:tcPr>
+          <w:p>
+            <w:pPr>
+              <w:pStyle w:val="Compact"/>
+            </w:pPr>
+            <w:r>
+              <w:t>DECIMAL(15,2)</w:t>
+            </w:r>
+          </w:p>
+        </w:tc>
+        <w:tc>
+          <w:tcPr>
+            <w:tcW w:w="1320" w:type="dxa"/>
+          </w:tcPr>
+          <w:p>
+            <w:pPr>
+              <w:pStyle w:val="Compact"/>
+            </w:pPr>
+            <w:r>
+              <w:t>None</w:t>
+            </w:r>
+          </w:p>
+        </w:tc>
+        <w:tc>
+          <w:tcPr>
+            <w:tcW w:w="1320" w:type="dxa"/>
+          </w:tcPr>
+          <w:p>
+            <w:pPr>
+              <w:pStyle w:val="Compact"/>
+            </w:pPr>
+            <w:r>
+              <w:t>No</w:t>
+            </w:r>
+          </w:p>
+        </w:tc>
+        <w:tc>
+          <w:tcPr>
+            <w:tcW w:w="1320" w:type="dxa"/>
+          </w:tcPr>
+          <w:p>
+            <w:pPr>
+              <w:pStyle w:val="Compact"/>
+            </w:pPr>
+            <w:r>
+              <w:t>None</w:t>
+            </w:r>
+          </w:p>
+        </w:tc>
+        <w:tc>
+          <w:tcPr>
+            <w:tcW w:w="1320" w:type="dxa"/>
+          </w:tcPr>
+          <w:p>
+            <w:pPr>
+              <w:pStyle w:val="Compact"/>
+            </w:pPr>
+            <w:r>
+              <w:t>Must be greater than 0</w:t>
+            </w:r>
+          </w:p>
+        </w:tc>
+      </w:tr>
+      <w:tr>
+        <w:tc>
+          <w:tcPr>
+            <w:tcW w:w="1320" w:type="dxa"/>
+          </w:tcPr>
+          <w:p>
+            <w:pPr>
+              <w:pStyle w:val="Compact"/>
+            </w:pPr>
+            <w:r>
+              <w:t>project_status</w:t>
+            </w:r>
+          </w:p>
+        </w:tc>
+        <w:tc>
+          <w:tcPr>
+            <w:tcW w:w="1320" w:type="dxa"/>
+          </w:tcPr>
+          <w:p>
+            <w:pPr>
+              <w:pStyle w:val="Compact"/>
+            </w:pPr>
+            <w:r>
+              <w:t>VARCHAR(20)</w:t>
+            </w:r>
+          </w:p>
+        </w:tc>
+        <w:tc>
+          <w:tcPr>
+            <w:tcW w:w="1320" w:type="dxa"/>
+          </w:tcPr>
+          <w:p>
+            <w:pPr>
+              <w:pStyle w:val="Compact"/>
+            </w:pPr>
+            <w:r>
+              <w:t>None</w:t>
+            </w:r>
+          </w:p>
+        </w:tc>
+        <w:tc>
+          <w:tcPr>
+            <w:tcW w:w="1320" w:type="dxa"/>
+          </w:tcPr>
+          <w:p>
+            <w:pPr>
+              <w:pStyle w:val="Compact"/>
+            </w:pPr>
+            <w:r>
+              <w:t>No</w:t>
+            </w:r>
+          </w:p>
+        </w:tc>
+        <w:tc>
+          <w:tcPr>
+            <w:tcW w:w="1320" w:type="dxa"/>
+          </w:tcPr>
+          <w:p>
+            <w:pPr>
+              <w:pStyle w:val="Compact"/>
+            </w:pPr>
+            <w:r>
+              <w:t>OPEN</w:t>
+            </w:r>
+          </w:p>
+        </w:tc>
+        <w:tc>
+          <w:tcPr>
+            <w:tcW w:w="1320" w:type="dxa"/>
+          </w:tcPr>
+          <w:p>
+            <w:pPr>
+              <w:pStyle w:val="Compact"/>
+            </w:pPr>
+            <w:r>
+              <w:t>OPEN, IN_PROGRESS, COMPLETED, CANCELLED</w:t>
+            </w:r>
+          </w:p>
+        </w:tc>
+      </w:tr>
+      <w:tr>
+        <w:tc>
+          <w:tcPr>
+            <w:tcW w:w="1320" w:type="dxa"/>
+          </w:tcPr>
+          <w:p>
+            <w:pPr>
+              <w:pStyle w:val="Compact"/>
+            </w:pPr>
+            <w:r>
+              <w:t>created_at</w:t>
+            </w:r>
+          </w:p>
+        </w:tc>
+        <w:tc>
+          <w:tcPr>
+            <w:tcW w:w="1320" w:type="dxa"/>
+          </w:tcPr>
+          <w:p>
+            <w:pPr>
+              <w:pStyle w:val="Compact"/>
+            </w:pPr>
+            <w:r>
+              <w:t>DATETIME</w:t>
+            </w:r>
+          </w:p>
+        </w:tc>
+        <w:tc>
+          <w:tcPr>
+            <w:tcW w:w="1320" w:type="dxa"/>
+          </w:tcPr>
+          <w:p>
+            <w:pPr>
+              <w:pStyle w:val="Compact"/>
+            </w:pPr>
+            <w:r>
+              <w:t>None</w:t>
+            </w:r>
+          </w:p>
+        </w:tc>
+        <w:tc>
+          <w:tcPr>
+            <w:tcW w:w="1320" w:type="dxa"/>
+          </w:tcPr>
+          <w:p>
+            <w:pPr>
+              <w:pStyle w:val="Compact"/>
+            </w:pPr>
+            <w:r>
+              <w:t>No</w:t>
+            </w:r>
+          </w:p>
+        </w:tc>
+        <w:tc>
+          <w:tcPr>
+            <w:tcW w:w="1320" w:type="dxa"/>
+          </w:tcPr>
+          <w:p>
+            <w:pPr>
+              <w:pStyle w:val="Compact"/>
+            </w:pPr>
+            <w:r>
+              <w:t>CURRENT_TIMESTAMP</w:t>
+            </w:r>
+          </w:p>
+        </w:tc>
+        <w:tc>
+          <w:tcPr>
+            <w:tcW w:w="1320" w:type="dxa"/>
+          </w:tcPr>
+          <w:p>
+            <w:pPr>
+              <w:pStyle w:val="Compact"/>
+            </w:pPr>
+            <w:r>
+              <w:t>Project creation date</w:t>
+            </w:r>
+          </w:p>
+        </w:tc>
+      </w:tr>
+      <w:tr>
+        <w:tc>
+          <w:tcPr>
+            <w:tcW w:w="1320" w:type="dxa"/>
+          </w:tcPr>
+          <w:p>
+            <w:pPr>
+              <w:pStyle w:val="Compact"/>
+            </w:pPr>
+            <w:r>
+              <w:t>deadline</w:t>
+            </w:r>
+          </w:p>
+        </w:tc>
+        <w:tc>
+          <w:tcPr>
+            <w:tcW w:w="1320" w:type="dxa"/>
+          </w:tcPr>
+          <w:p>
+            <w:pPr>
+              <w:pStyle w:val="Compact"/>
+            </w:pPr>
+            <w:r>
+              <w:t>DATE</w:t>
+            </w:r>
+          </w:p>
+        </w:tc>
+        <w:tc>
+          <w:tcPr>
+            <w:tcW w:w="1320" w:type="dxa"/>
+          </w:tcPr>
+          <w:p>
+            <w:pPr>
+              <w:pStyle w:val="Compact"/>
+            </w:pPr>
+            <w:r>
+              <w:t>None</w:t>
+            </w:r>
+          </w:p>
+        </w:tc>
+        <w:tc>
+          <w:tcPr>
+            <w:tcW w:w="1320" w:type="dxa"/>
+          </w:tcPr>
+          <w:p>
+            <w:pPr>
+              <w:pStyle w:val="Compact"/>
+            </w:pPr>
+            <w:r>
+              <w:t>Yes</w:t>
+            </w:r>
+          </w:p>
+        </w:tc>
+        <w:tc>
+          <w:tcPr>
+            <w:tcW w:w="1320" w:type="dxa"/>
+          </w:tcPr>
+          <w:p>
+            <w:pPr>
+              <w:pStyle w:val="Compact"/>
+            </w:pPr>
+            <w:r>
+              <w:t>NULL</w:t>
+            </w:r>
+          </w:p>
+        </w:tc>
+        <w:tc>
+          <w:tcPr>
+            <w:tcW w:w="1320" w:type="dxa"/>
+          </w:tcPr>
+          <w:p>
+            <w:pPr>
+              <w:pStyle w:val="Compact"/>
+            </w:pPr>
+            <w:r>
+              <w:t>Must be later than creation date</w:t>
+            </w:r>
+          </w:p>
+        </w:tc>
+      </w:tr>
+    </w:tbl>
+    <w:p>
+      <w:r>
+        <w:pict w14:anchorId="17230FE3">
+          <v:rect id="_x0000_i1042" style="width:0;height:1.5pt" o:hralign="center" o:hrstd="t" o:hr="t"/>
+        </w:pict>
+      </w:r>
+    </w:p>
+    <w:p>
+      <w:pPr>
+        <w:pStyle w:val="Heading2"/>
+      </w:pPr>
+      <w:bookmarkStart w:id="48" w:name="proposals"/>
+      <w:bookmarkEnd w:id="47"/>
+      <w:r>
+        <w:t>3.8 Proposals</w:t>
+      </w:r>
+    </w:p>
+    <w:tbl>
+      <w:tblPr>
+        <w:tblStyle w:val="Table"/>
+        <w:tblW w:w="5000" w:type="pct"/>
+        <w:tblLayout w:type="fixed"/>
+        <w:tblLook w:val="0020" w:firstRow="1" w:lastRow="0" w:firstColumn="0" w:lastColumn="0" w:noHBand="0" w:noVBand="0"/>
+      </w:tblPr>
+      <w:tblGrid>
+        <w:gridCol w:w="1560"/>
+        <w:gridCol w:w="1560"/>
+        <w:gridCol w:w="1560"/>
+        <w:gridCol w:w="1560"/>
+        <w:gridCol w:w="1560"/>
+        <w:gridCol w:w="1560"/>
+      </w:tblGrid>
+      <w:tr>
+        <w:trPr>
+          <w:cnfStyle w:val="100000000000" w:firstRow="1" w:lastRow="0" w:firstColumn="0" w:lastColumn="0" w:oddVBand="0" w:evenVBand="0" w:oddHBand="0" w:evenHBand="0" w:firstRowFirstColumn="0" w:firstRowLastColumn="0" w:lastRowFirstColumn="0" w:lastRowLastColumn="0"/>
+          <w:tblHeader/>
+        </w:trPr>
+        <w:tc>
+          <w:tcPr>
+            <w:tcW w:w="1320" w:type="dxa"/>
+          </w:tcPr>
+          <w:p>
+            <w:pPr>
+              <w:pStyle w:val="Compact"/>
+            </w:pPr>
+            <w:r>
+              <w:t>Attribute</w:t>
+            </w:r>
+          </w:p>
+        </w:tc>
+        <w:tc>
+          <w:tcPr>
+            <w:tcW w:w="1320" w:type="dxa"/>
+          </w:tcPr>
+          <w:p>
+            <w:pPr>
+              <w:pStyle w:val="Compact"/>
+            </w:pPr>
+            <w:r>
+              <w:t>Data Type</w:t>
+            </w:r>
+          </w:p>
+        </w:tc>
+        <w:tc>
+          <w:tcPr>
+            <w:tcW w:w="1320" w:type="dxa"/>
+          </w:tcPr>
+          <w:p>
+            <w:pPr>
+              <w:pStyle w:val="Compact"/>
+            </w:pPr>
+            <w:r>
+              <w:t>Key Type</w:t>
+            </w:r>
+          </w:p>
+        </w:tc>
+        <w:tc>
+          <w:tcPr>
+            <w:tcW w:w="1320" w:type="dxa"/>
+          </w:tcPr>
+          <w:p>
+            <w:pPr>
+              <w:pStyle w:val="Compact"/>
+            </w:pPr>
+            <w:r>
+              <w:t>Nullable?</w:t>
+            </w:r>
+          </w:p>
+        </w:tc>
+        <w:tc>
+          <w:tcPr>
+            <w:tcW w:w="1320" w:type="dxa"/>
+          </w:tcPr>
+          <w:p>
+            <w:pPr>
+              <w:pStyle w:val="Compact"/>
+            </w:pPr>
+            <w:r>
+              <w:t>Default Value</w:t>
+            </w:r>
+          </w:p>
+        </w:tc>
+        <w:tc>
+          <w:tcPr>
+            <w:tcW w:w="1320" w:type="dxa"/>
+          </w:tcPr>
+          <w:p>
+            <w:pPr>
+              <w:pStyle w:val="Compact"/>
+            </w:pPr>
+            <w:r>
+              <w:t>Business Rules</w:t>
+            </w:r>
+          </w:p>
+        </w:tc>
+      </w:tr>
+      <w:tr>
+        <w:tc>
+          <w:tcPr>
+            <w:tcW w:w="1320" w:type="dxa"/>
+          </w:tcPr>
+          <w:p>
+            <w:pPr>
+              <w:pStyle w:val="Compact"/>
+            </w:pPr>
+            <w:r>
+              <w:t>proposal_id</w:t>
+            </w:r>
+          </w:p>
+        </w:tc>
+        <w:tc>
+          <w:tcPr>
+            <w:tcW w:w="1320" w:type="dxa"/>
+          </w:tcPr>
+          <w:p>
+            <w:pPr>
+              <w:pStyle w:val="Compact"/>
+            </w:pPr>
+            <w:r>
+              <w:t>INT</w:t>
+            </w:r>
+          </w:p>
+        </w:tc>
+        <w:tc>
+          <w:tcPr>
+            <w:tcW w:w="1320" w:type="dxa"/>
+          </w:tcPr>
+          <w:p>
+            <w:pPr>
+              <w:pStyle w:val="Compact"/>
+            </w:pPr>
+            <w:r>
+              <w:t>PK</w:t>
+            </w:r>
+          </w:p>
+        </w:tc>
+        <w:tc>
+          <w:tcPr>
+            <w:tcW w:w="1320" w:type="dxa"/>
+          </w:tcPr>
+          <w:p>
+            <w:pPr>
+              <w:pStyle w:val="Compact"/>
+            </w:pPr>
+            <w:r>
+              <w:t>No</w:t>
+            </w:r>
+          </w:p>
+        </w:tc>
+        <w:tc>
+          <w:tcPr>
+            <w:tcW w:w="1320" w:type="dxa"/>
+          </w:tcPr>
+          <w:p>
+            <w:pPr>
+              <w:pStyle w:val="Compact"/>
+            </w:pPr>
+            <w:r>
+              <w:t>AUTO_INCREMENT</w:t>
+            </w:r>
+          </w:p>
+        </w:tc>
+        <w:tc>
+          <w:tcPr>
+            <w:tcW w:w="1320" w:type="dxa"/>
+          </w:tcPr>
+          <w:p>
+            <w:pPr>
+              <w:pStyle w:val="Compact"/>
+            </w:pPr>
+            <w:r>
+              <w:t>Unique proposal identifier</w:t>
+            </w:r>
+          </w:p>
+        </w:tc>
+      </w:tr>
+      <w:tr>
+        <w:tc>
+          <w:tcPr>
+            <w:tcW w:w="1320" w:type="dxa"/>
+          </w:tcPr>
+          <w:p>
+            <w:pPr>
+              <w:pStyle w:val="Compact"/>
+            </w:pPr>
+            <w:r>
+              <w:t>project_id</w:t>
+            </w:r>
+          </w:p>
+        </w:tc>
+        <w:tc>
+          <w:tcPr>
+            <w:tcW w:w="1320" w:type="dxa"/>
+          </w:tcPr>
+          <w:p>
+            <w:pPr>
+              <w:pStyle w:val="Compact"/>
+            </w:pPr>
+            <w:r>
+              <w:t>INT</w:t>
+            </w:r>
+          </w:p>
+        </w:tc>
+        <w:tc>
+          <w:tcPr>
+            <w:tcW w:w="1320" w:type="dxa"/>
+          </w:tcPr>
+          <w:p>
+            <w:pPr>
+              <w:pStyle w:val="Compact"/>
+            </w:pPr>
+            <w:r>
+              <w:t>FK</w:t>
+            </w:r>
+          </w:p>
+        </w:tc>
+        <w:tc>
+          <w:tcPr>
+            <w:tcW w:w="1320" w:type="dxa"/>
+          </w:tcPr>
+          <w:p>
+            <w:pPr>
+              <w:pStyle w:val="Compact"/>
+            </w:pPr>
+            <w:r>
+              <w:t>No</w:t>
+            </w:r>
+          </w:p>
+        </w:tc>
+        <w:tc>
+          <w:tcPr>
+            <w:tcW w:w="1320" w:type="dxa"/>
+          </w:tcPr>
+          <w:p>
+            <w:pPr>
+              <w:pStyle w:val="Compact"/>
+            </w:pPr>
+            <w:r>
+              <w:t>None</w:t>
+            </w:r>
+          </w:p>
+        </w:tc>
+        <w:tc>
+          <w:tcPr>
+            <w:tcW w:w="1320" w:type="dxa"/>
+          </w:tcPr>
+          <w:p>
+            <w:pPr>
+              <w:pStyle w:val="Compact"/>
+            </w:pPr>
+            <w:r>
+              <w:t>References projects</w:t>
+            </w:r>
+          </w:p>
+        </w:tc>
+      </w:tr>
+      <w:tr>
+        <w:tc>
+          <w:tcPr>
+            <w:tcW w:w="1320" w:type="dxa"/>
+          </w:tcPr>
+          <w:p>
+            <w:pPr>
+              <w:pStyle w:val="Compact"/>
+            </w:pPr>
+            <w:r>
+              <w:t>freelancer_id</w:t>
+            </w:r>
+          </w:p>
+        </w:tc>
+        <w:tc>
+          <w:tcPr>
+            <w:tcW w:w="1320" w:type="dxa"/>
+          </w:tcPr>
+          <w:p>
+            <w:pPr>
+              <w:pStyle w:val="Compact"/>
+            </w:pPr>
+            <w:r>
+              <w:t>INT</w:t>
+            </w:r>
+          </w:p>
+        </w:tc>
+        <w:tc>
+          <w:tcPr>
+            <w:tcW w:w="1320" w:type="dxa"/>
+          </w:tcPr>
+          <w:p>
+            <w:pPr>
+              <w:pStyle w:val="Compact"/>
+            </w:pPr>
+            <w:r>
+              <w:t>FK</w:t>
+            </w:r>
+          </w:p>
+        </w:tc>
+        <w:tc>
+          <w:tcPr>
+            <w:tcW w:w="1320" w:type="dxa"/>
+          </w:tcPr>
+          <w:p>
+            <w:pPr>
+              <w:pStyle w:val="Compact"/>
+            </w:pPr>
+            <w:r>
+              <w:t>No</w:t>
+            </w:r>
+          </w:p>
+        </w:tc>
+        <w:tc>
+          <w:tcPr>
+            <w:tcW w:w="1320" w:type="dxa"/>
+          </w:tcPr>
+          <w:p>
+            <w:pPr>
+              <w:pStyle w:val="Compact"/>
+            </w:pPr>
+            <w:r>
+              <w:t>None</w:t>
+            </w:r>
+          </w:p>
+        </w:tc>
+        <w:tc>
+          <w:tcPr>
+            <w:tcW w:w="1320" w:type="dxa"/>
+          </w:tcPr>
+          <w:p>
+            <w:pPr>
+              <w:pStyle w:val="Compact"/>
+            </w:pPr>
+            <w:r>
+              <w:t>References freelancer_profiles</w:t>
+            </w:r>
+          </w:p>
+        </w:tc>
+      </w:tr>
+      <w:tr>
+        <w:tc>
+          <w:tcPr>
+            <w:tcW w:w="1320" w:type="dxa"/>
+          </w:tcPr>
+          <w:p>
+            <w:pPr>
+              <w:pStyle w:val="Compact"/>
+            </w:pPr>
+            <w:r>
+              <w:t>cover_letter</w:t>
+            </w:r>
+          </w:p>
+        </w:tc>
+        <w:tc>
+          <w:tcPr>
+            <w:tcW w:w="1320" w:type="dxa"/>
+          </w:tcPr>
+          <w:p>
+            <w:pPr>
+              <w:pStyle w:val="Compact"/>
+            </w:pPr>
+            <w:r>
+              <w:t>TEXT</w:t>
+            </w:r>
+          </w:p>
+        </w:tc>
+        <w:tc>
+          <w:tcPr>
+            <w:tcW w:w="1320" w:type="dxa"/>
+          </w:tcPr>
+          <w:p>
+            <w:pPr>
+              <w:pStyle w:val="Compact"/>
+            </w:pPr>
+            <w:r>
+              <w:t>None</w:t>
+            </w:r>
+          </w:p>
+        </w:tc>
+        <w:tc>
+          <w:tcPr>
+            <w:tcW w:w="1320" w:type="dxa"/>
+          </w:tcPr>
+          <w:p>
+            <w:pPr>
+              <w:pStyle w:val="Compact"/>
+            </w:pPr>
+            <w:r>
+              <w:t>No</w:t>
+            </w:r>
+          </w:p>
+        </w:tc>
+        <w:tc>
+          <w:tcPr>
+            <w:tcW w:w="1320" w:type="dxa"/>
+          </w:tcPr>
+          <w:p>
+            <w:pPr>
+              <w:pStyle w:val="Compact"/>
+            </w:pPr>
+            <w:r>
+              <w:t>None</w:t>
+            </w:r>
+          </w:p>
+        </w:tc>
+        <w:tc>
+          <w:tcPr>
+            <w:tcW w:w="1320" w:type="dxa"/>
+          </w:tcPr>
+          <w:p>
+            <w:pPr>
+              <w:pStyle w:val="Compact"/>
+            </w:pPr>
+            <w:r>
+              <w:t>Proposal description</w:t>
+            </w:r>
+          </w:p>
+        </w:tc>
+      </w:tr>
+      <w:tr>
+        <w:tc>
+          <w:tcPr>
+            <w:tcW w:w="1320" w:type="dxa"/>
+          </w:tcPr>
+          <w:p>
+            <w:pPr>
+              <w:pStyle w:val="Compact"/>
+            </w:pPr>
+            <w:r>
+              <w:t>bid_amount</w:t>
+            </w:r>
+          </w:p>
+        </w:tc>
+        <w:tc>
+          <w:tcPr>
+            <w:tcW w:w="1320" w:type="dxa"/>
+          </w:tcPr>
+          <w:p>
+            <w:pPr>
+              <w:pStyle w:val="Compact"/>
+            </w:pPr>
+            <w:r>
+              <w:t>DECIMAL(15,2)</w:t>
+            </w:r>
+          </w:p>
+        </w:tc>
+        <w:tc>
+          <w:tcPr>
+            <w:tcW w:w="1320" w:type="dxa"/>
+          </w:tcPr>
+          <w:p>
+            <w:pPr>
+              <w:pStyle w:val="Compact"/>
+            </w:pPr>
+            <w:r>
+              <w:t>None</w:t>
+            </w:r>
+          </w:p>
+        </w:tc>
+        <w:tc>
+          <w:tcPr>
+            <w:tcW w:w="1320" w:type="dxa"/>
+          </w:tcPr>
+          <w:p>
+            <w:pPr>
+              <w:pStyle w:val="Compact"/>
+            </w:pPr>
+            <w:r>
+              <w:t>No</w:t>
+            </w:r>
+          </w:p>
+        </w:tc>
+        <w:tc>
+          <w:tcPr>
+            <w:tcW w:w="1320" w:type="dxa"/>
+          </w:tcPr>
+          <w:p>
+            <w:pPr>
+              <w:pStyle w:val="Compact"/>
+            </w:pPr>
+            <w:r>
+              <w:t>None</w:t>
+            </w:r>
+          </w:p>
+        </w:tc>
+        <w:tc>
+          <w:tcPr>
+            <w:tcW w:w="1320" w:type="dxa"/>
+          </w:tcPr>
+          <w:p>
+            <w:pPr>
+              <w:pStyle w:val="Compact"/>
+            </w:pPr>
+            <w:r>
+              <w:t>Must be greater than 0</w:t>
+            </w:r>
+          </w:p>
+        </w:tc>
+      </w:tr>
+      <w:tr>
+        <w:tc>
+          <w:tcPr>
+            <w:tcW w:w="1320" w:type="dxa"/>
+          </w:tcPr>
+          <w:p>
+            <w:pPr>
+              <w:pStyle w:val="Compact"/>
+            </w:pPr>
+            <w:r>
+              <w:t>estimated_days</w:t>
+            </w:r>
+          </w:p>
+        </w:tc>
+        <w:tc>
+          <w:tcPr>
+            <w:tcW w:w="1320" w:type="dxa"/>
+          </w:tcPr>
+          <w:p>
+            <w:pPr>
+              <w:pStyle w:val="Compact"/>
+            </w:pPr>
+            <w:r>
+              <w:t>INT</w:t>
+            </w:r>
+          </w:p>
+        </w:tc>
+        <w:tc>
+          <w:tcPr>
+            <w:tcW w:w="1320" w:type="dxa"/>
+          </w:tcPr>
+          <w:p>
+            <w:pPr>
+              <w:pStyle w:val="Compact"/>
+            </w:pPr>
+            <w:r>
+              <w:t>None</w:t>
+            </w:r>
+          </w:p>
+        </w:tc>
+        <w:tc>
+          <w:tcPr>
+            <w:tcW w:w="1320" w:type="dxa"/>
+          </w:tcPr>
+          <w:p>
+            <w:pPr>
+              <w:pStyle w:val="Compact"/>
+            </w:pPr>
+            <w:r>
+              <w:t>No</w:t>
+            </w:r>
+          </w:p>
+        </w:tc>
+        <w:tc>
+          <w:tcPr>
+            <w:tcW w:w="1320" w:type="dxa"/>
+          </w:tcPr>
+          <w:p>
+            <w:pPr>
+              <w:pStyle w:val="Compact"/>
+            </w:pPr>
+            <w:r>
+              <w:t>None</w:t>
+            </w:r>
+          </w:p>
+        </w:tc>
+        <w:tc>
+          <w:tcPr>
+            <w:tcW w:w="1320" w:type="dxa"/>
+          </w:tcPr>
+          <w:p>
+            <w:pPr>
+              <w:pStyle w:val="Compact"/>
+            </w:pPr>
+            <w:r>
+              <w:t>Must be greater than 0</w:t>
+            </w:r>
+          </w:p>
+        </w:tc>
+      </w:tr>
+      <w:tr>
+        <w:tc>
+          <w:tcPr>
+            <w:tcW w:w="1320" w:type="dxa"/>
+          </w:tcPr>
+          <w:p>
+            <w:pPr>
+              <w:pStyle w:val="Compact"/>
+            </w:pPr>
+            <w:r>
+              <w:lastRenderedPageBreak/>
+              <w:t>proposal_status</w:t>
+            </w:r>
+          </w:p>
+        </w:tc>
+        <w:tc>
+          <w:tcPr>
+            <w:tcW w:w="1320" w:type="dxa"/>
+          </w:tcPr>
+          <w:p>
+            <w:pPr>
+              <w:pStyle w:val="Compact"/>
+            </w:pPr>
+            <w:r>
+              <w:t>VARCHAR(20)</w:t>
+            </w:r>
+          </w:p>
+        </w:tc>
+        <w:tc>
+          <w:tcPr>
+            <w:tcW w:w="1320" w:type="dxa"/>
+          </w:tcPr>
+          <w:p>
+            <w:pPr>
+              <w:pStyle w:val="Compact"/>
+            </w:pPr>
+            <w:r>
+              <w:t>None</w:t>
+            </w:r>
+          </w:p>
+        </w:tc>
+        <w:tc>
+          <w:tcPr>
+            <w:tcW w:w="1320" w:type="dxa"/>
+          </w:tcPr>
+          <w:p>
+            <w:pPr>
+              <w:pStyle w:val="Compact"/>
+            </w:pPr>
+            <w:r>
+              <w:t>No</w:t>
+            </w:r>
+          </w:p>
+        </w:tc>
+        <w:tc>
+          <w:tcPr>
+            <w:tcW w:w="1320" w:type="dxa"/>
+          </w:tcPr>
+          <w:p>
+            <w:pPr>
+              <w:pStyle w:val="Compact"/>
+            </w:pPr>
+            <w:r>
+              <w:t>PENDING</w:t>
+            </w:r>
+          </w:p>
+        </w:tc>
+        <w:tc>
+          <w:tcPr>
+            <w:tcW w:w="1320" w:type="dxa"/>
+          </w:tcPr>
+          <w:p>
+            <w:pPr>
+              <w:pStyle w:val="Compact"/>
+            </w:pPr>
+            <w:r>
+              <w:t>PENDING, ACCEPTED, REJECTED</w:t>
+            </w:r>
+          </w:p>
+        </w:tc>
+      </w:tr>
+      <w:tr>
+        <w:tc>
+          <w:tcPr>
+            <w:tcW w:w="1320" w:type="dxa"/>
+          </w:tcPr>
+          <w:p>
+            <w:pPr>
+              <w:pStyle w:val="Compact"/>
+            </w:pPr>
+            <w:r>
+              <w:t>submitted_at</w:t>
+            </w:r>
+          </w:p>
+        </w:tc>
+        <w:tc>
+          <w:tcPr>
+            <w:tcW w:w="1320" w:type="dxa"/>
+          </w:tcPr>
+          <w:p>
+            <w:pPr>
+              <w:pStyle w:val="Compact"/>
+            </w:pPr>
+            <w:r>
+              <w:t>DATETIME</w:t>
+            </w:r>
+          </w:p>
+        </w:tc>
+        <w:tc>
+          <w:tcPr>
+            <w:tcW w:w="1320" w:type="dxa"/>
+          </w:tcPr>
+          <w:p>
+            <w:pPr>
+              <w:pStyle w:val="Compact"/>
+            </w:pPr>
+            <w:r>
+              <w:t>None</w:t>
+            </w:r>
+          </w:p>
+        </w:tc>
+        <w:tc>
+          <w:tcPr>
+            <w:tcW w:w="1320" w:type="dxa"/>
+          </w:tcPr>
+          <w:p>
+            <w:pPr>
+              <w:pStyle w:val="Compact"/>
+            </w:pPr>
+            <w:r>
+              <w:t>No</w:t>
+            </w:r>
+          </w:p>
+        </w:tc>
+        <w:tc>
+          <w:tcPr>
+            <w:tcW w:w="1320" w:type="dxa"/>
+          </w:tcPr>
+          <w:p>
+            <w:pPr>
+              <w:pStyle w:val="Compact"/>
+            </w:pPr>
+            <w:r>
+              <w:t>CURRENT_TIMESTAMP</w:t>
+            </w:r>
+          </w:p>
+        </w:tc>
+        <w:tc>
+          <w:tcPr>
+            <w:tcW w:w="1320" w:type="dxa"/>
+          </w:tcPr>
+          <w:p>
+            <w:pPr>
+              <w:pStyle w:val="Compact"/>
+            </w:pPr>
+            <w:r>
+              <w:t>Submission time</w:t>
+            </w:r>
+          </w:p>
+        </w:tc>
+      </w:tr>
+    </w:tbl>
+    <w:p>
+      <w:r>
+        <w:pict w14:anchorId="3725476A">
+          <v:rect id="_x0000_i1043" style="width:0;height:1.5pt" o:hralign="center" o:hrstd="t" o:hr="t"/>
+        </w:pict>
+      </w:r>
+    </w:p>
+    <w:p>
+      <w:pPr>
+        <w:pStyle w:val="Heading2"/>
+      </w:pPr>
+      <w:bookmarkStart w:id="49" w:name="contracts"/>
+      <w:bookmarkEnd w:id="48"/>
+      <w:r>
+        <w:t>3.9 Contracts</w:t>
+      </w:r>
+    </w:p>
+    <w:tbl>
+      <w:tblPr>
+        <w:tblStyle w:val="Table"/>
+        <w:tblW w:w="5000" w:type="pct"/>
+        <w:tblLayout w:type="fixed"/>
+        <w:tblLook w:val="0020" w:firstRow="1" w:lastRow="0" w:firstColumn="0" w:lastColumn="0" w:noHBand="0" w:noVBand="0"/>
+      </w:tblPr>
+      <w:tblGrid>
+        <w:gridCol w:w="1560"/>
+        <w:gridCol w:w="1560"/>
+        <w:gridCol w:w="1560"/>
+        <w:gridCol w:w="1560"/>
+        <w:gridCol w:w="1560"/>
+        <w:gridCol w:w="1560"/>
+      </w:tblGrid>
+      <w:tr>
+        <w:trPr>
+          <w:cnfStyle w:val="100000000000" w:firstRow="1" w:lastRow="0" w:firstColumn="0" w:lastColumn="0" w:oddVBand="0" w:evenVBand="0" w:oddHBand="0" w:evenHBand="0" w:firstRowFirstColumn="0" w:firstRowLastColumn="0" w:lastRowFirstColumn="0" w:lastRowLastColumn="0"/>
+          <w:tblHeader/>
+        </w:trPr>
+        <w:tc>
+          <w:tcPr>
+            <w:tcW w:w="1320" w:type="dxa"/>
+          </w:tcPr>
+          <w:p>
+            <w:pPr>
+              <w:pStyle w:val="Compact"/>
+            </w:pPr>
+            <w:r>
+              <w:t>Attribute</w:t>
+            </w:r>
+          </w:p>
+        </w:tc>
+        <w:tc>
+          <w:tcPr>
+            <w:tcW w:w="1320" w:type="dxa"/>
+          </w:tcPr>
+          <w:p>
+            <w:pPr>
+              <w:pStyle w:val="Compact"/>
+            </w:pPr>
+            <w:r>
+              <w:t>Data Type</w:t>
+            </w:r>
+          </w:p>
+        </w:tc>
+        <w:tc>
+          <w:tcPr>
+            <w:tcW w:w="1320" w:type="dxa"/>
+          </w:tcPr>
+          <w:p>
+            <w:pPr>
+              <w:pStyle w:val="Compact"/>
+            </w:pPr>
+            <w:r>
+              <w:t>Key Type</w:t>
+            </w:r>
+          </w:p>
+        </w:tc>
+        <w:tc>
+          <w:tcPr>
+            <w:tcW w:w="1320" w:type="dxa"/>
+          </w:tcPr>
+          <w:p>
+            <w:pPr>
+              <w:pStyle w:val="Compact"/>
+            </w:pPr>
+            <w:r>
+              <w:t>Nullable?</w:t>
+            </w:r>
+          </w:p>
+        </w:tc>
+        <w:tc>
+          <w:tcPr>
+            <w:tcW w:w="1320" w:type="dxa"/>
+          </w:tcPr>
+          <w:p>
+            <w:pPr>
+              <w:pStyle w:val="Compact"/>
+            </w:pPr>
+            <w:r>
+              <w:t>Default Value</w:t>
+            </w:r>
+          </w:p>
+        </w:tc>
+        <w:tc>
+          <w:tcPr>
+            <w:tcW w:w="1320" w:type="dxa"/>
+          </w:tcPr>
+          <w:p>
+            <w:pPr>
+              <w:pStyle w:val="Compact"/>
+            </w:pPr>
+            <w:r>
+              <w:t>Business Rules</w:t>
+            </w:r>
+          </w:p>
+        </w:tc>
+      </w:tr>
+      <w:tr>
+        <w:tc>
+          <w:tcPr>
+            <w:tcW w:w="1320" w:type="dxa"/>
+          </w:tcPr>
+          <w:p>
+            <w:pPr>
+              <w:pStyle w:val="Compact"/>
+            </w:pPr>
+            <w:r>
+              <w:t>contract_id</w:t>
+            </w:r>
+          </w:p>
+        </w:tc>
+        <w:tc>
+          <w:tcPr>
+            <w:tcW w:w="1320" w:type="dxa"/>
+          </w:tcPr>
+          <w:p>
+            <w:pPr>
+              <w:pStyle w:val="Compact"/>
+            </w:pPr>
+            <w:r>
+              <w:t>INT</w:t>
+            </w:r>
+          </w:p>
+        </w:tc>
+        <w:tc>
+          <w:tcPr>
+            <w:tcW w:w="1320" w:type="dxa"/>
+          </w:tcPr>
+          <w:p>
+            <w:pPr>
+              <w:pStyle w:val="Compact"/>
+            </w:pPr>
+            <w:r>
+              <w:t>PK</w:t>
+            </w:r>
+          </w:p>
+        </w:tc>
+        <w:tc>
+          <w:tcPr>
+            <w:tcW w:w="1320" w:type="dxa"/>
+          </w:tcPr>
+          <w:p>
+            <w:pPr>
+              <w:pStyle w:val="Compact"/>
+            </w:pPr>
+            <w:r>
+              <w:t>No</w:t>
+            </w:r>
+          </w:p>
+        </w:tc>
+        <w:tc>
+          <w:tcPr>
+            <w:tcW w:w="1320" w:type="dxa"/>
+          </w:tcPr>
+          <w:p>
+            <w:pPr>
+              <w:pStyle w:val="Compact"/>
+            </w:pPr>
+            <w:r>
+              <w:t>AUTO_INCREMENT</w:t>
+            </w:r>
+          </w:p>
+        </w:tc>
+        <w:tc>
+          <w:tcPr>
+            <w:tcW w:w="1320" w:type="dxa"/>
+          </w:tcPr>
+          <w:p>
+            <w:pPr>
+              <w:pStyle w:val="Compact"/>
+            </w:pPr>
+            <w:r>
+              <w:t>Unique contract identifier</w:t>
+            </w:r>
+          </w:p>
+        </w:tc>
+      </w:tr>
+      <w:tr>
+        <w:tc>
+          <w:tcPr>
+            <w:tcW w:w="1320" w:type="dxa"/>
+          </w:tcPr>
+          <w:p>
+            <w:pPr>
+              <w:pStyle w:val="Compact"/>
+            </w:pPr>
+            <w:r>
+              <w:t>proposal_id</w:t>
+            </w:r>
+          </w:p>
+        </w:tc>
+        <w:tc>
+          <w:tcPr>
+            <w:tcW w:w="1320" w:type="dxa"/>
+          </w:tcPr>
+          <w:p>
+            <w:pPr>
+              <w:pStyle w:val="Compact"/>
+            </w:pPr>
+            <w:r>
+              <w:t>INT</w:t>
+            </w:r>
+          </w:p>
+        </w:tc>
+        <w:tc>
+          <w:tcPr>
+            <w:tcW w:w="1320" w:type="dxa"/>
+          </w:tcPr>
+          <w:p>
+            <w:pPr>
+              <w:pStyle w:val="Compact"/>
+            </w:pPr>
+            <w:r>
+              <w:t>FK, UNIQUE</w:t>
+            </w:r>
+          </w:p>
+        </w:tc>
+        <w:tc>
+          <w:tcPr>
+            <w:tcW w:w="1320" w:type="dxa"/>
+          </w:tcPr>
+          <w:p>
+            <w:pPr>
+              <w:pStyle w:val="Compact"/>
+            </w:pPr>
+            <w:r>
+              <w:t>No</w:t>
+            </w:r>
+          </w:p>
+        </w:tc>
+        <w:tc>
+          <w:tcPr>
+            <w:tcW w:w="1320" w:type="dxa"/>
+          </w:tcPr>
+          <w:p>
+            <w:pPr>
+              <w:pStyle w:val="Compact"/>
+            </w:pPr>
+            <w:r>
+              <w:t>None</w:t>
+            </w:r>
+          </w:p>
+        </w:tc>
+        <w:tc>
+          <w:tcPr>
+            <w:tcW w:w="1320" w:type="dxa"/>
+          </w:tcPr>
+          <w:p>
+            <w:pPr>
+              <w:pStyle w:val="Compact"/>
+            </w:pPr>
+            <w:r>
+              <w:t>One accepted proposal creates at most one contract</w:t>
+            </w:r>
+          </w:p>
+        </w:tc>
+      </w:tr>
+      <w:tr>
+        <w:tc>
+          <w:tcPr>
+            <w:tcW w:w="1320" w:type="dxa"/>
+          </w:tcPr>
+          <w:p>
+            <w:pPr>
+              <w:pStyle w:val="Compact"/>
+            </w:pPr>
+            <w:r>
+              <w:t>agreed_amount</w:t>
+            </w:r>
+          </w:p>
+        </w:tc>
+        <w:tc>
+          <w:tcPr>
+            <w:tcW w:w="1320" w:type="dxa"/>
+          </w:tcPr>
+          <w:p>
+            <w:pPr>
+              <w:pStyle w:val="Compact"/>
+            </w:pPr>
+            <w:r>
+              <w:t>DECIMAL(15,2)</w:t>
+            </w:r>
+          </w:p>
+        </w:tc>
+        <w:tc>
+          <w:tcPr>
+            <w:tcW w:w="1320" w:type="dxa"/>
+          </w:tcPr>
+          <w:p>
+            <w:pPr>
+              <w:pStyle w:val="Compact"/>
+            </w:pPr>
+            <w:r>
+              <w:t>None</w:t>
+            </w:r>
+          </w:p>
+        </w:tc>
+        <w:tc>
+          <w:tcPr>
+            <w:tcW w:w="1320" w:type="dxa"/>
+          </w:tcPr>
+          <w:p>
+            <w:pPr>
+              <w:pStyle w:val="Compact"/>
+            </w:pPr>
+            <w:r>
+              <w:t>No</w:t>
+            </w:r>
+          </w:p>
+        </w:tc>
+        <w:tc>
+          <w:tcPr>
+            <w:tcW w:w="1320" w:type="dxa"/>
+          </w:tcPr>
+          <w:p>
+            <w:pPr>
+              <w:pStyle w:val="Compact"/>
+            </w:pPr>
+            <w:r>
+              <w:t>None</w:t>
+            </w:r>
+          </w:p>
+        </w:tc>
+        <w:tc>
+          <w:tcPr>
+            <w:tcW w:w="1320" w:type="dxa"/>
+          </w:tcPr>
+          <w:p>
+            <w:pPr>
+              <w:pStyle w:val="Compact"/>
+            </w:pPr>
+            <w:r>
+              <w:t>Must be greater than 0</w:t>
+            </w:r>
+          </w:p>
+        </w:tc>
+      </w:tr>
+      <w:tr>
+        <w:tc>
+          <w:tcPr>
+            <w:tcW w:w="1320" w:type="dxa"/>
+          </w:tcPr>
+          <w:p>
+            <w:pPr>
+              <w:pStyle w:val="Compact"/>
+            </w:pPr>
+            <w:r>
+              <w:t>start_date</w:t>
+            </w:r>
+          </w:p>
+        </w:tc>
+        <w:tc>
+          <w:tcPr>
+            <w:tcW w:w="1320" w:type="dxa"/>
+          </w:tcPr>
+          <w:p>
+            <w:pPr>
+              <w:pStyle w:val="Compact"/>
+            </w:pPr>
+            <w:r>
+              <w:t>DATE</w:t>
+            </w:r>
+          </w:p>
+        </w:tc>
+        <w:tc>
+          <w:tcPr>
+            <w:tcW w:w="1320" w:type="dxa"/>
+          </w:tcPr>
+          <w:p>
+            <w:pPr>
+              <w:pStyle w:val="Compact"/>
+            </w:pPr>
+            <w:r>
+              <w:t>None</w:t>
+            </w:r>
+          </w:p>
+        </w:tc>
+        <w:tc>
+          <w:tcPr>
+            <w:tcW w:w="1320" w:type="dxa"/>
+          </w:tcPr>
+          <w:p>
+            <w:pPr>
+              <w:pStyle w:val="Compact"/>
+            </w:pPr>
+            <w:r>
+              <w:t>No</w:t>
+            </w:r>
+          </w:p>
+        </w:tc>
+        <w:tc>
+          <w:tcPr>
+            <w:tcW w:w="1320" w:type="dxa"/>
+          </w:tcPr>
+          <w:p>
+            <w:pPr>
+              <w:pStyle w:val="Compact"/>
+            </w:pPr>
+            <w:r>
+              <w:t>None</w:t>
+            </w:r>
+          </w:p>
+        </w:tc>
+        <w:tc>
+          <w:tcPr>
+            <w:tcW w:w="1320" w:type="dxa"/>
+          </w:tcPr>
+          <w:p>
+            <w:pPr>
+              <w:pStyle w:val="Compact"/>
+            </w:pPr>
+            <w:r>
+              <w:t>Contract start date</w:t>
+            </w:r>
+          </w:p>
+        </w:tc>
+      </w:tr>
+      <w:tr>
+        <w:tc>
+          <w:tcPr>
+            <w:tcW w:w="1320" w:type="dxa"/>
+          </w:tcPr>
+          <w:p>
+            <w:pPr>
+              <w:pStyle w:val="Compact"/>
+            </w:pPr>
+            <w:r>
+              <w:t>end_date</w:t>
+            </w:r>
+          </w:p>
+        </w:tc>
+        <w:tc>
+          <w:tcPr>
+            <w:tcW w:w="1320" w:type="dxa"/>
+          </w:tcPr>
+          <w:p>
+            <w:pPr>
+              <w:pStyle w:val="Compact"/>
+            </w:pPr>
+            <w:r>
+              <w:t>DATE</w:t>
+            </w:r>
+          </w:p>
+        </w:tc>
+        <w:tc>
+          <w:tcPr>
+            <w:tcW w:w="1320" w:type="dxa"/>
+          </w:tcPr>
+          <w:p>
+            <w:pPr>
+              <w:pStyle w:val="Compact"/>
+            </w:pPr>
+            <w:r>
+              <w:t>None</w:t>
+            </w:r>
+          </w:p>
+        </w:tc>
+        <w:tc>
+          <w:tcPr>
+            <w:tcW w:w="1320" w:type="dxa"/>
+          </w:tcPr>
+          <w:p>
+            <w:pPr>
+              <w:pStyle w:val="Compact"/>
+            </w:pPr>
+            <w:r>
+              <w:t>Yes</w:t>
+            </w:r>
+          </w:p>
+        </w:tc>
+        <w:tc>
+          <w:tcPr>
+            <w:tcW w:w="1320" w:type="dxa"/>
+          </w:tcPr>
+          <w:p>
+            <w:pPr>
+              <w:pStyle w:val="Compact"/>
+            </w:pPr>
+            <w:r>
+              <w:t>NULL</w:t>
+            </w:r>
+          </w:p>
+        </w:tc>
+        <w:tc>
+          <w:tcPr>
+            <w:tcW w:w="1320" w:type="dxa"/>
+          </w:tcPr>
+          <w:p>
+            <w:pPr>
+              <w:pStyle w:val="Compact"/>
+            </w:pPr>
+            <w:r>
+              <w:t>Must be after start date</w:t>
+            </w:r>
+          </w:p>
+        </w:tc>
+      </w:tr>
+      <w:tr>
+        <w:tc>
+          <w:tcPr>
+            <w:tcW w:w="1320" w:type="dxa"/>
+          </w:tcPr>
+          <w:p>
+            <w:pPr>
+              <w:pStyle w:val="Compact"/>
+            </w:pPr>
+            <w:r>
+              <w:t>contract_status</w:t>
+            </w:r>
+          </w:p>
+        </w:tc>
+        <w:tc>
+          <w:tcPr>
+            <w:tcW w:w="1320" w:type="dxa"/>
+          </w:tcPr>
+          <w:p>
+            <w:pPr>
+              <w:pStyle w:val="Compact"/>
+            </w:pPr>
+            <w:r>
+              <w:t>VARCHAR(20)</w:t>
+            </w:r>
+          </w:p>
+        </w:tc>
+        <w:tc>
+          <w:tcPr>
+            <w:tcW w:w="1320" w:type="dxa"/>
+          </w:tcPr>
+          <w:p>
+            <w:pPr>
+              <w:pStyle w:val="Compact"/>
+            </w:pPr>
+            <w:r>
+              <w:t>None</w:t>
+            </w:r>
+          </w:p>
+        </w:tc>
+        <w:tc>
+          <w:tcPr>
+            <w:tcW w:w="1320" w:type="dxa"/>
+          </w:tcPr>
+          <w:p>
+            <w:pPr>
+              <w:pStyle w:val="Compact"/>
+            </w:pPr>
+            <w:r>
+              <w:t>No</w:t>
+            </w:r>
+          </w:p>
+        </w:tc>
+        <w:tc>
+          <w:tcPr>
+            <w:tcW w:w="1320" w:type="dxa"/>
+          </w:tcPr>
+          <w:p>
+            <w:pPr>
+              <w:pStyle w:val="Compact"/>
+            </w:pPr>
+            <w:r>
+              <w:t>ACTIVE</w:t>
+            </w:r>
+          </w:p>
+        </w:tc>
+        <w:tc>
+          <w:tcPr>
+            <w:tcW w:w="1320" w:type="dxa"/>
+          </w:tcPr>
+          <w:p>
+            <w:pPr>
+              <w:pStyle w:val="Compact"/>
+            </w:pPr>
+            <w:r>
+              <w:t>ACTIVE, COMPLETED, CANCELLED</w:t>
+            </w:r>
+          </w:p>
+        </w:tc>
+      </w:tr>
+    </w:tbl>
+    <w:p>
+      <w:r>
+        <w:pict w14:anchorId="2C318015">
+          <v:rect id="_x0000_i1044" style="width:0;height:1.5pt" o:hralign="center" o:hrstd="t" o:hr="t"/>
+        </w:pict>
+      </w:r>
+    </w:p>
+    <w:p>
+      <w:pPr>
+        <w:pStyle w:val="Heading2"/>
+      </w:pPr>
+      <w:bookmarkStart w:id="50" w:name="payments"/>
+      <w:bookmarkEnd w:id="49"/>
+      <w:r>
+        <w:lastRenderedPageBreak/>
+        <w:t>3.10 Payments</w:t>
+      </w:r>
+    </w:p>
+    <w:tbl>
+      <w:tblPr>
+        <w:tblStyle w:val="Table"/>
+        <w:tblW w:w="5000" w:type="pct"/>
+        <w:tblLayout w:type="fixed"/>
+        <w:tblLook w:val="0020" w:firstRow="1" w:lastRow="0" w:firstColumn="0" w:lastColumn="0" w:noHBand="0" w:noVBand="0"/>
+      </w:tblPr>
+      <w:tblGrid>
+        <w:gridCol w:w="1560"/>
+        <w:gridCol w:w="1560"/>
+        <w:gridCol w:w="1560"/>
+        <w:gridCol w:w="1560"/>
+        <w:gridCol w:w="1560"/>
+        <w:gridCol w:w="1560"/>
+      </w:tblGrid>
+      <w:tr>
+        <w:trPr>
+          <w:cnfStyle w:val="100000000000" w:firstRow="1" w:lastRow="0" w:firstColumn="0" w:lastColumn="0" w:oddVBand="0" w:evenVBand="0" w:oddHBand="0" w:evenHBand="0" w:firstRowFirstColumn="0" w:firstRowLastColumn="0" w:lastRowFirstColumn="0" w:lastRowLastColumn="0"/>
+          <w:tblHeader/>
+        </w:trPr>
+        <w:tc>
+          <w:tcPr>
+            <w:tcW w:w="1320" w:type="dxa"/>
+          </w:tcPr>
+          <w:p>
+            <w:pPr>
+              <w:pStyle w:val="Compact"/>
+            </w:pPr>
+            <w:r>
+              <w:t>Attribute</w:t>
+            </w:r>
+          </w:p>
+        </w:tc>
+        <w:tc>
+          <w:tcPr>
+            <w:tcW w:w="1320" w:type="dxa"/>
+          </w:tcPr>
+          <w:p>
+            <w:pPr>
+              <w:pStyle w:val="Compact"/>
+            </w:pPr>
+            <w:r>
+              <w:t>Data Type</w:t>
+            </w:r>
+          </w:p>
+        </w:tc>
+        <w:tc>
+          <w:tcPr>
+            <w:tcW w:w="1320" w:type="dxa"/>
+          </w:tcPr>
+          <w:p>
+            <w:pPr>
+              <w:pStyle w:val="Compact"/>
+            </w:pPr>
+            <w:r>
+              <w:t>Key Type</w:t>
+            </w:r>
+          </w:p>
+        </w:tc>
+        <w:tc>
+          <w:tcPr>
+            <w:tcW w:w="1320" w:type="dxa"/>
+          </w:tcPr>
+          <w:p>
+            <w:pPr>
+              <w:pStyle w:val="Compact"/>
+            </w:pPr>
+            <w:r>
+              <w:t>Nullable?</w:t>
+            </w:r>
+          </w:p>
+        </w:tc>
+        <w:tc>
+          <w:tcPr>
+            <w:tcW w:w="1320" w:type="dxa"/>
+          </w:tcPr>
+          <w:p>
+            <w:pPr>
+              <w:pStyle w:val="Compact"/>
+            </w:pPr>
+            <w:r>
+              <w:t>Default Value</w:t>
+            </w:r>
+          </w:p>
+        </w:tc>
+        <w:tc>
+          <w:tcPr>
+            <w:tcW w:w="1320" w:type="dxa"/>
+          </w:tcPr>
+          <w:p>
+            <w:pPr>
+              <w:pStyle w:val="Compact"/>
+            </w:pPr>
+            <w:r>
+              <w:t>Business Rules</w:t>
+            </w:r>
+          </w:p>
+        </w:tc>
+      </w:tr>
+      <w:tr>
+        <w:tc>
+          <w:tcPr>
+            <w:tcW w:w="1320" w:type="dxa"/>
+          </w:tcPr>
+          <w:p>
+            <w:pPr>
+              <w:pStyle w:val="Compact"/>
+            </w:pPr>
+            <w:r>
+              <w:t>payment_id</w:t>
+            </w:r>
+          </w:p>
+        </w:tc>
+        <w:tc>
+          <w:tcPr>
+            <w:tcW w:w="1320" w:type="dxa"/>
+          </w:tcPr>
+          <w:p>
+            <w:pPr>
+              <w:pStyle w:val="Compact"/>
+            </w:pPr>
+            <w:r>
+              <w:t>INT</w:t>
+            </w:r>
+          </w:p>
+        </w:tc>
+        <w:tc>
+          <w:tcPr>
+            <w:tcW w:w="1320" w:type="dxa"/>
+          </w:tcPr>
+          <w:p>
+            <w:pPr>
+              <w:pStyle w:val="Compact"/>
+            </w:pPr>
+            <w:r>
+              <w:t>PK</w:t>
+            </w:r>
+          </w:p>
+        </w:tc>
+        <w:tc>
+          <w:tcPr>
+            <w:tcW w:w="1320" w:type="dxa"/>
+          </w:tcPr>
+          <w:p>
+            <w:pPr>
+              <w:pStyle w:val="Compact"/>
+            </w:pPr>
+            <w:r>
+              <w:t>No</w:t>
+            </w:r>
+          </w:p>
+        </w:tc>
+        <w:tc>
+          <w:tcPr>
+            <w:tcW w:w="1320" w:type="dxa"/>
+          </w:tcPr>
+          <w:p>
+            <w:pPr>
+              <w:pStyle w:val="Compact"/>
+            </w:pPr>
+            <w:r>
+              <w:t>AUTO_INCREMENT</w:t>
+            </w:r>
+          </w:p>
+        </w:tc>
+        <w:tc>
+          <w:tcPr>
+            <w:tcW w:w="1320" w:type="dxa"/>
+          </w:tcPr>
+          <w:p>
+            <w:pPr>
+              <w:pStyle w:val="Compact"/>
+            </w:pPr>
+            <w:r>
+              <w:t>Unique payment identifier</w:t>
+            </w:r>
+          </w:p>
+        </w:tc>
+      </w:tr>
+      <w:tr>
+        <w:tc>
+          <w:tcPr>
+            <w:tcW w:w="1320" w:type="dxa"/>
+          </w:tcPr>
+          <w:p>
+            <w:pPr>
+              <w:pStyle w:val="Compact"/>
+            </w:pPr>
+            <w:r>
+              <w:t>contract_id</w:t>
+            </w:r>
+          </w:p>
+        </w:tc>
+        <w:tc>
+          <w:tcPr>
+            <w:tcW w:w="1320" w:type="dxa"/>
+          </w:tcPr>
+          <w:p>
+            <w:pPr>
+              <w:pStyle w:val="Compact"/>
+            </w:pPr>
+            <w:r>
+              <w:t>INT</w:t>
+            </w:r>
+          </w:p>
+        </w:tc>
+        <w:tc>
+          <w:tcPr>
+            <w:tcW w:w="1320" w:type="dxa"/>
+          </w:tcPr>
+          <w:p>
+            <w:pPr>
+              <w:pStyle w:val="Compact"/>
+            </w:pPr>
+            <w:r>
+              <w:t>FK</w:t>
+            </w:r>
+          </w:p>
+        </w:tc>
+        <w:tc>
+          <w:tcPr>
+            <w:tcW w:w="1320" w:type="dxa"/>
+          </w:tcPr>
+          <w:p>
+            <w:pPr>
+              <w:pStyle w:val="Compact"/>
+            </w:pPr>
+            <w:r>
+              <w:t>No</w:t>
+            </w:r>
+          </w:p>
+        </w:tc>
+        <w:tc>
+          <w:tcPr>
+            <w:tcW w:w="1320" w:type="dxa"/>
+          </w:tcPr>
+          <w:p>
+            <w:pPr>
+              <w:pStyle w:val="Compact"/>
+            </w:pPr>
+            <w:r>
+              <w:t>None</w:t>
+            </w:r>
+          </w:p>
+        </w:tc>
+        <w:tc>
+          <w:tcPr>
+            <w:tcW w:w="1320" w:type="dxa"/>
+          </w:tcPr>
+          <w:p>
+            <w:pPr>
+              <w:pStyle w:val="Compact"/>
+            </w:pPr>
+            <w:r>
+              <w:t>References contracts</w:t>
+            </w:r>
+          </w:p>
+        </w:tc>
+      </w:tr>
+      <w:tr>
+        <w:tc>
+          <w:tcPr>
+            <w:tcW w:w="1320" w:type="dxa"/>
+          </w:tcPr>
+          <w:p>
+            <w:pPr>
+              <w:pStyle w:val="Compact"/>
+            </w:pPr>
+            <w:r>
+              <w:t>amount</w:t>
+            </w:r>
+          </w:p>
+        </w:tc>
+        <w:tc>
+          <w:tcPr>
+            <w:tcW w:w="1320" w:type="dxa"/>
+          </w:tcPr>
+          <w:p>
+            <w:pPr>
+              <w:pStyle w:val="Compact"/>
+            </w:pPr>
+            <w:r>
+              <w:t>DECIMAL(15,2)</w:t>
+            </w:r>
+          </w:p>
+        </w:tc>
+        <w:tc>
+          <w:tcPr>
+            <w:tcW w:w="1320" w:type="dxa"/>
+          </w:tcPr>
+          <w:p>
+            <w:pPr>
+              <w:pStyle w:val="Compact"/>
+            </w:pPr>
+            <w:r>
+              <w:t>None</w:t>
+            </w:r>
+          </w:p>
+        </w:tc>
+        <w:tc>
+          <w:tcPr>
+            <w:tcW w:w="1320" w:type="dxa"/>
+          </w:tcPr>
+          <w:p>
+            <w:pPr>
+              <w:pStyle w:val="Compact"/>
+            </w:pPr>
+            <w:r>
+              <w:t>No</w:t>
+            </w:r>
+          </w:p>
+        </w:tc>
+        <w:tc>
+          <w:tcPr>
+            <w:tcW w:w="1320" w:type="dxa"/>
+          </w:tcPr>
+          <w:p>
+            <w:pPr>
+              <w:pStyle w:val="Compact"/>
+            </w:pPr>
+            <w:r>
+              <w:t>None</w:t>
+            </w:r>
+          </w:p>
+        </w:tc>
+        <w:tc>
+          <w:tcPr>
+            <w:tcW w:w="1320" w:type="dxa"/>
+          </w:tcPr>
+          <w:p>
+            <w:pPr>
+              <w:pStyle w:val="Compact"/>
+            </w:pPr>
+            <w:r>
+              <w:t>Must be greater than 0</w:t>
+            </w:r>
+          </w:p>
+        </w:tc>
+      </w:tr>
+      <w:tr>
+        <w:tc>
+          <w:tcPr>
+            <w:tcW w:w="1320" w:type="dxa"/>
+          </w:tcPr>
+          <w:p>
+            <w:pPr>
+              <w:pStyle w:val="Compact"/>
+            </w:pPr>
+            <w:r>
+              <w:t>payment_date</w:t>
+            </w:r>
+          </w:p>
+        </w:tc>
+        <w:tc>
+          <w:tcPr>
+            <w:tcW w:w="1320" w:type="dxa"/>
+          </w:tcPr>
+          <w:p>
+            <w:pPr>
+              <w:pStyle w:val="Compact"/>
+            </w:pPr>
+            <w:r>
+              <w:t>DATETIME</w:t>
+            </w:r>
+          </w:p>
+        </w:tc>
+        <w:tc>
+          <w:tcPr>
+            <w:tcW w:w="1320" w:type="dxa"/>
+          </w:tcPr>
+          <w:p>
+            <w:pPr>
+              <w:pStyle w:val="Compact"/>
+            </w:pPr>
+            <w:r>
+              <w:t>None</w:t>
+            </w:r>
+          </w:p>
+        </w:tc>
+        <w:tc>
+          <w:tcPr>
+            <w:tcW w:w="1320" w:type="dxa"/>
+          </w:tcPr>
+          <w:p>
+            <w:pPr>
+              <w:pStyle w:val="Compact"/>
+            </w:pPr>
+            <w:r>
+              <w:t>No</w:t>
+            </w:r>
+          </w:p>
+        </w:tc>
+        <w:tc>
+          <w:tcPr>
+            <w:tcW w:w="1320" w:type="dxa"/>
+          </w:tcPr>
+          <w:p>
+            <w:pPr>
+              <w:pStyle w:val="Compact"/>
+            </w:pPr>
+            <w:r>
+              <w:t>CURRENT_TIMESTAMP</w:t>
+            </w:r>
+          </w:p>
+        </w:tc>
+        <w:tc>
+          <w:tcPr>
+            <w:tcW w:w="1320" w:type="dxa"/>
+          </w:tcPr>
+          <w:p>
+            <w:pPr>
+              <w:pStyle w:val="Compact"/>
+            </w:pPr>
+            <w:r>
+              <w:t>Payment time</w:t>
+            </w:r>
+          </w:p>
+        </w:tc>
+      </w:tr>
+      <w:tr>
+        <w:tc>
+          <w:tcPr>
+            <w:tcW w:w="1320" w:type="dxa"/>
+          </w:tcPr>
+          <w:p>
+            <w:pPr>
+              <w:pStyle w:val="Compact"/>
+            </w:pPr>
+            <w:r>
+              <w:t>payment_status</w:t>
+            </w:r>
+          </w:p>
+        </w:tc>
+        <w:tc>
+          <w:tcPr>
+            <w:tcW w:w="1320" w:type="dxa"/>
+          </w:tcPr>
+          <w:p>
+            <w:pPr>
+              <w:pStyle w:val="Compact"/>
+            </w:pPr>
+            <w:r>
+              <w:t>VARCHAR(20)</w:t>
+            </w:r>
+          </w:p>
+        </w:tc>
+        <w:tc>
+          <w:tcPr>
+            <w:tcW w:w="1320" w:type="dxa"/>
+          </w:tcPr>
+          <w:p>
+            <w:pPr>
+              <w:pStyle w:val="Compact"/>
+            </w:pPr>
+            <w:r>
+              <w:t>None</w:t>
+            </w:r>
+          </w:p>
+        </w:tc>
+        <w:tc>
+          <w:tcPr>
+            <w:tcW w:w="1320" w:type="dxa"/>
+          </w:tcPr>
+          <w:p>
+            <w:pPr>
+              <w:pStyle w:val="Compact"/>
+            </w:pPr>
+            <w:r>
+              <w:t>No</w:t>
+            </w:r>
+          </w:p>
+        </w:tc>
+        <w:tc>
+          <w:tcPr>
+            <w:tcW w:w="1320" w:type="dxa"/>
+          </w:tcPr>
+          <w:p>
+            <w:pPr>
+              <w:pStyle w:val="Compact"/>
+            </w:pPr>
+            <w:r>
+              <w:t>PENDING</w:t>
+            </w:r>
+          </w:p>
+        </w:tc>
+        <w:tc>
+          <w:tcPr>
+            <w:tcW w:w="1320" w:type="dxa"/>
+          </w:tcPr>
+          <w:p>
+            <w:pPr>
+              <w:pStyle w:val="Compact"/>
+            </w:pPr>
+            <w:r>
+              <w:t>PENDING, PAID, FAILED</w:t>
+            </w:r>
+          </w:p>
+        </w:tc>
+      </w:tr>
+      <w:tr>
+        <w:tc>
+          <w:tcPr>
+            <w:tcW w:w="1320" w:type="dxa"/>
+          </w:tcPr>
+          <w:p>
+            <w:pPr>
+              <w:pStyle w:val="Compact"/>
+            </w:pPr>
+            <w:r>
+              <w:t>payment_method</w:t>
+            </w:r>
+          </w:p>
+        </w:tc>
+        <w:tc>
+          <w:tcPr>
+            <w:tcW w:w="1320" w:type="dxa"/>
+          </w:tcPr>
+          <w:p>
+            <w:pPr>
+              <w:pStyle w:val="Compact"/>
+            </w:pPr>
+            <w:r>
+              <w:t>VARCHAR(50)</w:t>
+            </w:r>
+          </w:p>
+        </w:tc>
+        <w:tc>
+          <w:tcPr>
+            <w:tcW w:w="1320" w:type="dxa"/>
+          </w:tcPr>
+          <w:p>
+            <w:pPr>
+              <w:pStyle w:val="Compact"/>
+            </w:pPr>
+            <w:r>
+              <w:t>None</w:t>
+            </w:r>
+          </w:p>
+        </w:tc>
+        <w:tc>
+          <w:tcPr>
+            <w:tcW w:w="1320" w:type="dxa"/>
+          </w:tcPr>
+          <w:p>
+            <w:pPr>
+              <w:pStyle w:val="Compact"/>
+            </w:pPr>
+            <w:r>
+              <w:t>Yes</w:t>
+            </w:r>
+          </w:p>
+        </w:tc>
+        <w:tc>
+          <w:tcPr>
+            <w:tcW w:w="1320" w:type="dxa"/>
+          </w:tcPr>
+          <w:p>
+            <w:pPr>
+              <w:pStyle w:val="Compact"/>
+            </w:pPr>
+            <w:r>
+              <w:t>NULL</w:t>
+            </w:r>
+          </w:p>
+        </w:tc>
+        <w:tc>
+          <w:tcPr>
+            <w:tcW w:w="1320" w:type="dxa"/>
+          </w:tcPr>
+          <w:p>
+            <w:pPr>
+              <w:pStyle w:val="Compact"/>
+            </w:pPr>
+            <w:r>
+              <w:t>Example: BANK_TRANSFER</w:t>
+            </w:r>
+          </w:p>
+        </w:tc>
+      </w:tr>
+    </w:tbl>
+    <w:p>
+      <w:r>
+        <w:pict w14:anchorId="020B5F8D">
+          <v:rect id="_x0000_i1045" style="width:0;height:1.5pt" o:hralign="center" o:hrstd="t" o:hr="t"/>
+        </w:pict>
+      </w:r>
+    </w:p>
+    <w:p>
+      <w:pPr>
+        <w:pStyle w:val="Heading2"/>
+      </w:pPr>
+      <w:bookmarkStart w:id="51" w:name="reviews"/>
+      <w:bookmarkEnd w:id="50"/>
+      <w:r>
+        <w:t>3.11 Reviews</w:t>
+      </w:r>
+    </w:p>
+    <w:tbl>
+      <w:tblPr>
+        <w:tblStyle w:val="Table"/>
+        <w:tblW w:w="5000" w:type="pct"/>
+        <w:tblLayout w:type="fixed"/>
+        <w:tblLook w:val="0020" w:firstRow="1" w:lastRow="0" w:firstColumn="0" w:lastColumn="0" w:noHBand="0" w:noVBand="0"/>
+      </w:tblPr>
+      <w:tblGrid>
+        <w:gridCol w:w="1560"/>
+        <w:gridCol w:w="1560"/>
+        <w:gridCol w:w="1560"/>
+        <w:gridCol w:w="1560"/>
+        <w:gridCol w:w="1560"/>
+        <w:gridCol w:w="1560"/>
+      </w:tblGrid>
+      <w:tr>
+        <w:trPr>
+          <w:cnfStyle w:val="100000000000" w:firstRow="1" w:lastRow="0" w:firstColumn="0" w:lastColumn="0" w:oddVBand="0" w:evenVBand="0" w:oddHBand="0" w:evenHBand="0" w:firstRowFirstColumn="0" w:firstRowLastColumn="0" w:lastRowFirstColumn="0" w:lastRowLastColumn="0"/>
+          <w:tblHeader/>
+        </w:trPr>
+        <w:tc>
+          <w:tcPr>
+            <w:tcW w:w="1320" w:type="dxa"/>
+          </w:tcPr>
+          <w:p>
+            <w:pPr>
+              <w:pStyle w:val="Compact"/>
+            </w:pPr>
+            <w:r>
+              <w:t>Attribute</w:t>
+            </w:r>
+          </w:p>
+        </w:tc>
+        <w:tc>
+          <w:tcPr>
+            <w:tcW w:w="1320" w:type="dxa"/>
+          </w:tcPr>
+          <w:p>
+            <w:pPr>
+              <w:pStyle w:val="Compact"/>
+            </w:pPr>
+            <w:r>
+              <w:t>Data Type</w:t>
+            </w:r>
+          </w:p>
+        </w:tc>
+        <w:tc>
+          <w:tcPr>
+            <w:tcW w:w="1320" w:type="dxa"/>
+          </w:tcPr>
+          <w:p>
+            <w:pPr>
+              <w:pStyle w:val="Compact"/>
+            </w:pPr>
+            <w:r>
+              <w:t>Key Type</w:t>
+            </w:r>
+          </w:p>
+        </w:tc>
+        <w:tc>
+          <w:tcPr>
+            <w:tcW w:w="1320" w:type="dxa"/>
+          </w:tcPr>
+          <w:p>
+            <w:pPr>
+              <w:pStyle w:val="Compact"/>
+            </w:pPr>
+            <w:r>
+              <w:t>Nullable?</w:t>
+            </w:r>
+          </w:p>
+        </w:tc>
+        <w:tc>
+          <w:tcPr>
+            <w:tcW w:w="1320" w:type="dxa"/>
+          </w:tcPr>
+          <w:p>
+            <w:pPr>
+              <w:pStyle w:val="Compact"/>
+            </w:pPr>
+            <w:r>
+              <w:t>Default Value</w:t>
+            </w:r>
+          </w:p>
+        </w:tc>
+        <w:tc>
+          <w:tcPr>
+            <w:tcW w:w="1320" w:type="dxa"/>
+          </w:tcPr>
+          <w:p>
+            <w:pPr>
+              <w:pStyle w:val="Compact"/>
+            </w:pPr>
+            <w:r>
+              <w:t>Business Rules</w:t>
+            </w:r>
+          </w:p>
+        </w:tc>
+      </w:tr>
+      <w:tr>
+        <w:tc>
+          <w:tcPr>
+            <w:tcW w:w="1320" w:type="dxa"/>
+          </w:tcPr>
+          <w:p>
+            <w:pPr>
+              <w:pStyle w:val="Compact"/>
+            </w:pPr>
+            <w:r>
+              <w:t>review_id</w:t>
+            </w:r>
+          </w:p>
+        </w:tc>
+        <w:tc>
+          <w:tcPr>
+            <w:tcW w:w="1320" w:type="dxa"/>
+          </w:tcPr>
+          <w:p>
+            <w:pPr>
+              <w:pStyle w:val="Compact"/>
+            </w:pPr>
+            <w:r>
+              <w:t>INT</w:t>
+            </w:r>
+          </w:p>
+        </w:tc>
+        <w:tc>
+          <w:tcPr>
+            <w:tcW w:w="1320" w:type="dxa"/>
+          </w:tcPr>
+          <w:p>
+            <w:pPr>
+              <w:pStyle w:val="Compact"/>
+            </w:pPr>
+            <w:r>
+              <w:t>PK</w:t>
+            </w:r>
+          </w:p>
+        </w:tc>
+        <w:tc>
+          <w:tcPr>
+            <w:tcW w:w="1320" w:type="dxa"/>
+          </w:tcPr>
+          <w:p>
+            <w:pPr>
+              <w:pStyle w:val="Compact"/>
+            </w:pPr>
+            <w:r>
+              <w:t>No</w:t>
+            </w:r>
+          </w:p>
+        </w:tc>
+        <w:tc>
+          <w:tcPr>
+            <w:tcW w:w="1320" w:type="dxa"/>
+          </w:tcPr>
+          <w:p>
+            <w:pPr>
+              <w:pStyle w:val="Compact"/>
+            </w:pPr>
+            <w:r>
+              <w:t>AUTO_INCREMENT</w:t>
+            </w:r>
+          </w:p>
+        </w:tc>
+        <w:tc>
+          <w:tcPr>
+            <w:tcW w:w="1320" w:type="dxa"/>
+          </w:tcPr>
+          <w:p>
+            <w:pPr>
+              <w:pStyle w:val="Compact"/>
+            </w:pPr>
+            <w:r>
+              <w:t>Unique review identifier</w:t>
+            </w:r>
+          </w:p>
+        </w:tc>
+      </w:tr>
+      <w:tr>
+        <w:tc>
+          <w:tcPr>
+            <w:tcW w:w="1320" w:type="dxa"/>
+          </w:tcPr>
+          <w:p>
+            <w:pPr>
+              <w:pStyle w:val="Compact"/>
+            </w:pPr>
+            <w:r>
+              <w:t>contract_id</w:t>
+            </w:r>
+          </w:p>
+        </w:tc>
+        <w:tc>
+          <w:tcPr>
+            <w:tcW w:w="1320" w:type="dxa"/>
+          </w:tcPr>
+          <w:p>
+            <w:pPr>
+              <w:pStyle w:val="Compact"/>
+            </w:pPr>
+            <w:r>
+              <w:t>INT</w:t>
+            </w:r>
+          </w:p>
+        </w:tc>
+        <w:tc>
+          <w:tcPr>
+            <w:tcW w:w="1320" w:type="dxa"/>
+          </w:tcPr>
+          <w:p>
+            <w:pPr>
+              <w:pStyle w:val="Compact"/>
+            </w:pPr>
+            <w:r>
+              <w:t>FK</w:t>
+            </w:r>
+          </w:p>
+        </w:tc>
+        <w:tc>
+          <w:tcPr>
+            <w:tcW w:w="1320" w:type="dxa"/>
+          </w:tcPr>
+          <w:p>
+            <w:pPr>
+              <w:pStyle w:val="Compact"/>
+            </w:pPr>
+            <w:r>
+              <w:t>No</w:t>
+            </w:r>
+          </w:p>
+        </w:tc>
+        <w:tc>
+          <w:tcPr>
+            <w:tcW w:w="1320" w:type="dxa"/>
+          </w:tcPr>
+          <w:p>
+            <w:pPr>
+              <w:pStyle w:val="Compact"/>
+            </w:pPr>
+            <w:r>
+              <w:t>None</w:t>
+            </w:r>
+          </w:p>
+        </w:tc>
+        <w:tc>
+          <w:tcPr>
+            <w:tcW w:w="1320" w:type="dxa"/>
+          </w:tcPr>
+          <w:p>
+            <w:pPr>
+              <w:pStyle w:val="Compact"/>
+            </w:pPr>
+            <w:r>
+              <w:t>References contracts</w:t>
+            </w:r>
+          </w:p>
+        </w:tc>
+      </w:tr>
+      <w:tr>
+        <w:tc>
+          <w:tcPr>
+            <w:tcW w:w="1320" w:type="dxa"/>
+          </w:tcPr>
+          <w:p>
+            <w:pPr>
+              <w:pStyle w:val="Compact"/>
+            </w:pPr>
+            <w:r>
+              <w:t>reviewer_id</w:t>
+            </w:r>
+          </w:p>
+        </w:tc>
+        <w:tc>
+          <w:tcPr>
+            <w:tcW w:w="1320" w:type="dxa"/>
+          </w:tcPr>
+          <w:p>
+            <w:pPr>
+              <w:pStyle w:val="Compact"/>
+            </w:pPr>
+            <w:r>
+              <w:t>INT</w:t>
+            </w:r>
+          </w:p>
+        </w:tc>
+        <w:tc>
+          <w:tcPr>
+            <w:tcW w:w="1320" w:type="dxa"/>
+          </w:tcPr>
+          <w:p>
+            <w:pPr>
+              <w:pStyle w:val="Compact"/>
+            </w:pPr>
+            <w:r>
+              <w:t>FK</w:t>
+            </w:r>
+          </w:p>
+        </w:tc>
+        <w:tc>
+          <w:tcPr>
+            <w:tcW w:w="1320" w:type="dxa"/>
+          </w:tcPr>
+          <w:p>
+            <w:pPr>
+              <w:pStyle w:val="Compact"/>
+            </w:pPr>
+            <w:r>
+              <w:t>No</w:t>
+            </w:r>
+          </w:p>
+        </w:tc>
+        <w:tc>
+          <w:tcPr>
+            <w:tcW w:w="1320" w:type="dxa"/>
+          </w:tcPr>
+          <w:p>
+            <w:pPr>
+              <w:pStyle w:val="Compact"/>
+            </w:pPr>
+            <w:r>
+              <w:t>None</w:t>
+            </w:r>
+          </w:p>
+        </w:tc>
+        <w:tc>
+          <w:tcPr>
+            <w:tcW w:w="1320" w:type="dxa"/>
+          </w:tcPr>
+          <w:p>
+            <w:pPr>
+              <w:pStyle w:val="Compact"/>
+            </w:pPr>
+            <w:r>
+              <w:t>References users</w:t>
+            </w:r>
+          </w:p>
+        </w:tc>
+      </w:tr>
+      <w:tr>
+        <w:tc>
+          <w:tcPr>
+            <w:tcW w:w="1320" w:type="dxa"/>
+          </w:tcPr>
+          <w:p>
+            <w:pPr>
+              <w:pStyle w:val="Compact"/>
+            </w:pPr>
+            <w:r>
+              <w:t>reviewee_id</w:t>
+            </w:r>
+          </w:p>
+        </w:tc>
+        <w:tc>
+          <w:tcPr>
+            <w:tcW w:w="1320" w:type="dxa"/>
+          </w:tcPr>
+          <w:p>
+            <w:pPr>
+              <w:pStyle w:val="Compact"/>
+            </w:pPr>
+            <w:r>
+              <w:t>INT</w:t>
+            </w:r>
+          </w:p>
+        </w:tc>
+        <w:tc>
+          <w:tcPr>
+            <w:tcW w:w="1320" w:type="dxa"/>
+          </w:tcPr>
+          <w:p>
+            <w:pPr>
+              <w:pStyle w:val="Compact"/>
+            </w:pPr>
+            <w:r>
+              <w:t>FK</w:t>
+            </w:r>
+          </w:p>
+        </w:tc>
+        <w:tc>
+          <w:tcPr>
+            <w:tcW w:w="1320" w:type="dxa"/>
+          </w:tcPr>
+          <w:p>
+            <w:pPr>
+              <w:pStyle w:val="Compact"/>
+            </w:pPr>
+            <w:r>
+              <w:t>No</w:t>
+            </w:r>
+          </w:p>
+        </w:tc>
+        <w:tc>
+          <w:tcPr>
+            <w:tcW w:w="1320" w:type="dxa"/>
+          </w:tcPr>
+          <w:p>
+            <w:pPr>
+              <w:pStyle w:val="Compact"/>
+            </w:pPr>
+            <w:r>
+              <w:t>None</w:t>
+            </w:r>
+          </w:p>
+        </w:tc>
+        <w:tc>
+          <w:tcPr>
+            <w:tcW w:w="1320" w:type="dxa"/>
+          </w:tcPr>
+          <w:p>
+            <w:pPr>
+              <w:pStyle w:val="Compact"/>
+            </w:pPr>
+            <w:r>
+              <w:t>References users</w:t>
+            </w:r>
+          </w:p>
+        </w:tc>
+      </w:tr>
+      <w:tr>
+        <w:tc>
+          <w:tcPr>
+            <w:tcW w:w="1320" w:type="dxa"/>
+          </w:tcPr>
+          <w:p>
+            <w:pPr>
+              <w:pStyle w:val="Compact"/>
+            </w:pPr>
+            <w:r>
+              <w:t>rating</w:t>
+            </w:r>
+          </w:p>
+        </w:tc>
+        <w:tc>
+          <w:tcPr>
+            <w:tcW w:w="1320" w:type="dxa"/>
+          </w:tcPr>
+          <w:p>
+            <w:pPr>
+              <w:pStyle w:val="Compact"/>
+            </w:pPr>
+            <w:r>
+              <w:t>INT</w:t>
+            </w:r>
+          </w:p>
+        </w:tc>
+        <w:tc>
+          <w:tcPr>
+            <w:tcW w:w="1320" w:type="dxa"/>
+          </w:tcPr>
+          <w:p>
+            <w:pPr>
+              <w:pStyle w:val="Compact"/>
+            </w:pPr>
+            <w:r>
+              <w:t>None</w:t>
+            </w:r>
+          </w:p>
+        </w:tc>
+        <w:tc>
+          <w:tcPr>
+            <w:tcW w:w="1320" w:type="dxa"/>
+          </w:tcPr>
+          <w:p>
+            <w:pPr>
+              <w:pStyle w:val="Compact"/>
+            </w:pPr>
+            <w:r>
+              <w:t>No</w:t>
+            </w:r>
+          </w:p>
+        </w:tc>
+        <w:tc>
+          <w:tcPr>
+            <w:tcW w:w="1320" w:type="dxa"/>
+          </w:tcPr>
+          <w:p>
+            <w:pPr>
+              <w:pStyle w:val="Compact"/>
+            </w:pPr>
+            <w:r>
+              <w:t>None</w:t>
+            </w:r>
+          </w:p>
+        </w:tc>
+        <w:tc>
+          <w:tcPr>
+            <w:tcW w:w="1320" w:type="dxa"/>
+          </w:tcPr>
+          <w:p>
+            <w:pPr>
+              <w:pStyle w:val="Compact"/>
+            </w:pPr>
+            <w:r>
+              <w:t>Rating must be between 1 and 5</w:t>
+            </w:r>
+          </w:p>
+        </w:tc>
+      </w:tr>
+      <w:tr>
+        <w:tc>
+          <w:tcPr>
+            <w:tcW w:w="1320" w:type="dxa"/>
+          </w:tcPr>
+          <w:p>
+            <w:pPr>
+              <w:pStyle w:val="Compact"/>
+            </w:pPr>
+            <w:r>
+              <w:t>comment</w:t>
+            </w:r>
+          </w:p>
+        </w:tc>
+        <w:tc>
+          <w:tcPr>
+            <w:tcW w:w="1320" w:type="dxa"/>
+          </w:tcPr>
+          <w:p>
+            <w:pPr>
+              <w:pStyle w:val="Compact"/>
+            </w:pPr>
+            <w:r>
+              <w:t>TEXT</w:t>
+            </w:r>
+          </w:p>
+        </w:tc>
+        <w:tc>
+          <w:tcPr>
+            <w:tcW w:w="1320" w:type="dxa"/>
+          </w:tcPr>
+          <w:p>
+            <w:pPr>
+              <w:pStyle w:val="Compact"/>
+            </w:pPr>
+            <w:r>
+              <w:t>None</w:t>
+            </w:r>
+          </w:p>
+        </w:tc>
+        <w:tc>
+          <w:tcPr>
+            <w:tcW w:w="1320" w:type="dxa"/>
+          </w:tcPr>
+          <w:p>
+            <w:pPr>
+              <w:pStyle w:val="Compact"/>
+            </w:pPr>
+            <w:r>
+              <w:t>Yes</w:t>
+            </w:r>
+          </w:p>
+        </w:tc>
+        <w:tc>
+          <w:tcPr>
+            <w:tcW w:w="1320" w:type="dxa"/>
+          </w:tcPr>
+          <w:p>
+            <w:pPr>
+              <w:pStyle w:val="Compact"/>
+            </w:pPr>
+            <w:r>
+              <w:t>NULL</w:t>
+            </w:r>
+          </w:p>
+        </w:tc>
+        <w:tc>
+          <w:tcPr>
+            <w:tcW w:w="1320" w:type="dxa"/>
+          </w:tcPr>
+          <w:p>
+            <w:pPr>
+              <w:pStyle w:val="Compact"/>
+            </w:pPr>
+            <w:r>
+              <w:t>Optional review comment</w:t>
+            </w:r>
+          </w:p>
+        </w:tc>
+      </w:tr>
+      <w:tr>
+        <w:tc>
+          <w:tcPr>
+            <w:tcW w:w="1320" w:type="dxa"/>
+          </w:tcPr>
+          <w:p>
+            <w:pPr>
+              <w:pStyle w:val="Compact"/>
+            </w:pPr>
+            <w:r>
+              <w:lastRenderedPageBreak/>
+              <w:t>created_at</w:t>
+            </w:r>
+          </w:p>
+        </w:tc>
+        <w:tc>
+          <w:tcPr>
+            <w:tcW w:w="1320" w:type="dxa"/>
+          </w:tcPr>
+          <w:p>
+            <w:pPr>
+              <w:pStyle w:val="Compact"/>
+            </w:pPr>
+            <w:r>
+              <w:t>DATETIME</w:t>
+            </w:r>
+          </w:p>
+        </w:tc>
+        <w:tc>
+          <w:tcPr>
+            <w:tcW w:w="1320" w:type="dxa"/>
+          </w:tcPr>
+          <w:p>
+            <w:pPr>
+              <w:pStyle w:val="Compact"/>
+            </w:pPr>
+            <w:r>
+              <w:t>None</w:t>
+            </w:r>
+          </w:p>
+        </w:tc>
+        <w:tc>
+          <w:tcPr>
+            <w:tcW w:w="1320" w:type="dxa"/>
+          </w:tcPr>
+          <w:p>
+            <w:pPr>
+              <w:pStyle w:val="Compact"/>
+            </w:pPr>
+            <w:r>
+              <w:t>No</w:t>
+            </w:r>
+          </w:p>
+        </w:tc>
+        <w:tc>
+          <w:tcPr>
+            <w:tcW w:w="1320" w:type="dxa"/>
+          </w:tcPr>
+          <w:p>
+            <w:pPr>
+              <w:pStyle w:val="Compact"/>
+            </w:pPr>
+            <w:r>
+              <w:t>CURRENT_TIMESTAMP</w:t>
+            </w:r>
+          </w:p>
+        </w:tc>
+        <w:tc>
+          <w:tcPr>
+            <w:tcW w:w="1320" w:type="dxa"/>
+          </w:tcPr>
+          <w:p>
+            <w:pPr>
+              <w:pStyle w:val="Compact"/>
+            </w:pPr>
+            <w:r>
+              <w:t>Review creation time</w:t>
+            </w:r>
+          </w:p>
+        </w:tc>
+      </w:tr>
+    </w:tbl>
+    <w:p>
+      <w:r>
+        <w:pict w14:anchorId="095D675D">
+          <v:rect id="_x0000_i1046" style="width:0;height:1.5pt" o:hralign="center" o:hrstd="t" o:hr="t"/>
+        </w:pict>
+      </w:r>
+      <w:bookmarkEnd w:id="40"/>
+      <w:bookmarkEnd w:id="51"/>
     </w:p>
     <w:sectPr>
       <w:footnotePr>
@@ -1342,7 +9462,7 @@
   <w:abstractNum w:abstractNumId="0" w15:restartNumberingAfterBreak="0">
     <w:nsid w:val="0000A990"/>
     <w:multiLevelType w:val="multilevel"/>
-    <w:tmpl w:val="1D8E1F2A"/>
+    <w:tmpl w:val="B60EAE8E"/>
     <w:lvl w:ilvl="0">
       <w:numFmt w:val="bullet"/>
       <w:lvlText w:val=" "/>
@@ -1419,7 +9539,7 @@
   <w:abstractNum w:abstractNumId="1" w15:restartNumberingAfterBreak="0">
     <w:nsid w:val="0000A991"/>
     <w:multiLevelType w:val="multilevel"/>
-    <w:tmpl w:val="3468FCE2"/>
+    <w:tmpl w:val="D61A2230"/>
     <w:lvl w:ilvl="0">
       <w:numFmt w:val="bullet"/>
       <w:lvlText w:val=""/>
@@ -1523,7 +9643,7 @@
   <w:abstractNum w:abstractNumId="2" w15:restartNumberingAfterBreak="0">
     <w:nsid w:val="00A99411"/>
     <w:multiLevelType w:val="multilevel"/>
-    <w:tmpl w:val="AFD650C8"/>
+    <w:tmpl w:val="F2B0FEAC"/>
     <w:lvl w:ilvl="0">
       <w:start w:val="1"/>
       <w:numFmt w:val="decimal"/>
@@ -1606,61 +9726,61 @@
       </w:pPr>
     </w:lvl>
   </w:abstractNum>
-  <w:num w:numId="1" w16cid:durableId="1130900033">
+  <w:num w:numId="1" w16cid:durableId="756170130">
     <w:abstractNumId w:val="0"/>
   </w:num>
-  <w:num w:numId="2" w16cid:durableId="1542547417">
+  <w:num w:numId="2" w16cid:durableId="1936548147">
     <w:abstractNumId w:val="1"/>
   </w:num>
-  <w:num w:numId="3" w16cid:durableId="1108698306">
+  <w:num w:numId="3" w16cid:durableId="725026104">
     <w:abstractNumId w:val="1"/>
   </w:num>
-  <w:num w:numId="4" w16cid:durableId="1791320844">
+  <w:num w:numId="4" w16cid:durableId="789400666">
     <w:abstractNumId w:val="1"/>
   </w:num>
-  <w:num w:numId="5" w16cid:durableId="212889897">
+  <w:num w:numId="5" w16cid:durableId="1907495378">
     <w:abstractNumId w:val="1"/>
   </w:num>
-  <w:num w:numId="6" w16cid:durableId="1115564039">
+  <w:num w:numId="6" w16cid:durableId="1705709088">
     <w:abstractNumId w:val="1"/>
   </w:num>
-  <w:num w:numId="7" w16cid:durableId="846869972">
+  <w:num w:numId="7" w16cid:durableId="1054045876">
     <w:abstractNumId w:val="1"/>
   </w:num>
-  <w:num w:numId="8" w16cid:durableId="1352679784">
+  <w:num w:numId="8" w16cid:durableId="1643196403">
     <w:abstractNumId w:val="1"/>
   </w:num>
-  <w:num w:numId="9" w16cid:durableId="1104688085">
+  <w:num w:numId="9" w16cid:durableId="1371151349">
     <w:abstractNumId w:val="1"/>
   </w:num>
-  <w:num w:numId="10" w16cid:durableId="591010654">
+  <w:num w:numId="10" w16cid:durableId="502741526">
     <w:abstractNumId w:val="1"/>
   </w:num>
-  <w:num w:numId="11" w16cid:durableId="1984043159">
+  <w:num w:numId="11" w16cid:durableId="324671274">
     <w:abstractNumId w:val="1"/>
   </w:num>
-  <w:num w:numId="12" w16cid:durableId="2067218426">
+  <w:num w:numId="12" w16cid:durableId="417869917">
     <w:abstractNumId w:val="1"/>
   </w:num>
-  <w:num w:numId="13" w16cid:durableId="1988432431">
+  <w:num w:numId="13" w16cid:durableId="678699530">
     <w:abstractNumId w:val="1"/>
   </w:num>
-  <w:num w:numId="14" w16cid:durableId="706217998">
+  <w:num w:numId="14" w16cid:durableId="789470623">
     <w:abstractNumId w:val="1"/>
   </w:num>
-  <w:num w:numId="15" w16cid:durableId="766005175">
+  <w:num w:numId="15" w16cid:durableId="1640912900">
     <w:abstractNumId w:val="1"/>
   </w:num>
-  <w:num w:numId="16" w16cid:durableId="1913075171">
+  <w:num w:numId="16" w16cid:durableId="347485786">
     <w:abstractNumId w:val="1"/>
   </w:num>
-  <w:num w:numId="17" w16cid:durableId="1114443993">
+  <w:num w:numId="17" w16cid:durableId="21521936">
     <w:abstractNumId w:val="1"/>
   </w:num>
-  <w:num w:numId="18" w16cid:durableId="1216622291">
+  <w:num w:numId="18" w16cid:durableId="564338976">
     <w:abstractNumId w:val="1"/>
   </w:num>
-  <w:num w:numId="19" w16cid:durableId="916206948">
+  <w:num w:numId="19" w16cid:durableId="103888587">
     <w:abstractNumId w:val="2"/>
     <w:lvlOverride w:ilvl="0">
       <w:startOverride w:val="1"/>
@@ -1690,16 +9810,16 @@
       <w:startOverride w:val="1"/>
     </w:lvlOverride>
   </w:num>
-  <w:num w:numId="20" w16cid:durableId="723139420">
+  <w:num w:numId="20" w16cid:durableId="372922309">
     <w:abstractNumId w:val="1"/>
   </w:num>
-  <w:num w:numId="21" w16cid:durableId="28653986">
+  <w:num w:numId="21" w16cid:durableId="788546952">
     <w:abstractNumId w:val="1"/>
   </w:num>
-  <w:num w:numId="22" w16cid:durableId="807161051">
+  <w:num w:numId="22" w16cid:durableId="1340305950">
     <w:abstractNumId w:val="1"/>
   </w:num>
-  <w:num w:numId="23" w16cid:durableId="2061248327">
+  <w:num w:numId="23" w16cid:durableId="575438185">
     <w:abstractNumId w:val="1"/>
   </w:num>
 </w:numbering>
@@ -2172,6 +10292,7 @@
   <w:style w:type="character" w:default="1" w:styleId="DefaultParagraphFont">
     <w:name w:val="Default Paragraph Font"/>
     <w:uiPriority w:val="1"/>
+    <w:semiHidden/>
     <w:unhideWhenUsed/>
   </w:style>
   <w:style w:type="table" w:default="1" w:styleId="TableNormal">
